--- a/Starbucks_Nepal_Blueprint.docx
+++ b/Starbucks_Nepal_Blueprint.docx
@@ -15,7 +15,7 @@
           <w:sz w:val="40"/>
           <w:szCs w:val="40"/>
         </w:rPr>
-        <w:t xml:space="preserve">Blueprint v2: Starbucks Expansion into Nepal</w:t>
+        <w:t xml:space="preserve">Blueprint v3: Starbucks Expansion into Nepal (with tourism perspective)</w:t>
       </w:r>
     </w:p>
     <w:p>
@@ -316,6 +316,98 @@
                 <w:sz w:val="19"/>
                 <w:szCs w:val="19"/>
               </w:rPr>
+              <w:t xml:space="preserve">Demand logic</w:t>
+            </w:r>
+          </w:p>
+        </w:tc>
+        <w:tc>
+          <w:tcPr>
+            <w:tcW w:type="dxa" w:w="3500"/>
+            <w:tcBorders>
+              <w:top w:val="single" w:color="999999" w:sz="4"/>
+              <w:left w:val="single" w:color="999999" w:sz="4"/>
+              <w:bottom w:val="single" w:color="999999" w:sz="4"/>
+              <w:right w:val="single" w:color="999999" w:sz="4"/>
+            </w:tcBorders>
+            <w:tcMar>
+              <w:top w:type="dxa" w:w="60"/>
+              <w:left w:type="dxa" w:w="90"/>
+              <w:bottom w:type="dxa" w:w="60"/>
+              <w:right w:type="dxa" w:w="90"/>
+            </w:tcMar>
+          </w:tcPr>
+          <w:p>
+            <w:r>
+              <w:rPr>
+                <w:rFonts w:ascii="Calibri" w:cs="Calibri" w:eastAsia="Calibri" w:hAnsi="Calibri"/>
+                <w:b w:val="false"/>
+                <w:bCs w:val="false"/>
+                <w:sz w:val="19"/>
+                <w:szCs w:val="19"/>
+              </w:rPr>
+              <w:t xml:space="preserve">Young urban middle class</w:t>
+            </w:r>
+          </w:p>
+        </w:tc>
+        <w:tc>
+          <w:tcPr>
+            <w:tcW w:type="dxa" w:w="4138"/>
+            <w:tcBorders>
+              <w:top w:val="single" w:color="999999" w:sz="4"/>
+              <w:left w:val="single" w:color="999999" w:sz="4"/>
+              <w:bottom w:val="single" w:color="999999" w:sz="4"/>
+              <w:right w:val="single" w:color="999999" w:sz="4"/>
+            </w:tcBorders>
+            <w:tcMar>
+              <w:top w:type="dxa" w:w="60"/>
+              <w:left w:type="dxa" w:w="90"/>
+              <w:bottom w:type="dxa" w:w="60"/>
+              <w:right w:type="dxa" w:w="90"/>
+            </w:tcMar>
+          </w:tcPr>
+          <w:p>
+            <w:r>
+              <w:rPr>
+                <w:rFonts w:ascii="Calibri" w:cs="Calibri" w:eastAsia="Calibri" w:hAnsi="Calibri"/>
+                <w:b w:val="false"/>
+                <w:bCs w:val="false"/>
+                <w:sz w:val="19"/>
+                <w:szCs w:val="19"/>
+              </w:rPr>
+              <w:t xml:space="preserve">Dual demand base: inbound tourists plus remittance-supported urban households; tourism treated as its own perspective (Section 7)</w:t>
+            </w:r>
+          </w:p>
+        </w:tc>
+      </w:tr>
+      <w:tr>
+        <w:trPr>
+          <w:cantSplit/>
+        </w:trPr>
+        <w:tc>
+          <w:tcPr>
+            <w:tcW w:type="dxa" w:w="2000"/>
+            <w:tcBorders>
+              <w:top w:val="single" w:color="999999" w:sz="4"/>
+              <w:left w:val="single" w:color="999999" w:sz="4"/>
+              <w:bottom w:val="single" w:color="999999" w:sz="4"/>
+              <w:right w:val="single" w:color="999999" w:sz="4"/>
+            </w:tcBorders>
+            <w:tcMar>
+              <w:top w:type="dxa" w:w="60"/>
+              <w:left w:type="dxa" w:w="90"/>
+              <w:bottom w:type="dxa" w:w="60"/>
+              <w:right w:type="dxa" w:w="90"/>
+            </w:tcMar>
+          </w:tcPr>
+          <w:p>
+            <w:r>
+              <w:rPr>
+                <w:rFonts w:ascii="Calibri" w:cs="Calibri" w:eastAsia="Calibri" w:hAnsi="Calibri"/>
+                <w:b w:val="false"/>
+                <w:bCs w:val="false"/>
+                <w:sz w:val="19"/>
+                <w:szCs w:val="19"/>
+              </w:rPr>
               <w:t xml:space="preserve">Thesis type</w:t>
             </w:r>
           </w:p>
@@ -1852,7 +1944,7 @@
           <w:sz w:val="21"/>
           <w:szCs w:val="21"/>
         </w:rPr>
-        <w:t xml:space="preserve">Nepal is a weak volume market but a strong strategic option. Starbucks’ transferable advantages (sourcing standards, brand legitimacy) justify a staged, licence-led entry that begins as a buyer of Nepali coffee before becoming a seller, with explicit stage gates so that commitment grows only as institutional and demand uncertainty resolves.</w:t>
+        <w:t xml:space="preserve">Nepal is a weak volume market but a strong strategic option. Starbucks’ transferable advantages (sourcing standards, brand legitimacy) justify a staged, licence-led entry that begins as a buyer of Nepali coffee before becoming a seller, with explicit stage gates so that commitment grows only as institutional and demand uncertainty resolves. Demand rests on two pillars: inbound tourists (a familiar-brand niche) and remittance-supported urban households (a longer-term base).</w:t>
       </w:r>
     </w:p>
     <w:p>
@@ -2073,7 +2165,7 @@
                 <w:sz w:val="19"/>
                 <w:szCs w:val="19"/>
               </w:rPr>
-              <w:t xml:space="preserve">Income and affordability data (GNI per capita about $1,300; GDP per capita about $1,513); tourist and remittance-fed urban demand; coffee-origin story.</w:t>
+              <w:t xml:space="preserve">Income and affordability data (GNI per capita about $1,300; GDP per capita about $1,513); tourist demand (about 1.16m arrivals; average spend only about $33 a day); remittance-fed urban demand; coffee-origin story.</w:t>
             </w:r>
           </w:p>
         </w:tc>
@@ -2200,6 +2292,98 @@
                 <w:szCs w:val="19"/>
               </w:rPr>
               <w:t xml:space="preserve">C3</w:t>
+            </w:r>
+          </w:p>
+        </w:tc>
+        <w:tc>
+          <w:tcPr>
+            <w:tcW w:type="dxa" w:w="4100"/>
+            <w:tcBorders>
+              <w:top w:val="single" w:color="999999" w:sz="4"/>
+              <w:left w:val="single" w:color="999999" w:sz="4"/>
+              <w:bottom w:val="single" w:color="999999" w:sz="4"/>
+              <w:right w:val="single" w:color="999999" w:sz="4"/>
+            </w:tcBorders>
+            <w:tcMar>
+              <w:top w:type="dxa" w:w="60"/>
+              <w:left w:type="dxa" w:w="90"/>
+              <w:bottom w:type="dxa" w:w="60"/>
+              <w:right w:type="dxa" w:w="90"/>
+            </w:tcMar>
+          </w:tcPr>
+          <w:p>
+            <w:r>
+              <w:rPr>
+                <w:rFonts w:ascii="Calibri" w:cs="Calibri" w:eastAsia="Calibri" w:hAnsi="Calibri"/>
+                <w:b w:val="false"/>
+                <w:bCs w:val="false"/>
+                <w:sz w:val="19"/>
+                <w:szCs w:val="19"/>
+              </w:rPr>
+              <w:t xml:space="preserve">Tourist demand is real but thin and volatile: it supports a small number of destination stores, not a national roll-out.</w:t>
+            </w:r>
+          </w:p>
+        </w:tc>
+        <w:tc>
+          <w:tcPr>
+            <w:tcW w:type="dxa" w:w="4738"/>
+            <w:tcBorders>
+              <w:top w:val="single" w:color="999999" w:sz="4"/>
+              <w:left w:val="single" w:color="999999" w:sz="4"/>
+              <w:bottom w:val="single" w:color="999999" w:sz="4"/>
+              <w:right w:val="single" w:color="999999" w:sz="4"/>
+            </w:tcBorders>
+            <w:tcMar>
+              <w:top w:type="dxa" w:w="60"/>
+              <w:left w:type="dxa" w:w="90"/>
+              <w:bottom w:type="dxa" w:w="60"/>
+              <w:right w:type="dxa" w:w="90"/>
+            </w:tcMar>
+          </w:tcPr>
+          <w:p>
+            <w:r>
+              <w:rPr>
+                <w:rFonts w:ascii="Calibri" w:cs="Calibri" w:eastAsia="Calibri" w:hAnsi="Calibri"/>
+                <w:b w:val="false"/>
+                <w:bCs w:val="false"/>
+                <w:sz w:val="19"/>
+                <w:szCs w:val="19"/>
+              </w:rPr>
+              <w:t xml:space="preserve">Arrivals (1,158,459 in 2025), seasonality (September 2025 down 18.3%), short per-day spend, India-heavy source mix; test of the “familiar brand” assumption with evidence rather than assertion.</w:t>
+            </w:r>
+          </w:p>
+        </w:tc>
+      </w:tr>
+      <w:tr>
+        <w:trPr>
+          <w:cantSplit/>
+        </w:trPr>
+        <w:tc>
+          <w:tcPr>
+            <w:tcW w:type="dxa" w:w="800"/>
+            <w:tcBorders>
+              <w:top w:val="single" w:color="999999" w:sz="4"/>
+              <w:left w:val="single" w:color="999999" w:sz="4"/>
+              <w:bottom w:val="single" w:color="999999" w:sz="4"/>
+              <w:right w:val="single" w:color="999999" w:sz="4"/>
+            </w:tcBorders>
+            <w:tcMar>
+              <w:top w:type="dxa" w:w="60"/>
+              <w:left w:type="dxa" w:w="90"/>
+              <w:bottom w:type="dxa" w:w="60"/>
+              <w:right w:type="dxa" w:w="90"/>
+            </w:tcMar>
+          </w:tcPr>
+          <w:p>
+            <w:r>
+              <w:rPr>
+                <w:rFonts w:ascii="Calibri" w:cs="Calibri" w:eastAsia="Calibri" w:hAnsi="Calibri"/>
+                <w:b w:val="false"/>
+                <w:bCs w:val="false"/>
+                <w:sz w:val="19"/>
+                <w:szCs w:val="19"/>
+              </w:rPr>
+              <w:t xml:space="preserve">C4</w:t>
             </w:r>
           </w:p>
         </w:tc>
@@ -2552,6 +2736,69 @@
                 <w:szCs w:val="19"/>
               </w:rPr>
               <w:t xml:space="preserve">True; hence a short, conditional first phase and quality-audit rights. Licensing is also the only structure that fits a trading-heavy sector under FITTA (verify).</w:t>
+            </w:r>
+          </w:p>
+        </w:tc>
+      </w:tr>
+      <w:tr>
+        <w:trPr>
+          <w:cantSplit/>
+        </w:trPr>
+        <w:tc>
+          <w:tcPr>
+            <w:tcW w:type="dxa" w:w="3700"/>
+            <w:tcBorders>
+              <w:top w:val="single" w:color="999999" w:sz="4"/>
+              <w:left w:val="single" w:color="999999" w:sz="4"/>
+              <w:bottom w:val="single" w:color="999999" w:sz="4"/>
+              <w:right w:val="single" w:color="999999" w:sz="4"/>
+            </w:tcBorders>
+            <w:tcMar>
+              <w:top w:type="dxa" w:w="60"/>
+              <w:left w:type="dxa" w:w="90"/>
+              <w:bottom w:type="dxa" w:w="60"/>
+              <w:right w:type="dxa" w:w="90"/>
+            </w:tcMar>
+          </w:tcPr>
+          <w:p>
+            <w:r>
+              <w:rPr>
+                <w:rFonts w:ascii="Calibri" w:cs="Calibri" w:eastAsia="Calibri" w:hAnsi="Calibri"/>
+                <w:b w:val="false"/>
+                <w:bCs w:val="false"/>
+                <w:sz w:val="19"/>
+                <w:szCs w:val="19"/>
+              </w:rPr>
+              <w:t xml:space="preserve">Tourists want local cafes, not an international chain.</w:t>
+            </w:r>
+          </w:p>
+        </w:tc>
+        <w:tc>
+          <w:tcPr>
+            <w:tcW w:type="dxa" w:w="5938"/>
+            <w:tcBorders>
+              <w:top w:val="single" w:color="999999" w:sz="4"/>
+              <w:left w:val="single" w:color="999999" w:sz="4"/>
+              <w:bottom w:val="single" w:color="999999" w:sz="4"/>
+              <w:right w:val="single" w:color="999999" w:sz="4"/>
+            </w:tcBorders>
+            <w:tcMar>
+              <w:top w:type="dxa" w:w="60"/>
+              <w:left w:type="dxa" w:w="90"/>
+              <w:bottom w:type="dxa" w:w="60"/>
+              <w:right w:type="dxa" w:w="90"/>
+            </w:tcMar>
+          </w:tcPr>
+          <w:p>
+            <w:r>
+              <w:rPr>
+                <w:rFonts w:ascii="Calibri" w:cs="Calibri" w:eastAsia="Calibri" w:hAnsi="Calibri"/>
+                <w:b w:val="false"/>
+                <w:bCs w:val="false"/>
+                <w:sz w:val="19"/>
+                <w:szCs w:val="19"/>
+              </w:rPr>
+              <w:t xml:space="preserve">Fair; the claim is that a segment (first-time and short-stay visitors, long-haul visitors, airport and hotel-linked trade) values familiarity. Test it with segment evidence (Section 7) and keep the pilot to two stores.</w:t>
             </w:r>
           </w:p>
         </w:tc>
@@ -3333,6 +3580,98 @@
                 <w:sz w:val="19"/>
                 <w:szCs w:val="19"/>
               </w:rPr>
+              <w:t xml:space="preserve">Tourism lens: tourist “environmental bubble” (Cohen, 1972) and destination volatility (Butler, 1980)</w:t>
+            </w:r>
+          </w:p>
+        </w:tc>
+        <w:tc>
+          <w:tcPr>
+            <w:tcW w:type="dxa" w:w="3400"/>
+            <w:tcBorders>
+              <w:top w:val="single" w:color="999999" w:sz="4"/>
+              <w:left w:val="single" w:color="999999" w:sz="4"/>
+              <w:bottom w:val="single" w:color="999999" w:sz="4"/>
+              <w:right w:val="single" w:color="999999" w:sz="4"/>
+            </w:tcBorders>
+            <w:tcMar>
+              <w:top w:type="dxa" w:w="60"/>
+              <w:left w:type="dxa" w:w="90"/>
+              <w:bottom w:type="dxa" w:w="60"/>
+              <w:right w:type="dxa" w:w="90"/>
+            </w:tcMar>
+          </w:tcPr>
+          <w:p>
+            <w:r>
+              <w:rPr>
+                <w:rFonts w:ascii="Calibri" w:cs="Calibri" w:eastAsia="Calibri" w:hAnsi="Calibri"/>
+                <w:b w:val="false"/>
+                <w:bCs w:val="false"/>
+                <w:sz w:val="19"/>
+                <w:szCs w:val="19"/>
+              </w:rPr>
+              <w:t xml:space="preserve">Explain why some visitors seek familiar brands, and why tourist demand is cyclical.</w:t>
+            </w:r>
+          </w:p>
+        </w:tc>
+        <w:tc>
+          <w:tcPr>
+            <w:tcW w:type="dxa" w:w="4038"/>
+            <w:tcBorders>
+              <w:top w:val="single" w:color="999999" w:sz="4"/>
+              <w:left w:val="single" w:color="999999" w:sz="4"/>
+              <w:bottom w:val="single" w:color="999999" w:sz="4"/>
+              <w:right w:val="single" w:color="999999" w:sz="4"/>
+            </w:tcBorders>
+            <w:tcMar>
+              <w:top w:type="dxa" w:w="60"/>
+              <w:left w:type="dxa" w:w="90"/>
+              <w:bottom w:type="dxa" w:w="60"/>
+              <w:right w:type="dxa" w:w="90"/>
+            </w:tcMar>
+          </w:tcPr>
+          <w:p>
+            <w:r>
+              <w:rPr>
+                <w:rFonts w:ascii="Calibri" w:cs="Calibri" w:eastAsia="Calibri" w:hAnsi="Calibri"/>
+                <w:b w:val="false"/>
+                <w:bCs w:val="false"/>
+                <w:sz w:val="19"/>
+                <w:szCs w:val="19"/>
+              </w:rPr>
+              <w:t xml:space="preserve">Dated, general theories; tourists are not one segment; budget trekkers may avoid premium chains.</w:t>
+            </w:r>
+          </w:p>
+        </w:tc>
+      </w:tr>
+      <w:tr>
+        <w:trPr>
+          <w:cantSplit/>
+        </w:trPr>
+        <w:tc>
+          <w:tcPr>
+            <w:tcW w:type="dxa" w:w="2200"/>
+            <w:tcBorders>
+              <w:top w:val="single" w:color="999999" w:sz="4"/>
+              <w:left w:val="single" w:color="999999" w:sz="4"/>
+              <w:bottom w:val="single" w:color="999999" w:sz="4"/>
+              <w:right w:val="single" w:color="999999" w:sz="4"/>
+            </w:tcBorders>
+            <w:tcMar>
+              <w:top w:type="dxa" w:w="60"/>
+              <w:left w:type="dxa" w:w="90"/>
+              <w:bottom w:type="dxa" w:w="60"/>
+              <w:right w:type="dxa" w:w="90"/>
+            </w:tcMar>
+          </w:tcPr>
+          <w:p>
+            <w:r>
+              <w:rPr>
+                <w:rFonts w:ascii="Calibri" w:cs="Calibri" w:eastAsia="Calibri" w:hAnsi="Calibri"/>
+                <w:b w:val="false"/>
+                <w:bCs w:val="false"/>
+                <w:sz w:val="19"/>
+                <w:szCs w:val="19"/>
+              </w:rPr>
               <w:t xml:space="preserve">Dynamic capabilities (Teece et al., 1997)</w:t>
             </w:r>
           </w:p>
@@ -3727,7 +4066,7 @@
                 <w:sz w:val="19"/>
                 <w:szCs w:val="19"/>
               </w:rPr>
-              <w:t xml:space="preserve">1a 70 + 1b 160 + 1c 200</w:t>
+              <w:t xml:space="preserve">1a 60 + 1b 150 + 1c 220</w:t>
             </w:r>
           </w:p>
         </w:tc>
@@ -3819,7 +4158,7 @@
                 <w:sz w:val="19"/>
                 <w:szCs w:val="19"/>
               </w:rPr>
-              <w:t xml:space="preserve">2a 110 + 2b 90 + 2c 170 + 2d 60</w:t>
+              <w:t xml:space="preserve">2a 100 + 2b 110 + 2c 160 + 2d 60</w:t>
             </w:r>
           </w:p>
         </w:tc>
@@ -4115,7 +4454,7 @@
           <w:sz w:val="22"/>
           <w:szCs w:val="22"/>
         </w:rPr>
-        <w:t xml:space="preserve">1a. The strategic case: why this move (70 words)</w:t>
+        <w:t xml:space="preserve">1a. The strategic case: why this move (60 words)</w:t>
       </w:r>
     </w:p>
     <w:p>
@@ -4169,7 +4508,7 @@
           <w:sz w:val="21"/>
           <w:szCs w:val="21"/>
         </w:rPr>
-        <w:t xml:space="preserve">Critical move: concede that Nepal’s income level (GNI per capita about $1,300) limits revenue upside, so the benefit is optionality, origin credibility and tourist brand touchpoints, not market share.</w:t>
+        <w:t xml:space="preserve">Critical move: concede that Nepal’s income level (GNI per capita about $1,300) limits revenue upside, so the benefit is optionality, origin credibility and tourist brand touchpoints, not market share. Frame tourism as the first demand pillar, not as proof of market size.</w:t>
       </w:r>
     </w:p>
     <w:p>
@@ -4185,7 +4524,7 @@
           <w:sz w:val="22"/>
           <w:szCs w:val="22"/>
         </w:rPr>
-        <w:t xml:space="preserve">1b. Which advantages travel: RBV tested (160 words)</w:t>
+        <w:t xml:space="preserve">1b. Which advantages travel: RBV tested (150 words)</w:t>
       </w:r>
     </w:p>
     <w:p>
@@ -4273,7 +4612,7 @@
           <w:sz w:val="22"/>
           <w:szCs w:val="22"/>
         </w:rPr>
-        <w:t xml:space="preserve">1c. Why Nepal, and why this route: OLI plus institutions (200 words)</w:t>
+        <w:t xml:space="preserve">1c. Why Nepal, and why this route: OLI plus institutions (220 words)</w:t>
       </w:r>
     </w:p>
     <w:p>
@@ -4291,7 +4630,7 @@
           <w:sz w:val="21"/>
           <w:szCs w:val="21"/>
         </w:rPr>
-        <w:t xml:space="preserve">Location advantage re-read as resource-seeking plus niche market-seeking: Himalayan arabica origin (organic positioning, trademarked “Himalayan Specialty Nepal Coffee”) and about 1.16m tourists in 2025 (India the top source at about 25%).</w:t>
+        <w:t xml:space="preserve">Location advantage re-read as resource-seeking (Himalayan arabica, organic positioning, trademarked “Himalayan Specialty Nepal Coffee”) plus niche market-seeking through tourists: 1,158,459 arrivals in 2025, India the top source at about 25%, an average stay of 16.34 days, and about 5.25m international passengers through Kathmandu airport.</w:t>
       </w:r>
     </w:p>
     <w:p>
@@ -4309,7 +4648,7 @@
           <w:sz w:val="21"/>
           <w:szCs w:val="21"/>
         </w:rPr>
-        <w:t xml:space="preserve">Critical point: tourism is volatile (September 2025 arrivals fell 18.3% during the protests), so location advantages are not stable.</w:t>
+        <w:t xml:space="preserve">Tourism perspective (see Section 7): the tourist is a ready-made customer who already knows the brand, which reduces the liability of foreignness (Zaheer, 1995) and lowers marketing cost. Critical limits: average spend is only about $33 a day (down from $40.84), well below regional levels; arrivals are seasonal and volatile (September 2025 fell 18.3% during the protests); and Indian visitors, the largest group, already have access to Starbucks at home (verify).</w:t>
       </w:r>
     </w:p>
     <w:p>
@@ -4396,7 +4735,7 @@
           <w:sz w:val="22"/>
           <w:szCs w:val="22"/>
         </w:rPr>
-        <w:t xml:space="preserve">2a. Administrative distance: politics, law and governance (110 words)</w:t>
+        <w:t xml:space="preserve">2a. Administrative distance: politics, law and governance (100 words)</w:t>
       </w:r>
     </w:p>
     <w:p>
@@ -4484,7 +4823,7 @@
           <w:sz w:val="22"/>
           <w:szCs w:val="22"/>
         </w:rPr>
-        <w:t xml:space="preserve">2b. Economic and geographic distance (90 words)</w:t>
+        <w:t xml:space="preserve">2b. Economic and geographic distance (110 words)</w:t>
       </w:r>
     </w:p>
     <w:p>
@@ -4556,7 +4895,25 @@
           <w:sz w:val="21"/>
           <w:szCs w:val="21"/>
         </w:rPr>
-        <w:t xml:space="preserve">Geography: landlocked, with trade logistics tied to India (verify the exchange-rate peg and trade-share figures before citing).</w:t>
+        <w:t xml:space="preserve">Tourism as an economic exposure: foreign tourists spend about $33 a day, and foreign-exchange earnings from tourism rose 4.8% in 2025; protest-related shocks and global shocks hit this stream quickly. Tourism and remittances together make demand externally driven.</w:t>
+      </w:r>
+    </w:p>
+    <w:p>
+      <w:pPr>
+        <w:pStyle w:val="ListParagraph"/>
+        <w:numPr>
+          <w:ilvl w:val="0"/>
+          <w:numId w:val="2"/>
+        </w:numPr>
+        <w:spacing w:after="60"/>
+      </w:pPr>
+      <w:r>
+        <w:rPr>
+          <w:rFonts w:ascii="Calibri" w:cs="Calibri" w:eastAsia="Calibri" w:hAnsi="Calibri"/>
+          <w:sz w:val="21"/>
+          <w:szCs w:val="21"/>
+        </w:rPr>
+        <w:t xml:space="preserve">Geography: landlocked, with trade logistics tied to India (verify the exchange-rate peg and trade-share figures before citing). Tourist flows concentrate on Kathmandu, Pokhara, trekking corridors and Lumbini, which defines where a store can work.</w:t>
       </w:r>
     </w:p>
     <w:p>
@@ -4572,7 +4929,7 @@
           <w:sz w:val="22"/>
           <w:szCs w:val="22"/>
         </w:rPr>
-        <w:t xml:space="preserve">2c. Cultural distance: Hofstede by management function (170 words)</w:t>
+        <w:t xml:space="preserve">2c. Cultural distance: Hofstede by management function (160 words)</w:t>
       </w:r>
     </w:p>
     <w:tbl>
@@ -4869,7 +5226,7 @@
                 <w:sz w:val="19"/>
                 <w:szCs w:val="19"/>
               </w:rPr>
-              <w:t xml:space="preserve">Status and social display (verify); tea (chiya) culture and festival-linked gatherings (Dashain, Tihar): position as a social space and gifting occasion, not only a coffee seller. Evidence needed before claiming scores.</w:t>
+              <w:t xml:space="preserve">Status and social display (verify); tea (chiya) culture and festival-linked gatherings (Dashain, Tihar): position as a social space and gifting occasion. Two customers, two offers: tourists want familiarity and wifi; local customers want social space and local flavours. Evidence needed before claiming scores.</w:t>
             </w:r>
           </w:p>
         </w:tc>
@@ -5039,7 +5396,7 @@
           <w:sz w:val="21"/>
           <w:szCs w:val="21"/>
         </w:rPr>
-        <w:t xml:space="preserve">Opportunity: origin storytelling, specialty microlots (current exports go to Germany, Japan, Switzerland, South Korea, the UK and Australia), destination stores in Kathmandu and Pokhara.</w:t>
+        <w:t xml:space="preserve">Opportunity: origin storytelling for tourists (“drink the coffee where it is grown”), specialty microlots (current exports go to Germany, Japan, Switzerland, South Korea, the UK and Australia), destination stores in Kathmandu and Pokhara.</w:t>
       </w:r>
     </w:p>
     <w:p>
@@ -5075,7 +5432,7 @@
           <w:sz w:val="21"/>
           <w:szCs w:val="21"/>
         </w:rPr>
-        <w:t xml:space="preserve">Reverse learning: a small-farmer sourcing model for mountainous origins, and a licensing-plus-stage-gate playbook for other small LDC markets (Laos, Nepal). One sentence linking to dynamic capabilities (Teece et al., 1997).</w:t>
+        <w:t xml:space="preserve">Reverse learning: a small-farmer sourcing model for mountainous origins, a destination-store format for other tourist-dependent markets, and a licensing-plus-stage-gate playbook for small LDC markets (Laos, Nepal). One sentence linking to dynamic capabilities (Teece et al., 1997).</w:t>
       </w:r>
     </w:p>
     <w:p>
@@ -5181,7 +5538,1466 @@
           <w:sz w:val="30"/>
           <w:szCs w:val="30"/>
         </w:rPr>
-        <w:t xml:space="preserve">7. Visuals and appendices</w:t>
+        <w:t xml:space="preserve">7. Tourism perspective (new integrated pillar)</w:t>
+      </w:r>
+    </w:p>
+    <w:p>
+      <w:pPr>
+        <w:spacing w:after="100"/>
+      </w:pPr>
+      <w:r>
+        <w:rPr>
+          <w:rFonts w:ascii="Calibri" w:cs="Calibri" w:eastAsia="Calibri" w:hAnsi="Calibri"/>
+          <w:sz w:val="21"/>
+          <w:szCs w:val="21"/>
+        </w:rPr>
+        <w:t xml:space="preserve">Why it earns its place: foreign tourists are the demand segment most likely to know and seek the brand, they need no new brand education, and they concentrate in a few locations. But the evidence is mixed, so the report must treat tourism critically, not as proof of success.</w:t>
+      </w:r>
+    </w:p>
+    <w:p>
+      <w:pPr>
+        <w:pStyle w:val="Heading3"/>
+        <w:spacing w:after="80" w:before="140"/>
+      </w:pPr>
+      <w:r>
+        <w:rPr>
+          <w:rFonts w:ascii="Calibri" w:cs="Calibri" w:eastAsia="Calibri" w:hAnsi="Calibri"/>
+          <w:b/>
+          <w:bCs/>
+          <w:sz w:val="22"/>
+          <w:szCs w:val="22"/>
+        </w:rPr>
+        <w:t xml:space="preserve">Evidence available (all to be verified at source)</w:t>
+      </w:r>
+    </w:p>
+    <w:tbl>
+      <w:tblPr>
+        <w:tblW w:type="dxa" w:w="9638"/>
+        <w:tblBorders>
+          <w:top w:val="single" w:color="auto" w:sz="4"/>
+          <w:left w:val="single" w:color="auto" w:sz="4"/>
+          <w:bottom w:val="single" w:color="auto" w:sz="4"/>
+          <w:right w:val="single" w:color="auto" w:sz="4"/>
+          <w:insideH w:val="single" w:color="auto" w:sz="4"/>
+          <w:insideV w:val="single" w:color="auto" w:sz="4"/>
+        </w:tblBorders>
+      </w:tblPr>
+      <w:tblGrid>
+        <w:gridCol w:w="2700"/>
+        <w:gridCol w:w="3600"/>
+        <w:gridCol w:w="3338"/>
+      </w:tblGrid>
+      <w:tr>
+        <w:trPr>
+          <w:tblHeader/>
+        </w:trPr>
+        <w:tc>
+          <w:tcPr>
+            <w:tcW w:type="dxa" w:w="2700"/>
+            <w:tcBorders>
+              <w:top w:val="single" w:color="999999" w:sz="4"/>
+              <w:left w:val="single" w:color="999999" w:sz="4"/>
+              <w:bottom w:val="single" w:color="999999" w:sz="4"/>
+              <w:right w:val="single" w:color="999999" w:sz="4"/>
+            </w:tcBorders>
+            <w:shd w:fill="1F3864" w:color="auto" w:val="clear"/>
+            <w:tcMar>
+              <w:top w:type="dxa" w:w="60"/>
+              <w:left w:type="dxa" w:w="90"/>
+              <w:bottom w:type="dxa" w:w="60"/>
+              <w:right w:type="dxa" w:w="90"/>
+            </w:tcMar>
+          </w:tcPr>
+          <w:p>
+            <w:r>
+              <w:rPr>
+                <w:rFonts w:ascii="Calibri" w:cs="Calibri" w:eastAsia="Calibri" w:hAnsi="Calibri"/>
+                <w:b/>
+                <w:bCs/>
+                <w:color w:val="FFFFFF"/>
+                <w:sz w:val="19"/>
+                <w:szCs w:val="19"/>
+              </w:rPr>
+              <w:t xml:space="preserve">Fact</w:t>
+            </w:r>
+          </w:p>
+        </w:tc>
+        <w:tc>
+          <w:tcPr>
+            <w:tcW w:type="dxa" w:w="3600"/>
+            <w:tcBorders>
+              <w:top w:val="single" w:color="999999" w:sz="4"/>
+              <w:left w:val="single" w:color="999999" w:sz="4"/>
+              <w:bottom w:val="single" w:color="999999" w:sz="4"/>
+              <w:right w:val="single" w:color="999999" w:sz="4"/>
+            </w:tcBorders>
+            <w:shd w:fill="1F3864" w:color="auto" w:val="clear"/>
+            <w:tcMar>
+              <w:top w:type="dxa" w:w="60"/>
+              <w:left w:type="dxa" w:w="90"/>
+              <w:bottom w:type="dxa" w:w="60"/>
+              <w:right w:type="dxa" w:w="90"/>
+            </w:tcMar>
+          </w:tcPr>
+          <w:p>
+            <w:r>
+              <w:rPr>
+                <w:rFonts w:ascii="Calibri" w:cs="Calibri" w:eastAsia="Calibri" w:hAnsi="Calibri"/>
+                <w:b/>
+                <w:bCs/>
+                <w:color w:val="FFFFFF"/>
+                <w:sz w:val="19"/>
+                <w:szCs w:val="19"/>
+              </w:rPr>
+              <w:t xml:space="preserve">Finding</w:t>
+            </w:r>
+          </w:p>
+        </w:tc>
+        <w:tc>
+          <w:tcPr>
+            <w:tcW w:type="dxa" w:w="3338"/>
+            <w:tcBorders>
+              <w:top w:val="single" w:color="999999" w:sz="4"/>
+              <w:left w:val="single" w:color="999999" w:sz="4"/>
+              <w:bottom w:val="single" w:color="999999" w:sz="4"/>
+              <w:right w:val="single" w:color="999999" w:sz="4"/>
+            </w:tcBorders>
+            <w:shd w:fill="1F3864" w:color="auto" w:val="clear"/>
+            <w:tcMar>
+              <w:top w:type="dxa" w:w="60"/>
+              <w:left w:type="dxa" w:w="90"/>
+              <w:bottom w:type="dxa" w:w="60"/>
+              <w:right w:type="dxa" w:w="90"/>
+            </w:tcMar>
+          </w:tcPr>
+          <w:p>
+            <w:r>
+              <w:rPr>
+                <w:rFonts w:ascii="Calibri" w:cs="Calibri" w:eastAsia="Calibri" w:hAnsi="Calibri"/>
+                <w:b/>
+                <w:bCs/>
+                <w:color w:val="FFFFFF"/>
+                <w:sz w:val="19"/>
+                <w:szCs w:val="19"/>
+              </w:rPr>
+              <w:t xml:space="preserve">Use in the argument</w:t>
+            </w:r>
+          </w:p>
+        </w:tc>
+      </w:tr>
+      <w:tr>
+        <w:trPr>
+          <w:cantSplit/>
+        </w:trPr>
+        <w:tc>
+          <w:tcPr>
+            <w:tcW w:type="dxa" w:w="2700"/>
+            <w:tcBorders>
+              <w:top w:val="single" w:color="999999" w:sz="4"/>
+              <w:left w:val="single" w:color="999999" w:sz="4"/>
+              <w:bottom w:val="single" w:color="999999" w:sz="4"/>
+              <w:right w:val="single" w:color="999999" w:sz="4"/>
+            </w:tcBorders>
+            <w:tcMar>
+              <w:top w:type="dxa" w:w="60"/>
+              <w:left w:type="dxa" w:w="90"/>
+              <w:bottom w:type="dxa" w:w="60"/>
+              <w:right w:type="dxa" w:w="90"/>
+            </w:tcMar>
+          </w:tcPr>
+          <w:p>
+            <w:r>
+              <w:rPr>
+                <w:rFonts w:ascii="Calibri" w:cs="Calibri" w:eastAsia="Calibri" w:hAnsi="Calibri"/>
+                <w:b w:val="false"/>
+                <w:bCs w:val="false"/>
+                <w:sz w:val="19"/>
+                <w:szCs w:val="19"/>
+              </w:rPr>
+              <w:t xml:space="preserve">Arrivals 2025</w:t>
+            </w:r>
+          </w:p>
+        </w:tc>
+        <w:tc>
+          <w:tcPr>
+            <w:tcW w:type="dxa" w:w="3600"/>
+            <w:tcBorders>
+              <w:top w:val="single" w:color="999999" w:sz="4"/>
+              <w:left w:val="single" w:color="999999" w:sz="4"/>
+              <w:bottom w:val="single" w:color="999999" w:sz="4"/>
+              <w:right w:val="single" w:color="999999" w:sz="4"/>
+            </w:tcBorders>
+            <w:tcMar>
+              <w:top w:type="dxa" w:w="60"/>
+              <w:left w:type="dxa" w:w="90"/>
+              <w:bottom w:type="dxa" w:w="60"/>
+              <w:right w:type="dxa" w:w="90"/>
+            </w:tcMar>
+          </w:tcPr>
+          <w:p>
+            <w:r>
+              <w:rPr>
+                <w:rFonts w:ascii="Calibri" w:cs="Calibri" w:eastAsia="Calibri" w:hAnsi="Calibri"/>
+                <w:b w:val="false"/>
+                <w:bCs w:val="false"/>
+                <w:sz w:val="19"/>
+                <w:szCs w:val="19"/>
+              </w:rPr>
+              <w:t xml:space="preserve">1,158,459 foreign tourists (+1% on 2024; 96.8% of 2019 level of 1,197,191)</w:t>
+            </w:r>
+          </w:p>
+        </w:tc>
+        <w:tc>
+          <w:tcPr>
+            <w:tcW w:type="dxa" w:w="3338"/>
+            <w:tcBorders>
+              <w:top w:val="single" w:color="999999" w:sz="4"/>
+              <w:left w:val="single" w:color="999999" w:sz="4"/>
+              <w:bottom w:val="single" w:color="999999" w:sz="4"/>
+              <w:right w:val="single" w:color="999999" w:sz="4"/>
+            </w:tcBorders>
+            <w:tcMar>
+              <w:top w:type="dxa" w:w="60"/>
+              <w:left w:type="dxa" w:w="90"/>
+              <w:bottom w:type="dxa" w:w="60"/>
+              <w:right w:type="dxa" w:w="90"/>
+            </w:tcMar>
+          </w:tcPr>
+          <w:p>
+            <w:r>
+              <w:rPr>
+                <w:rFonts w:ascii="Calibri" w:cs="Calibri" w:eastAsia="Calibri" w:hAnsi="Calibri"/>
+                <w:b w:val="false"/>
+                <w:bCs w:val="false"/>
+                <w:sz w:val="19"/>
+                <w:szCs w:val="19"/>
+              </w:rPr>
+              <w:t xml:space="preserve">Scale of the tourist niche; recovery incomplete</w:t>
+            </w:r>
+          </w:p>
+        </w:tc>
+      </w:tr>
+      <w:tr>
+        <w:trPr>
+          <w:cantSplit/>
+        </w:trPr>
+        <w:tc>
+          <w:tcPr>
+            <w:tcW w:type="dxa" w:w="2700"/>
+            <w:tcBorders>
+              <w:top w:val="single" w:color="999999" w:sz="4"/>
+              <w:left w:val="single" w:color="999999" w:sz="4"/>
+              <w:bottom w:val="single" w:color="999999" w:sz="4"/>
+              <w:right w:val="single" w:color="999999" w:sz="4"/>
+            </w:tcBorders>
+            <w:tcMar>
+              <w:top w:type="dxa" w:w="60"/>
+              <w:left w:type="dxa" w:w="90"/>
+              <w:bottom w:type="dxa" w:w="60"/>
+              <w:right w:type="dxa" w:w="90"/>
+            </w:tcMar>
+          </w:tcPr>
+          <w:p>
+            <w:r>
+              <w:rPr>
+                <w:rFonts w:ascii="Calibri" w:cs="Calibri" w:eastAsia="Calibri" w:hAnsi="Calibri"/>
+                <w:b w:val="false"/>
+                <w:bCs w:val="false"/>
+                <w:sz w:val="19"/>
+                <w:szCs w:val="19"/>
+              </w:rPr>
+              <w:t xml:space="preserve">Source markets</w:t>
+            </w:r>
+          </w:p>
+        </w:tc>
+        <w:tc>
+          <w:tcPr>
+            <w:tcW w:type="dxa" w:w="3600"/>
+            <w:tcBorders>
+              <w:top w:val="single" w:color="999999" w:sz="4"/>
+              <w:left w:val="single" w:color="999999" w:sz="4"/>
+              <w:bottom w:val="single" w:color="999999" w:sz="4"/>
+              <w:right w:val="single" w:color="999999" w:sz="4"/>
+            </w:tcBorders>
+            <w:tcMar>
+              <w:top w:type="dxa" w:w="60"/>
+              <w:left w:type="dxa" w:w="90"/>
+              <w:bottom w:type="dxa" w:w="60"/>
+              <w:right w:type="dxa" w:w="90"/>
+            </w:tcMar>
+          </w:tcPr>
+          <w:p>
+            <w:r>
+              <w:rPr>
+                <w:rFonts w:ascii="Calibri" w:cs="Calibri" w:eastAsia="Calibri" w:hAnsi="Calibri"/>
+                <w:b w:val="false"/>
+                <w:bCs w:val="false"/>
+                <w:sz w:val="19"/>
+                <w:szCs w:val="19"/>
+              </w:rPr>
+              <w:t xml:space="preserve">India about 25.2% (292,438); US, China, UK, Bangladesh follow (rankings for 3rd to 5th conflict between sources)</w:t>
+            </w:r>
+          </w:p>
+        </w:tc>
+        <w:tc>
+          <w:tcPr>
+            <w:tcW w:type="dxa" w:w="3338"/>
+            <w:tcBorders>
+              <w:top w:val="single" w:color="999999" w:sz="4"/>
+              <w:left w:val="single" w:color="999999" w:sz="4"/>
+              <w:bottom w:val="single" w:color="999999" w:sz="4"/>
+              <w:right w:val="single" w:color="999999" w:sz="4"/>
+            </w:tcBorders>
+            <w:tcMar>
+              <w:top w:type="dxa" w:w="60"/>
+              <w:left w:type="dxa" w:w="90"/>
+              <w:bottom w:type="dxa" w:w="60"/>
+              <w:right w:type="dxa" w:w="90"/>
+            </w:tcMar>
+          </w:tcPr>
+          <w:p>
+            <w:r>
+              <w:rPr>
+                <w:rFonts w:ascii="Calibri" w:cs="Calibri" w:eastAsia="Calibri" w:hAnsi="Calibri"/>
+                <w:b w:val="false"/>
+                <w:bCs w:val="false"/>
+                <w:sz w:val="19"/>
+                <w:szCs w:val="19"/>
+              </w:rPr>
+              <w:t xml:space="preserve">Segment the visitors: long-haul visitors vs Indian visitors with Starbucks access at home</w:t>
+            </w:r>
+          </w:p>
+        </w:tc>
+      </w:tr>
+      <w:tr>
+        <w:trPr>
+          <w:cantSplit/>
+        </w:trPr>
+        <w:tc>
+          <w:tcPr>
+            <w:tcW w:type="dxa" w:w="2700"/>
+            <w:tcBorders>
+              <w:top w:val="single" w:color="999999" w:sz="4"/>
+              <w:left w:val="single" w:color="999999" w:sz="4"/>
+              <w:bottom w:val="single" w:color="999999" w:sz="4"/>
+              <w:right w:val="single" w:color="999999" w:sz="4"/>
+            </w:tcBorders>
+            <w:tcMar>
+              <w:top w:type="dxa" w:w="60"/>
+              <w:left w:type="dxa" w:w="90"/>
+              <w:bottom w:type="dxa" w:w="60"/>
+              <w:right w:type="dxa" w:w="90"/>
+            </w:tcMar>
+          </w:tcPr>
+          <w:p>
+            <w:r>
+              <w:rPr>
+                <w:rFonts w:ascii="Calibri" w:cs="Calibri" w:eastAsia="Calibri" w:hAnsi="Calibri"/>
+                <w:b w:val="false"/>
+                <w:bCs w:val="false"/>
+                <w:sz w:val="19"/>
+                <w:szCs w:val="19"/>
+              </w:rPr>
+              <w:t xml:space="preserve">Seasonality and shocks</w:t>
+            </w:r>
+          </w:p>
+        </w:tc>
+        <w:tc>
+          <w:tcPr>
+            <w:tcW w:type="dxa" w:w="3600"/>
+            <w:tcBorders>
+              <w:top w:val="single" w:color="999999" w:sz="4"/>
+              <w:left w:val="single" w:color="999999" w:sz="4"/>
+              <w:bottom w:val="single" w:color="999999" w:sz="4"/>
+              <w:right w:val="single" w:color="999999" w:sz="4"/>
+            </w:tcBorders>
+            <w:tcMar>
+              <w:top w:type="dxa" w:w="60"/>
+              <w:left w:type="dxa" w:w="90"/>
+              <w:bottom w:type="dxa" w:w="60"/>
+              <w:right w:type="dxa" w:w="90"/>
+            </w:tcMar>
+          </w:tcPr>
+          <w:p>
+            <w:r>
+              <w:rPr>
+                <w:rFonts w:ascii="Calibri" w:cs="Calibri" w:eastAsia="Calibri" w:hAnsi="Calibri"/>
+                <w:b w:val="false"/>
+                <w:bCs w:val="false"/>
+                <w:sz w:val="19"/>
+                <w:szCs w:val="19"/>
+              </w:rPr>
+              <w:t xml:space="preserve">October peak 128,443; September 2025 fell 18.3% (protests); Indian arrivals down 8%</w:t>
+            </w:r>
+          </w:p>
+        </w:tc>
+        <w:tc>
+          <w:tcPr>
+            <w:tcW w:type="dxa" w:w="3338"/>
+            <w:tcBorders>
+              <w:top w:val="single" w:color="999999" w:sz="4"/>
+              <w:left w:val="single" w:color="999999" w:sz="4"/>
+              <w:bottom w:val="single" w:color="999999" w:sz="4"/>
+              <w:right w:val="single" w:color="999999" w:sz="4"/>
+            </w:tcBorders>
+            <w:tcMar>
+              <w:top w:type="dxa" w:w="60"/>
+              <w:left w:type="dxa" w:w="90"/>
+              <w:bottom w:type="dxa" w:w="60"/>
+              <w:right w:type="dxa" w:w="90"/>
+            </w:tcMar>
+          </w:tcPr>
+          <w:p>
+            <w:r>
+              <w:rPr>
+                <w:rFonts w:ascii="Calibri" w:cs="Calibri" w:eastAsia="Calibri" w:hAnsi="Calibri"/>
+                <w:b w:val="false"/>
+                <w:bCs w:val="false"/>
+                <w:sz w:val="19"/>
+                <w:szCs w:val="19"/>
+              </w:rPr>
+              <w:t xml:space="preserve">Volatility: why phase 1 avoids retail commitment</w:t>
+            </w:r>
+          </w:p>
+        </w:tc>
+      </w:tr>
+      <w:tr>
+        <w:trPr>
+          <w:cantSplit/>
+        </w:trPr>
+        <w:tc>
+          <w:tcPr>
+            <w:tcW w:type="dxa" w:w="2700"/>
+            <w:tcBorders>
+              <w:top w:val="single" w:color="999999" w:sz="4"/>
+              <w:left w:val="single" w:color="999999" w:sz="4"/>
+              <w:bottom w:val="single" w:color="999999" w:sz="4"/>
+              <w:right w:val="single" w:color="999999" w:sz="4"/>
+            </w:tcBorders>
+            <w:tcMar>
+              <w:top w:type="dxa" w:w="60"/>
+              <w:left w:type="dxa" w:w="90"/>
+              <w:bottom w:type="dxa" w:w="60"/>
+              <w:right w:type="dxa" w:w="90"/>
+            </w:tcMar>
+          </w:tcPr>
+          <w:p>
+            <w:r>
+              <w:rPr>
+                <w:rFonts w:ascii="Calibri" w:cs="Calibri" w:eastAsia="Calibri" w:hAnsi="Calibri"/>
+                <w:b w:val="false"/>
+                <w:bCs w:val="false"/>
+                <w:sz w:val="19"/>
+                <w:szCs w:val="19"/>
+              </w:rPr>
+              <w:t xml:space="preserve">Length of stay</w:t>
+            </w:r>
+          </w:p>
+        </w:tc>
+        <w:tc>
+          <w:tcPr>
+            <w:tcW w:type="dxa" w:w="3600"/>
+            <w:tcBorders>
+              <w:top w:val="single" w:color="999999" w:sz="4"/>
+              <w:left w:val="single" w:color="999999" w:sz="4"/>
+              <w:bottom w:val="single" w:color="999999" w:sz="4"/>
+              <w:right w:val="single" w:color="999999" w:sz="4"/>
+            </w:tcBorders>
+            <w:tcMar>
+              <w:top w:type="dxa" w:w="60"/>
+              <w:left w:type="dxa" w:w="90"/>
+              <w:bottom w:type="dxa" w:w="60"/>
+              <w:right w:type="dxa" w:w="90"/>
+            </w:tcMar>
+          </w:tcPr>
+          <w:p>
+            <w:r>
+              <w:rPr>
+                <w:rFonts w:ascii="Calibri" w:cs="Calibri" w:eastAsia="Calibri" w:hAnsi="Calibri"/>
+                <w:b w:val="false"/>
+                <w:bCs w:val="false"/>
+                <w:sz w:val="19"/>
+                <w:szCs w:val="19"/>
+              </w:rPr>
+              <w:t xml:space="preserve">Record 16.34 days in 2025 (13.30 in 2024); data method changed in 2025</w:t>
+            </w:r>
+          </w:p>
+        </w:tc>
+        <w:tc>
+          <w:tcPr>
+            <w:tcW w:type="dxa" w:w="3338"/>
+            <w:tcBorders>
+              <w:top w:val="single" w:color="999999" w:sz="4"/>
+              <w:left w:val="single" w:color="999999" w:sz="4"/>
+              <w:bottom w:val="single" w:color="999999" w:sz="4"/>
+              <w:right w:val="single" w:color="999999" w:sz="4"/>
+            </w:tcBorders>
+            <w:tcMar>
+              <w:top w:type="dxa" w:w="60"/>
+              <w:left w:type="dxa" w:w="90"/>
+              <w:bottom w:type="dxa" w:w="60"/>
+              <w:right w:type="dxa" w:w="90"/>
+            </w:tcMar>
+          </w:tcPr>
+          <w:p>
+            <w:r>
+              <w:rPr>
+                <w:rFonts w:ascii="Calibri" w:cs="Calibri" w:eastAsia="Calibri" w:hAnsi="Calibri"/>
+                <w:b w:val="false"/>
+                <w:bCs w:val="false"/>
+                <w:sz w:val="19"/>
+                <w:szCs w:val="19"/>
+              </w:rPr>
+              <w:t xml:space="preserve">More café occasions per visitor; compare cautiously with earlier years</w:t>
+            </w:r>
+          </w:p>
+        </w:tc>
+      </w:tr>
+      <w:tr>
+        <w:trPr>
+          <w:cantSplit/>
+        </w:trPr>
+        <w:tc>
+          <w:tcPr>
+            <w:tcW w:type="dxa" w:w="2700"/>
+            <w:tcBorders>
+              <w:top w:val="single" w:color="999999" w:sz="4"/>
+              <w:left w:val="single" w:color="999999" w:sz="4"/>
+              <w:bottom w:val="single" w:color="999999" w:sz="4"/>
+              <w:right w:val="single" w:color="999999" w:sz="4"/>
+            </w:tcBorders>
+            <w:tcMar>
+              <w:top w:type="dxa" w:w="60"/>
+              <w:left w:type="dxa" w:w="90"/>
+              <w:bottom w:type="dxa" w:w="60"/>
+              <w:right w:type="dxa" w:w="90"/>
+            </w:tcMar>
+          </w:tcPr>
+          <w:p>
+            <w:r>
+              <w:rPr>
+                <w:rFonts w:ascii="Calibri" w:cs="Calibri" w:eastAsia="Calibri" w:hAnsi="Calibri"/>
+                <w:b w:val="false"/>
+                <w:bCs w:val="false"/>
+                <w:sz w:val="19"/>
+                <w:szCs w:val="19"/>
+              </w:rPr>
+              <w:t xml:space="preserve">Spend</w:t>
+            </w:r>
+          </w:p>
+        </w:tc>
+        <w:tc>
+          <w:tcPr>
+            <w:tcW w:type="dxa" w:w="3600"/>
+            <w:tcBorders>
+              <w:top w:val="single" w:color="999999" w:sz="4"/>
+              <w:left w:val="single" w:color="999999" w:sz="4"/>
+              <w:bottom w:val="single" w:color="999999" w:sz="4"/>
+              <w:right w:val="single" w:color="999999" w:sz="4"/>
+            </w:tcBorders>
+            <w:tcMar>
+              <w:top w:type="dxa" w:w="60"/>
+              <w:left w:type="dxa" w:w="90"/>
+              <w:bottom w:type="dxa" w:w="60"/>
+              <w:right w:type="dxa" w:w="90"/>
+            </w:tcMar>
+          </w:tcPr>
+          <w:p>
+            <w:r>
+              <w:rPr>
+                <w:rFonts w:ascii="Calibri" w:cs="Calibri" w:eastAsia="Calibri" w:hAnsi="Calibri"/>
+                <w:b w:val="false"/>
+                <w:bCs w:val="false"/>
+                <w:sz w:val="19"/>
+                <w:szCs w:val="19"/>
+              </w:rPr>
+              <w:t xml:space="preserve">About $33 a day in 2025 (from $40.84 in 2024); regional range cited at $100–150</w:t>
+            </w:r>
+          </w:p>
+        </w:tc>
+        <w:tc>
+          <w:tcPr>
+            <w:tcW w:type="dxa" w:w="3338"/>
+            <w:tcBorders>
+              <w:top w:val="single" w:color="999999" w:sz="4"/>
+              <w:left w:val="single" w:color="999999" w:sz="4"/>
+              <w:bottom w:val="single" w:color="999999" w:sz="4"/>
+              <w:right w:val="single" w:color="999999" w:sz="4"/>
+            </w:tcBorders>
+            <w:tcMar>
+              <w:top w:type="dxa" w:w="60"/>
+              <w:left w:type="dxa" w:w="90"/>
+              <w:bottom w:type="dxa" w:w="60"/>
+              <w:right w:type="dxa" w:w="90"/>
+            </w:tcMar>
+          </w:tcPr>
+          <w:p>
+            <w:r>
+              <w:rPr>
+                <w:rFonts w:ascii="Calibri" w:cs="Calibri" w:eastAsia="Calibri" w:hAnsi="Calibri"/>
+                <w:b w:val="false"/>
+                <w:bCs w:val="false"/>
+                <w:sz w:val="19"/>
+                <w:szCs w:val="19"/>
+              </w:rPr>
+              <w:t xml:space="preserve">The key critical point: long stays, low spend, so a premium price point reaches a narrow slice</w:t>
+            </w:r>
+          </w:p>
+        </w:tc>
+      </w:tr>
+      <w:tr>
+        <w:trPr>
+          <w:cantSplit/>
+        </w:trPr>
+        <w:tc>
+          <w:tcPr>
+            <w:tcW w:type="dxa" w:w="2700"/>
+            <w:tcBorders>
+              <w:top w:val="single" w:color="999999" w:sz="4"/>
+              <w:left w:val="single" w:color="999999" w:sz="4"/>
+              <w:bottom w:val="single" w:color="999999" w:sz="4"/>
+              <w:right w:val="single" w:color="999999" w:sz="4"/>
+            </w:tcBorders>
+            <w:tcMar>
+              <w:top w:type="dxa" w:w="60"/>
+              <w:left w:type="dxa" w:w="90"/>
+              <w:bottom w:type="dxa" w:w="60"/>
+              <w:right w:type="dxa" w:w="90"/>
+            </w:tcMar>
+          </w:tcPr>
+          <w:p>
+            <w:r>
+              <w:rPr>
+                <w:rFonts w:ascii="Calibri" w:cs="Calibri" w:eastAsia="Calibri" w:hAnsi="Calibri"/>
+                <w:b w:val="false"/>
+                <w:bCs w:val="false"/>
+                <w:sz w:val="19"/>
+                <w:szCs w:val="19"/>
+              </w:rPr>
+              <w:t xml:space="preserve">Air gateway</w:t>
+            </w:r>
+          </w:p>
+        </w:tc>
+        <w:tc>
+          <w:tcPr>
+            <w:tcW w:type="dxa" w:w="3600"/>
+            <w:tcBorders>
+              <w:top w:val="single" w:color="999999" w:sz="4"/>
+              <w:left w:val="single" w:color="999999" w:sz="4"/>
+              <w:bottom w:val="single" w:color="999999" w:sz="4"/>
+              <w:right w:val="single" w:color="999999" w:sz="4"/>
+            </w:tcBorders>
+            <w:tcMar>
+              <w:top w:type="dxa" w:w="60"/>
+              <w:left w:type="dxa" w:w="90"/>
+              <w:bottom w:type="dxa" w:w="60"/>
+              <w:right w:type="dxa" w:w="90"/>
+            </w:tcMar>
+          </w:tcPr>
+          <w:p>
+            <w:r>
+              <w:rPr>
+                <w:rFonts w:ascii="Calibri" w:cs="Calibri" w:eastAsia="Calibri" w:hAnsi="Calibri"/>
+                <w:b w:val="false"/>
+                <w:bCs w:val="false"/>
+                <w:sz w:val="19"/>
+                <w:szCs w:val="19"/>
+              </w:rPr>
+              <w:t xml:space="preserve">Kathmandu airport about 5.25m international and 4.53m domestic passengers in 2025</w:t>
+            </w:r>
+          </w:p>
+        </w:tc>
+        <w:tc>
+          <w:tcPr>
+            <w:tcW w:type="dxa" w:w="3338"/>
+            <w:tcBorders>
+              <w:top w:val="single" w:color="999999" w:sz="4"/>
+              <w:left w:val="single" w:color="999999" w:sz="4"/>
+              <w:bottom w:val="single" w:color="999999" w:sz="4"/>
+              <w:right w:val="single" w:color="999999" w:sz="4"/>
+            </w:tcBorders>
+            <w:tcMar>
+              <w:top w:type="dxa" w:w="60"/>
+              <w:left w:type="dxa" w:w="90"/>
+              <w:bottom w:type="dxa" w:w="60"/>
+              <w:right w:type="dxa" w:w="90"/>
+            </w:tcMar>
+          </w:tcPr>
+          <w:p>
+            <w:r>
+              <w:rPr>
+                <w:rFonts w:ascii="Calibri" w:cs="Calibri" w:eastAsia="Calibri" w:hAnsi="Calibri"/>
+                <w:b w:val="false"/>
+                <w:bCs w:val="false"/>
+                <w:sz w:val="19"/>
+                <w:szCs w:val="19"/>
+              </w:rPr>
+              <w:t xml:space="preserve">Airport and arrivals-hall format is a candidate site; mixes tourists, returning workers and students</w:t>
+            </w:r>
+          </w:p>
+        </w:tc>
+      </w:tr>
+    </w:tbl>
+    <w:p>
+      <w:pPr>
+        <w:spacing w:after="80"/>
+      </w:pPr>
+    </w:p>
+    <w:p>
+      <w:pPr>
+        <w:pStyle w:val="Heading3"/>
+        <w:spacing w:after="80" w:before="140"/>
+      </w:pPr>
+      <w:r>
+        <w:rPr>
+          <w:rFonts w:ascii="Calibri" w:cs="Calibri" w:eastAsia="Calibri" w:hAnsi="Calibri"/>
+          <w:b/>
+          <w:bCs/>
+          <w:sz w:val="22"/>
+          <w:szCs w:val="22"/>
+        </w:rPr>
+        <w:t xml:space="preserve">Tourist segments and what Starbucks should do about each (hypotheses to test)</w:t>
+      </w:r>
+    </w:p>
+    <w:tbl>
+      <w:tblPr>
+        <w:tblW w:type="dxa" w:w="9638"/>
+        <w:tblBorders>
+          <w:top w:val="single" w:color="auto" w:sz="4"/>
+          <w:left w:val="single" w:color="auto" w:sz="4"/>
+          <w:bottom w:val="single" w:color="auto" w:sz="4"/>
+          <w:right w:val="single" w:color="auto" w:sz="4"/>
+          <w:insideH w:val="single" w:color="auto" w:sz="4"/>
+          <w:insideV w:val="single" w:color="auto" w:sz="4"/>
+        </w:tblBorders>
+      </w:tblPr>
+      <w:tblGrid>
+        <w:gridCol w:w="2200"/>
+        <w:gridCol w:w="3600"/>
+        <w:gridCol w:w="3838"/>
+      </w:tblGrid>
+      <w:tr>
+        <w:trPr>
+          <w:tblHeader/>
+        </w:trPr>
+        <w:tc>
+          <w:tcPr>
+            <w:tcW w:type="dxa" w:w="2200"/>
+            <w:tcBorders>
+              <w:top w:val="single" w:color="999999" w:sz="4"/>
+              <w:left w:val="single" w:color="999999" w:sz="4"/>
+              <w:bottom w:val="single" w:color="999999" w:sz="4"/>
+              <w:right w:val="single" w:color="999999" w:sz="4"/>
+            </w:tcBorders>
+            <w:shd w:fill="1F3864" w:color="auto" w:val="clear"/>
+            <w:tcMar>
+              <w:top w:type="dxa" w:w="60"/>
+              <w:left w:type="dxa" w:w="90"/>
+              <w:bottom w:type="dxa" w:w="60"/>
+              <w:right w:type="dxa" w:w="90"/>
+            </w:tcMar>
+          </w:tcPr>
+          <w:p>
+            <w:r>
+              <w:rPr>
+                <w:rFonts w:ascii="Calibri" w:cs="Calibri" w:eastAsia="Calibri" w:hAnsi="Calibri"/>
+                <w:b/>
+                <w:bCs/>
+                <w:color w:val="FFFFFF"/>
+                <w:sz w:val="19"/>
+                <w:szCs w:val="19"/>
+              </w:rPr>
+              <w:t xml:space="preserve">Segment</w:t>
+            </w:r>
+          </w:p>
+        </w:tc>
+        <w:tc>
+          <w:tcPr>
+            <w:tcW w:type="dxa" w:w="3600"/>
+            <w:tcBorders>
+              <w:top w:val="single" w:color="999999" w:sz="4"/>
+              <w:left w:val="single" w:color="999999" w:sz="4"/>
+              <w:bottom w:val="single" w:color="999999" w:sz="4"/>
+              <w:right w:val="single" w:color="999999" w:sz="4"/>
+            </w:tcBorders>
+            <w:shd w:fill="1F3864" w:color="auto" w:val="clear"/>
+            <w:tcMar>
+              <w:top w:type="dxa" w:w="60"/>
+              <w:left w:type="dxa" w:w="90"/>
+              <w:bottom w:type="dxa" w:w="60"/>
+              <w:right w:type="dxa" w:w="90"/>
+            </w:tcMar>
+          </w:tcPr>
+          <w:p>
+            <w:r>
+              <w:rPr>
+                <w:rFonts w:ascii="Calibri" w:cs="Calibri" w:eastAsia="Calibri" w:hAnsi="Calibri"/>
+                <w:b/>
+                <w:bCs/>
+                <w:color w:val="FFFFFF"/>
+                <w:sz w:val="19"/>
+                <w:szCs w:val="19"/>
+              </w:rPr>
+              <w:t xml:space="preserve">Likely behaviour (hypothesis, needs evidence)</w:t>
+            </w:r>
+          </w:p>
+        </w:tc>
+        <w:tc>
+          <w:tcPr>
+            <w:tcW w:type="dxa" w:w="3838"/>
+            <w:tcBorders>
+              <w:top w:val="single" w:color="999999" w:sz="4"/>
+              <w:left w:val="single" w:color="999999" w:sz="4"/>
+              <w:bottom w:val="single" w:color="999999" w:sz="4"/>
+              <w:right w:val="single" w:color="999999" w:sz="4"/>
+            </w:tcBorders>
+            <w:shd w:fill="1F3864" w:color="auto" w:val="clear"/>
+            <w:tcMar>
+              <w:top w:type="dxa" w:w="60"/>
+              <w:left w:type="dxa" w:w="90"/>
+              <w:bottom w:type="dxa" w:w="60"/>
+              <w:right w:type="dxa" w:w="90"/>
+            </w:tcMar>
+          </w:tcPr>
+          <w:p>
+            <w:r>
+              <w:rPr>
+                <w:rFonts w:ascii="Calibri" w:cs="Calibri" w:eastAsia="Calibri" w:hAnsi="Calibri"/>
+                <w:b/>
+                <w:bCs/>
+                <w:color w:val="FFFFFF"/>
+                <w:sz w:val="19"/>
+                <w:szCs w:val="19"/>
+              </w:rPr>
+              <w:t xml:space="preserve">Implication</w:t>
+            </w:r>
+          </w:p>
+        </w:tc>
+      </w:tr>
+      <w:tr>
+        <w:trPr>
+          <w:cantSplit/>
+        </w:trPr>
+        <w:tc>
+          <w:tcPr>
+            <w:tcW w:type="dxa" w:w="2200"/>
+            <w:tcBorders>
+              <w:top w:val="single" w:color="999999" w:sz="4"/>
+              <w:left w:val="single" w:color="999999" w:sz="4"/>
+              <w:bottom w:val="single" w:color="999999" w:sz="4"/>
+              <w:right w:val="single" w:color="999999" w:sz="4"/>
+            </w:tcBorders>
+            <w:tcMar>
+              <w:top w:type="dxa" w:w="60"/>
+              <w:left w:type="dxa" w:w="90"/>
+              <w:bottom w:type="dxa" w:w="60"/>
+              <w:right w:type="dxa" w:w="90"/>
+            </w:tcMar>
+          </w:tcPr>
+          <w:p>
+            <w:r>
+              <w:rPr>
+                <w:rFonts w:ascii="Calibri" w:cs="Calibri" w:eastAsia="Calibri" w:hAnsi="Calibri"/>
+                <w:b w:val="false"/>
+                <w:bCs w:val="false"/>
+                <w:sz w:val="19"/>
+                <w:szCs w:val="19"/>
+              </w:rPr>
+              <w:t xml:space="preserve">Long-haul leisure (US, UK, Europe)</w:t>
+            </w:r>
+          </w:p>
+        </w:tc>
+        <w:tc>
+          <w:tcPr>
+            <w:tcW w:type="dxa" w:w="3600"/>
+            <w:tcBorders>
+              <w:top w:val="single" w:color="999999" w:sz="4"/>
+              <w:left w:val="single" w:color="999999" w:sz="4"/>
+              <w:bottom w:val="single" w:color="999999" w:sz="4"/>
+              <w:right w:val="single" w:color="999999" w:sz="4"/>
+            </w:tcBorders>
+            <w:tcMar>
+              <w:top w:type="dxa" w:w="60"/>
+              <w:left w:type="dxa" w:w="90"/>
+              <w:bottom w:type="dxa" w:w="60"/>
+              <w:right w:type="dxa" w:w="90"/>
+            </w:tcMar>
+          </w:tcPr>
+          <w:p>
+            <w:r>
+              <w:rPr>
+                <w:rFonts w:ascii="Calibri" w:cs="Calibri" w:eastAsia="Calibri" w:hAnsi="Calibri"/>
+                <w:b w:val="false"/>
+                <w:bCs w:val="false"/>
+                <w:sz w:val="19"/>
+                <w:szCs w:val="19"/>
+              </w:rPr>
+              <w:t xml:space="preserve">Familiar-brand seekers after long travel; higher willingness to pay</w:t>
+            </w:r>
+          </w:p>
+        </w:tc>
+        <w:tc>
+          <w:tcPr>
+            <w:tcW w:type="dxa" w:w="3838"/>
+            <w:tcBorders>
+              <w:top w:val="single" w:color="999999" w:sz="4"/>
+              <w:left w:val="single" w:color="999999" w:sz="4"/>
+              <w:bottom w:val="single" w:color="999999" w:sz="4"/>
+              <w:right w:val="single" w:color="999999" w:sz="4"/>
+            </w:tcBorders>
+            <w:tcMar>
+              <w:top w:type="dxa" w:w="60"/>
+              <w:left w:type="dxa" w:w="90"/>
+              <w:bottom w:type="dxa" w:w="60"/>
+              <w:right w:type="dxa" w:w="90"/>
+            </w:tcMar>
+          </w:tcPr>
+          <w:p>
+            <w:r>
+              <w:rPr>
+                <w:rFonts w:ascii="Calibri" w:cs="Calibri" w:eastAsia="Calibri" w:hAnsi="Calibri"/>
+                <w:b w:val="false"/>
+                <w:bCs w:val="false"/>
+                <w:sz w:val="19"/>
+                <w:szCs w:val="19"/>
+              </w:rPr>
+              <w:t xml:space="preserve">Primary target; destination stores in Thamel/Kathmandu and Pokhara</w:t>
+            </w:r>
+          </w:p>
+        </w:tc>
+      </w:tr>
+      <w:tr>
+        <w:trPr>
+          <w:cantSplit/>
+        </w:trPr>
+        <w:tc>
+          <w:tcPr>
+            <w:tcW w:type="dxa" w:w="2200"/>
+            <w:tcBorders>
+              <w:top w:val="single" w:color="999999" w:sz="4"/>
+              <w:left w:val="single" w:color="999999" w:sz="4"/>
+              <w:bottom w:val="single" w:color="999999" w:sz="4"/>
+              <w:right w:val="single" w:color="999999" w:sz="4"/>
+            </w:tcBorders>
+            <w:tcMar>
+              <w:top w:type="dxa" w:w="60"/>
+              <w:left w:type="dxa" w:w="90"/>
+              <w:bottom w:type="dxa" w:w="60"/>
+              <w:right w:type="dxa" w:w="90"/>
+            </w:tcMar>
+          </w:tcPr>
+          <w:p>
+            <w:r>
+              <w:rPr>
+                <w:rFonts w:ascii="Calibri" w:cs="Calibri" w:eastAsia="Calibri" w:hAnsi="Calibri"/>
+                <w:b w:val="false"/>
+                <w:bCs w:val="false"/>
+                <w:sz w:val="19"/>
+                <w:szCs w:val="19"/>
+              </w:rPr>
+              <w:t xml:space="preserve">Indian visitors (largest group)</w:t>
+            </w:r>
+          </w:p>
+        </w:tc>
+        <w:tc>
+          <w:tcPr>
+            <w:tcW w:type="dxa" w:w="3600"/>
+            <w:tcBorders>
+              <w:top w:val="single" w:color="999999" w:sz="4"/>
+              <w:left w:val="single" w:color="999999" w:sz="4"/>
+              <w:bottom w:val="single" w:color="999999" w:sz="4"/>
+              <w:right w:val="single" w:color="999999" w:sz="4"/>
+            </w:tcBorders>
+            <w:tcMar>
+              <w:top w:type="dxa" w:w="60"/>
+              <w:left w:type="dxa" w:w="90"/>
+              <w:bottom w:type="dxa" w:w="60"/>
+              <w:right w:type="dxa" w:w="90"/>
+            </w:tcMar>
+          </w:tcPr>
+          <w:p>
+            <w:r>
+              <w:rPr>
+                <w:rFonts w:ascii="Calibri" w:cs="Calibri" w:eastAsia="Calibri" w:hAnsi="Calibri"/>
+                <w:b w:val="false"/>
+                <w:bCs w:val="false"/>
+                <w:sz w:val="19"/>
+                <w:szCs w:val="19"/>
+              </w:rPr>
+              <w:t xml:space="preserve">Already have access to Starbucks at home (verify); may prefer local or value options</w:t>
+            </w:r>
+          </w:p>
+        </w:tc>
+        <w:tc>
+          <w:tcPr>
+            <w:tcW w:type="dxa" w:w="3838"/>
+            <w:tcBorders>
+              <w:top w:val="single" w:color="999999" w:sz="4"/>
+              <w:left w:val="single" w:color="999999" w:sz="4"/>
+              <w:bottom w:val="single" w:color="999999" w:sz="4"/>
+              <w:right w:val="single" w:color="999999" w:sz="4"/>
+            </w:tcBorders>
+            <w:tcMar>
+              <w:top w:type="dxa" w:w="60"/>
+              <w:left w:type="dxa" w:w="90"/>
+              <w:bottom w:type="dxa" w:w="60"/>
+              <w:right w:type="dxa" w:w="90"/>
+            </w:tcMar>
+          </w:tcPr>
+          <w:p>
+            <w:r>
+              <w:rPr>
+                <w:rFonts w:ascii="Calibri" w:cs="Calibri" w:eastAsia="Calibri" w:hAnsi="Calibri"/>
+                <w:b w:val="false"/>
+                <w:bCs w:val="false"/>
+                <w:sz w:val="19"/>
+                <w:szCs w:val="19"/>
+              </w:rPr>
+              <w:t xml:space="preserve">Do not rely on this segment for premium demand</w:t>
+            </w:r>
+          </w:p>
+        </w:tc>
+      </w:tr>
+      <w:tr>
+        <w:trPr>
+          <w:cantSplit/>
+        </w:trPr>
+        <w:tc>
+          <w:tcPr>
+            <w:tcW w:type="dxa" w:w="2200"/>
+            <w:tcBorders>
+              <w:top w:val="single" w:color="999999" w:sz="4"/>
+              <w:left w:val="single" w:color="999999" w:sz="4"/>
+              <w:bottom w:val="single" w:color="999999" w:sz="4"/>
+              <w:right w:val="single" w:color="999999" w:sz="4"/>
+            </w:tcBorders>
+            <w:tcMar>
+              <w:top w:type="dxa" w:w="60"/>
+              <w:left w:type="dxa" w:w="90"/>
+              <w:bottom w:type="dxa" w:w="60"/>
+              <w:right w:type="dxa" w:w="90"/>
+            </w:tcMar>
+          </w:tcPr>
+          <w:p>
+            <w:r>
+              <w:rPr>
+                <w:rFonts w:ascii="Calibri" w:cs="Calibri" w:eastAsia="Calibri" w:hAnsi="Calibri"/>
+                <w:b w:val="false"/>
+                <w:bCs w:val="false"/>
+                <w:sz w:val="19"/>
+                <w:szCs w:val="19"/>
+              </w:rPr>
+              <w:t xml:space="preserve">Trekkers and budget travellers</w:t>
+            </w:r>
+          </w:p>
+        </w:tc>
+        <w:tc>
+          <w:tcPr>
+            <w:tcW w:type="dxa" w:w="3600"/>
+            <w:tcBorders>
+              <w:top w:val="single" w:color="999999" w:sz="4"/>
+              <w:left w:val="single" w:color="999999" w:sz="4"/>
+              <w:bottom w:val="single" w:color="999999" w:sz="4"/>
+              <w:right w:val="single" w:color="999999" w:sz="4"/>
+            </w:tcBorders>
+            <w:tcMar>
+              <w:top w:type="dxa" w:w="60"/>
+              <w:left w:type="dxa" w:w="90"/>
+              <w:bottom w:type="dxa" w:w="60"/>
+              <w:right w:type="dxa" w:w="90"/>
+            </w:tcMar>
+          </w:tcPr>
+          <w:p>
+            <w:r>
+              <w:rPr>
+                <w:rFonts w:ascii="Calibri" w:cs="Calibri" w:eastAsia="Calibri" w:hAnsi="Calibri"/>
+                <w:b w:val="false"/>
+                <w:bCs w:val="false"/>
+                <w:sz w:val="19"/>
+                <w:szCs w:val="19"/>
+              </w:rPr>
+              <w:t xml:space="preserve">Long stays, low daily spend; strong local-cafe culture</w:t>
+            </w:r>
+          </w:p>
+        </w:tc>
+        <w:tc>
+          <w:tcPr>
+            <w:tcW w:type="dxa" w:w="3838"/>
+            <w:tcBorders>
+              <w:top w:val="single" w:color="999999" w:sz="4"/>
+              <w:left w:val="single" w:color="999999" w:sz="4"/>
+              <w:bottom w:val="single" w:color="999999" w:sz="4"/>
+              <w:right w:val="single" w:color="999999" w:sz="4"/>
+            </w:tcBorders>
+            <w:tcMar>
+              <w:top w:type="dxa" w:w="60"/>
+              <w:left w:type="dxa" w:w="90"/>
+              <w:bottom w:type="dxa" w:w="60"/>
+              <w:right w:type="dxa" w:w="90"/>
+            </w:tcMar>
+          </w:tcPr>
+          <w:p>
+            <w:r>
+              <w:rPr>
+                <w:rFonts w:ascii="Calibri" w:cs="Calibri" w:eastAsia="Calibri" w:hAnsi="Calibri"/>
+                <w:b w:val="false"/>
+                <w:bCs w:val="false"/>
+                <w:sz w:val="19"/>
+                <w:szCs w:val="19"/>
+              </w:rPr>
+              <w:t xml:space="preserve">Weak target; use origin storytelling and low-price items only if at all</w:t>
+            </w:r>
+          </w:p>
+        </w:tc>
+      </w:tr>
+      <w:tr>
+        <w:trPr>
+          <w:cantSplit/>
+        </w:trPr>
+        <w:tc>
+          <w:tcPr>
+            <w:tcW w:type="dxa" w:w="2200"/>
+            <w:tcBorders>
+              <w:top w:val="single" w:color="999999" w:sz="4"/>
+              <w:left w:val="single" w:color="999999" w:sz="4"/>
+              <w:bottom w:val="single" w:color="999999" w:sz="4"/>
+              <w:right w:val="single" w:color="999999" w:sz="4"/>
+            </w:tcBorders>
+            <w:tcMar>
+              <w:top w:type="dxa" w:w="60"/>
+              <w:left w:type="dxa" w:w="90"/>
+              <w:bottom w:type="dxa" w:w="60"/>
+              <w:right w:type="dxa" w:w="90"/>
+            </w:tcMar>
+          </w:tcPr>
+          <w:p>
+            <w:r>
+              <w:rPr>
+                <w:rFonts w:ascii="Calibri" w:cs="Calibri" w:eastAsia="Calibri" w:hAnsi="Calibri"/>
+                <w:b w:val="false"/>
+                <w:bCs w:val="false"/>
+                <w:sz w:val="19"/>
+                <w:szCs w:val="19"/>
+              </w:rPr>
+              <w:t xml:space="preserve">Business, NGO and returning diaspora</w:t>
+            </w:r>
+          </w:p>
+        </w:tc>
+        <w:tc>
+          <w:tcPr>
+            <w:tcW w:type="dxa" w:w="3600"/>
+            <w:tcBorders>
+              <w:top w:val="single" w:color="999999" w:sz="4"/>
+              <w:left w:val="single" w:color="999999" w:sz="4"/>
+              <w:bottom w:val="single" w:color="999999" w:sz="4"/>
+              <w:right w:val="single" w:color="999999" w:sz="4"/>
+            </w:tcBorders>
+            <w:tcMar>
+              <w:top w:type="dxa" w:w="60"/>
+              <w:left w:type="dxa" w:w="90"/>
+              <w:bottom w:type="dxa" w:w="60"/>
+              <w:right w:type="dxa" w:w="90"/>
+            </w:tcMar>
+          </w:tcPr>
+          <w:p>
+            <w:r>
+              <w:rPr>
+                <w:rFonts w:ascii="Calibri" w:cs="Calibri" w:eastAsia="Calibri" w:hAnsi="Calibri"/>
+                <w:b w:val="false"/>
+                <w:bCs w:val="false"/>
+                <w:sz w:val="19"/>
+                <w:szCs w:val="19"/>
+              </w:rPr>
+              <w:t xml:space="preserve">Frequent, repeat, brand-aware</w:t>
+            </w:r>
+          </w:p>
+        </w:tc>
+        <w:tc>
+          <w:tcPr>
+            <w:tcW w:type="dxa" w:w="3838"/>
+            <w:tcBorders>
+              <w:top w:val="single" w:color="999999" w:sz="4"/>
+              <w:left w:val="single" w:color="999999" w:sz="4"/>
+              <w:bottom w:val="single" w:color="999999" w:sz="4"/>
+              <w:right w:val="single" w:color="999999" w:sz="4"/>
+            </w:tcBorders>
+            <w:tcMar>
+              <w:top w:type="dxa" w:w="60"/>
+              <w:left w:type="dxa" w:w="90"/>
+              <w:bottom w:type="dxa" w:w="60"/>
+              <w:right w:type="dxa" w:w="90"/>
+            </w:tcMar>
+          </w:tcPr>
+          <w:p>
+            <w:r>
+              <w:rPr>
+                <w:rFonts w:ascii="Calibri" w:cs="Calibri" w:eastAsia="Calibri" w:hAnsi="Calibri"/>
+                <w:b w:val="false"/>
+                <w:bCs w:val="false"/>
+                <w:sz w:val="19"/>
+                <w:szCs w:val="19"/>
+              </w:rPr>
+              <w:t xml:space="preserve">Airport, hotel and office-district sites; steadier than leisure tourists</w:t>
+            </w:r>
+          </w:p>
+        </w:tc>
+      </w:tr>
+      <w:tr>
+        <w:trPr>
+          <w:cantSplit/>
+        </w:trPr>
+        <w:tc>
+          <w:tcPr>
+            <w:tcW w:type="dxa" w:w="2200"/>
+            <w:tcBorders>
+              <w:top w:val="single" w:color="999999" w:sz="4"/>
+              <w:left w:val="single" w:color="999999" w:sz="4"/>
+              <w:bottom w:val="single" w:color="999999" w:sz="4"/>
+              <w:right w:val="single" w:color="999999" w:sz="4"/>
+            </w:tcBorders>
+            <w:tcMar>
+              <w:top w:type="dxa" w:w="60"/>
+              <w:left w:type="dxa" w:w="90"/>
+              <w:bottom w:type="dxa" w:w="60"/>
+              <w:right w:type="dxa" w:w="90"/>
+            </w:tcMar>
+          </w:tcPr>
+          <w:p>
+            <w:r>
+              <w:rPr>
+                <w:rFonts w:ascii="Calibri" w:cs="Calibri" w:eastAsia="Calibri" w:hAnsi="Calibri"/>
+                <w:b w:val="false"/>
+                <w:bCs w:val="false"/>
+                <w:sz w:val="19"/>
+                <w:szCs w:val="19"/>
+              </w:rPr>
+              <w:t xml:space="preserve">Pilgrims (Lumbini)</w:t>
+            </w:r>
+          </w:p>
+        </w:tc>
+        <w:tc>
+          <w:tcPr>
+            <w:tcW w:type="dxa" w:w="3600"/>
+            <w:tcBorders>
+              <w:top w:val="single" w:color="999999" w:sz="4"/>
+              <w:left w:val="single" w:color="999999" w:sz="4"/>
+              <w:bottom w:val="single" w:color="999999" w:sz="4"/>
+              <w:right w:val="single" w:color="999999" w:sz="4"/>
+            </w:tcBorders>
+            <w:tcMar>
+              <w:top w:type="dxa" w:w="60"/>
+              <w:left w:type="dxa" w:w="90"/>
+              <w:bottom w:type="dxa" w:w="60"/>
+              <w:right w:type="dxa" w:w="90"/>
+            </w:tcMar>
+          </w:tcPr>
+          <w:p>
+            <w:r>
+              <w:rPr>
+                <w:rFonts w:ascii="Calibri" w:cs="Calibri" w:eastAsia="Calibri" w:hAnsi="Calibri"/>
+                <w:b w:val="false"/>
+                <w:bCs w:val="false"/>
+                <w:sz w:val="19"/>
+                <w:szCs w:val="19"/>
+              </w:rPr>
+              <w:t xml:space="preserve">Group travel; limited evidence</w:t>
+            </w:r>
+          </w:p>
+        </w:tc>
+        <w:tc>
+          <w:tcPr>
+            <w:tcW w:type="dxa" w:w="3838"/>
+            <w:tcBorders>
+              <w:top w:val="single" w:color="999999" w:sz="4"/>
+              <w:left w:val="single" w:color="999999" w:sz="4"/>
+              <w:bottom w:val="single" w:color="999999" w:sz="4"/>
+              <w:right w:val="single" w:color="999999" w:sz="4"/>
+            </w:tcBorders>
+            <w:tcMar>
+              <w:top w:type="dxa" w:w="60"/>
+              <w:left w:type="dxa" w:w="90"/>
+              <w:bottom w:type="dxa" w:w="60"/>
+              <w:right w:type="dxa" w:w="90"/>
+            </w:tcMar>
+          </w:tcPr>
+          <w:p>
+            <w:r>
+              <w:rPr>
+                <w:rFonts w:ascii="Calibri" w:cs="Calibri" w:eastAsia="Calibri" w:hAnsi="Calibri"/>
+                <w:b w:val="false"/>
+                <w:bCs w:val="false"/>
+                <w:sz w:val="19"/>
+                <w:szCs w:val="19"/>
+              </w:rPr>
+              <w:t xml:space="preserve">Low priority; verify before including</w:t>
+            </w:r>
+          </w:p>
+        </w:tc>
+      </w:tr>
+    </w:tbl>
+    <w:p>
+      <w:pPr>
+        <w:spacing w:after="80"/>
+      </w:pPr>
+    </w:p>
+    <w:p>
+      <w:pPr>
+        <w:pStyle w:val="Heading3"/>
+        <w:spacing w:after="80" w:before="140"/>
+      </w:pPr>
+      <w:r>
+        <w:rPr>
+          <w:rFonts w:ascii="Calibri" w:cs="Calibri" w:eastAsia="Calibri" w:hAnsi="Calibri"/>
+          <w:b/>
+          <w:bCs/>
+          <w:sz w:val="22"/>
+          <w:szCs w:val="22"/>
+        </w:rPr>
+        <w:t xml:space="preserve">How to use tourism in each part of the report</w:t>
+      </w:r>
+    </w:p>
+    <w:p>
+      <w:pPr>
+        <w:pStyle w:val="ListParagraph"/>
+        <w:numPr>
+          <w:ilvl w:val="0"/>
+          <w:numId w:val="2"/>
+        </w:numPr>
+        <w:spacing w:after="60"/>
+      </w:pPr>
+      <w:r>
+        <w:rPr>
+          <w:rFonts w:ascii="Calibri" w:cs="Calibri" w:eastAsia="Calibri" w:hAnsi="Calibri"/>
+          <w:sz w:val="21"/>
+          <w:szCs w:val="21"/>
+        </w:rPr>
+        <w:t xml:space="preserve">AC1 1a: tourism as part of the strategic option value, not market size.</w:t>
+      </w:r>
+    </w:p>
+    <w:p>
+      <w:pPr>
+        <w:pStyle w:val="ListParagraph"/>
+        <w:numPr>
+          <w:ilvl w:val="0"/>
+          <w:numId w:val="2"/>
+        </w:numPr>
+        <w:spacing w:after="60"/>
+      </w:pPr>
+      <w:r>
+        <w:rPr>
+          <w:rFonts w:ascii="Calibri" w:cs="Calibri" w:eastAsia="Calibri" w:hAnsi="Calibri"/>
+          <w:sz w:val="21"/>
+          <w:szCs w:val="21"/>
+        </w:rPr>
+        <w:t xml:space="preserve">AC1 1c (OLI): tourists as a location advantage that lowers the liability of foreignness; limits: low spend, volatility, Indian-visitor overlap.</w:t>
+      </w:r>
+    </w:p>
+    <w:p>
+      <w:pPr>
+        <w:pStyle w:val="ListParagraph"/>
+        <w:numPr>
+          <w:ilvl w:val="0"/>
+          <w:numId w:val="2"/>
+        </w:numPr>
+        <w:spacing w:after="60"/>
+      </w:pPr>
+      <w:r>
+        <w:rPr>
+          <w:rFonts w:ascii="Calibri" w:cs="Calibri" w:eastAsia="Calibri" w:hAnsi="Calibri"/>
+          <w:sz w:val="21"/>
+          <w:szCs w:val="21"/>
+        </w:rPr>
+        <w:t xml:space="preserve">AC2 2b: tourism and remittances as external-demand exposures; cyclical risk.</w:t>
+      </w:r>
+    </w:p>
+    <w:p>
+      <w:pPr>
+        <w:pStyle w:val="ListParagraph"/>
+        <w:numPr>
+          <w:ilvl w:val="0"/>
+          <w:numId w:val="2"/>
+        </w:numPr>
+        <w:spacing w:after="60"/>
+      </w:pPr>
+      <w:r>
+        <w:rPr>
+          <w:rFonts w:ascii="Calibri" w:cs="Calibri" w:eastAsia="Calibri" w:hAnsi="Calibri"/>
+          <w:sz w:val="21"/>
+          <w:szCs w:val="21"/>
+        </w:rPr>
+        <w:t xml:space="preserve">AC2 2c: two customers, two offers (tourists: familiarity; locals: social space).</w:t>
+      </w:r>
+    </w:p>
+    <w:p>
+      <w:pPr>
+        <w:pStyle w:val="ListParagraph"/>
+        <w:numPr>
+          <w:ilvl w:val="0"/>
+          <w:numId w:val="2"/>
+        </w:numPr>
+        <w:spacing w:after="60"/>
+      </w:pPr>
+      <w:r>
+        <w:rPr>
+          <w:rFonts w:ascii="Calibri" w:cs="Calibri" w:eastAsia="Calibri" w:hAnsi="Calibri"/>
+          <w:sz w:val="21"/>
+          <w:szCs w:val="21"/>
+        </w:rPr>
+        <w:t xml:space="preserve">AC2 2d and conclusion: destination-store format as reverse learning; tourism indicators as stage-gate triggers.</w:t>
+      </w:r>
+    </w:p>
+    <w:p>
+      <w:pPr>
+        <w:pStyle w:val="ListParagraph"/>
+        <w:numPr>
+          <w:ilvl w:val="0"/>
+          <w:numId w:val="2"/>
+        </w:numPr>
+        <w:spacing w:after="60"/>
+      </w:pPr>
+      <w:r>
+        <w:rPr>
+          <w:rFonts w:ascii="Calibri" w:cs="Calibri" w:eastAsia="Calibri" w:hAnsi="Calibri"/>
+          <w:sz w:val="21"/>
+          <w:szCs w:val="21"/>
+        </w:rPr>
+        <w:t xml:space="preserve">Appendix: tourist segment table and a chart of monthly arrivals showing seasonality and the September 2025 shock.</w:t>
+      </w:r>
+    </w:p>
+    <w:p>
+      <w:pPr>
+        <w:spacing w:after="100"/>
+        <w:rPr>
+          <w:i/>
+          <w:iCs/>
+        </w:rPr>
+      </w:pPr>
+      <w:r>
+        <w:rPr>
+          <w:rFonts w:ascii="Calibri" w:cs="Calibri" w:eastAsia="Calibri" w:hAnsi="Calibri"/>
+          <w:i/>
+          <w:iCs/>
+          <w:sz w:val="21"/>
+          <w:szCs w:val="21"/>
+        </w:rPr>
+        <w:t xml:space="preserve">Evidence caution: I found no data on tourists’ actual coffee-chain preferences in Nepal. State the segment logic as a reasoned hypothesis and say what survey or visitor data would confirm it.</w:t>
+      </w:r>
+    </w:p>
+    <w:p>
+      <w:pPr>
+        <w:pStyle w:val="Heading1"/>
+        <w:spacing w:after="120" w:before="300"/>
+      </w:pPr>
+      <w:r>
+        <w:rPr>
+          <w:rFonts w:ascii="Calibri" w:cs="Calibri" w:eastAsia="Calibri" w:hAnsi="Calibri"/>
+          <w:b/>
+          <w:bCs/>
+          <w:color w:val="1F3864"/>
+          <w:sz w:val="30"/>
+          <w:szCs w:val="30"/>
+        </w:rPr>
+        <w:t xml:space="preserve">8. Visuals and appendices</w:t>
       </w:r>
     </w:p>
     <w:tbl>
@@ -5387,6 +7203,98 @@
                 <w:szCs w:val="19"/>
               </w:rPr>
               <w:t xml:space="preserve">Makes the sourcing logic visible in one glance. Needs a caption, source and a clear fiscal-year label because sources give different years.</w:t>
+            </w:r>
+          </w:p>
+        </w:tc>
+      </w:tr>
+      <w:tr>
+        <w:trPr>
+          <w:cantSplit/>
+        </w:trPr>
+        <w:tc>
+          <w:tcPr>
+            <w:tcW w:type="dxa" w:w="2700"/>
+            <w:tcBorders>
+              <w:top w:val="single" w:color="999999" w:sz="4"/>
+              <w:left w:val="single" w:color="999999" w:sz="4"/>
+              <w:bottom w:val="single" w:color="999999" w:sz="4"/>
+              <w:right w:val="single" w:color="999999" w:sz="4"/>
+            </w:tcBorders>
+            <w:tcMar>
+              <w:top w:type="dxa" w:w="60"/>
+              <w:left w:type="dxa" w:w="90"/>
+              <w:bottom w:type="dxa" w:w="60"/>
+              <w:right w:type="dxa" w:w="90"/>
+            </w:tcMar>
+          </w:tcPr>
+          <w:p>
+            <w:r>
+              <w:rPr>
+                <w:rFonts w:ascii="Calibri" w:cs="Calibri" w:eastAsia="Calibri" w:hAnsi="Calibri"/>
+                <w:b w:val="false"/>
+                <w:bCs w:val="false"/>
+                <w:sz w:val="19"/>
+                <w:szCs w:val="19"/>
+              </w:rPr>
+              <w:t xml:space="preserve">Figure 2: Monthly foreign tourist arrivals 2025 with the September protest shock, plus spend per day 2024 vs 2025</w:t>
+            </w:r>
+          </w:p>
+        </w:tc>
+        <w:tc>
+          <w:tcPr>
+            <w:tcW w:type="dxa" w:w="1700"/>
+            <w:tcBorders>
+              <w:top w:val="single" w:color="999999" w:sz="4"/>
+              <w:left w:val="single" w:color="999999" w:sz="4"/>
+              <w:bottom w:val="single" w:color="999999" w:sz="4"/>
+              <w:right w:val="single" w:color="999999" w:sz="4"/>
+            </w:tcBorders>
+            <w:tcMar>
+              <w:top w:type="dxa" w:w="60"/>
+              <w:left w:type="dxa" w:w="90"/>
+              <w:bottom w:type="dxa" w:w="60"/>
+              <w:right w:type="dxa" w:w="90"/>
+            </w:tcMar>
+          </w:tcPr>
+          <w:p>
+            <w:r>
+              <w:rPr>
+                <w:rFonts w:ascii="Calibri" w:cs="Calibri" w:eastAsia="Calibri" w:hAnsi="Calibri"/>
+                <w:b w:val="false"/>
+                <w:bCs w:val="false"/>
+                <w:sz w:val="19"/>
+                <w:szCs w:val="19"/>
+              </w:rPr>
+              <w:t xml:space="preserve">Body or Appendix</w:t>
+            </w:r>
+          </w:p>
+        </w:tc>
+        <w:tc>
+          <w:tcPr>
+            <w:tcW w:type="dxa" w:w="5238"/>
+            <w:tcBorders>
+              <w:top w:val="single" w:color="999999" w:sz="4"/>
+              <w:left w:val="single" w:color="999999" w:sz="4"/>
+              <w:bottom w:val="single" w:color="999999" w:sz="4"/>
+              <w:right w:val="single" w:color="999999" w:sz="4"/>
+            </w:tcBorders>
+            <w:tcMar>
+              <w:top w:type="dxa" w:w="60"/>
+              <w:left w:type="dxa" w:w="90"/>
+              <w:bottom w:type="dxa" w:w="60"/>
+              <w:right w:type="dxa" w:w="90"/>
+            </w:tcMar>
+          </w:tcPr>
+          <w:p>
+            <w:r>
+              <w:rPr>
+                <w:rFonts w:ascii="Calibri" w:cs="Calibri" w:eastAsia="Calibri" w:hAnsi="Calibri"/>
+                <w:b w:val="false"/>
+                <w:bCs w:val="false"/>
+                <w:sz w:val="19"/>
+                <w:szCs w:val="19"/>
+              </w:rPr>
+              <w:t xml:space="preserve">Shows volatility and the low-spend point. Put in the body only if space and word count allow.</w:t>
             </w:r>
           </w:p>
         </w:tc>
@@ -6136,7 +8044,7 @@
                 <w:sz w:val="19"/>
                 <w:szCs w:val="19"/>
               </w:rPr>
-              <w:t xml:space="preserve">Legal opinion on FITTA and NRB royalty repatriation; supplier quality benchmarks met</w:t>
+              <w:t xml:space="preserve">Legal opinion on FITTA and NRB royalty repatriation; supplier quality benchmarks met; tourism recovery confirmed (annual arrivals at or above the 2019 level, spend per day stable or rising)</w:t>
             </w:r>
           </w:p>
         </w:tc>
@@ -6257,7 +8165,7 @@
                 <w:sz w:val="19"/>
                 <w:szCs w:val="19"/>
               </w:rPr>
-              <w:t xml:space="preserve">Pilot store performance thresholds (to be defined); political and FX stability review</w:t>
+              <w:t xml:space="preserve">Pilot store performance thresholds (to be defined); tourist vs local sales mix; political and FX stability review</w:t>
             </w:r>
           </w:p>
         </w:tc>
@@ -6417,7 +8325,7 @@
           <w:sz w:val="30"/>
           <w:szCs w:val="30"/>
         </w:rPr>
-        <w:t xml:space="preserve">8. Data pack</w:t>
+        <w:t xml:space="preserve">9. Data pack</w:t>
       </w:r>
     </w:p>
     <w:p>
@@ -8061,7 +9969,7 @@
                 <w:sz w:val="19"/>
                 <w:szCs w:val="19"/>
               </w:rPr>
-              <w:t xml:space="preserve">Starbucks Laos precedent</w:t>
+              <w:t xml:space="preserve">Length of stay</w:t>
             </w:r>
           </w:p>
         </w:tc>
@@ -8090,7 +9998,7 @@
                 <w:sz w:val="19"/>
                 <w:szCs w:val="19"/>
               </w:rPr>
-              <w:t xml:space="preserve">Licensed partner Coffee Concepts (Laos), part of Maxim’s Caterers</w:t>
+              <w:t xml:space="preserve">16.34 days in 2025 (13.30 in 2024); recording method changed in 2025</w:t>
             </w:r>
           </w:p>
         </w:tc>
@@ -8148,7 +10056,7 @@
                 <w:sz w:val="19"/>
                 <w:szCs w:val="19"/>
               </w:rPr>
-              <w:t xml:space="preserve">Date and details to verify</w:t>
+              <w:t xml:space="preserve">Kathmandu Post; compare cautiously</w:t>
             </w:r>
           </w:p>
         </w:tc>
@@ -8182,7 +10090,7 @@
                 <w:sz w:val="19"/>
                 <w:szCs w:val="19"/>
               </w:rPr>
-              <w:t xml:space="preserve">Hofstede</w:t>
+              <w:t xml:space="preserve">Tourist spend</w:t>
             </w:r>
           </w:p>
         </w:tc>
@@ -8211,7 +10119,7 @@
                 <w:sz w:val="19"/>
                 <w:szCs w:val="19"/>
               </w:rPr>
-              <w:t xml:space="preserve">No verified official Nepal scores found; qualitative evidence only</w:t>
+              <w:t xml:space="preserve">About $33 a day in 2025 (2024: $40.84); regional range cited at $100–150; target $125 within 10 years</w:t>
             </w:r>
           </w:p>
         </w:tc>
@@ -8269,7 +10177,7 @@
                 <w:sz w:val="19"/>
                 <w:szCs w:val="19"/>
               </w:rPr>
-              <w:t xml:space="preserve">Hofstede Insights; NABIL Bank study</w:t>
+              <w:t xml:space="preserve">Kathmandu Post; Ekantipur; regional figure unsourced</w:t>
             </w:r>
           </w:p>
         </w:tc>
@@ -8303,6 +10211,490 @@
                 <w:sz w:val="19"/>
                 <w:szCs w:val="19"/>
               </w:rPr>
+              <w:t xml:space="preserve">Tourism earnings</w:t>
+            </w:r>
+          </w:p>
+        </w:tc>
+        <w:tc>
+          <w:tcPr>
+            <w:tcW w:type="dxa" w:w="3800"/>
+            <w:tcBorders>
+              <w:top w:val="single" w:color="999999" w:sz="4"/>
+              <w:left w:val="single" w:color="999999" w:sz="4"/>
+              <w:bottom w:val="single" w:color="999999" w:sz="4"/>
+              <w:right w:val="single" w:color="999999" w:sz="4"/>
+            </w:tcBorders>
+            <w:tcMar>
+              <w:top w:type="dxa" w:w="60"/>
+              <w:left w:type="dxa" w:w="90"/>
+              <w:bottom w:type="dxa" w:w="60"/>
+              <w:right w:type="dxa" w:w="90"/>
+            </w:tcMar>
+          </w:tcPr>
+          <w:p>
+            <w:r>
+              <w:rPr>
+                <w:rFonts w:ascii="Calibri" w:cs="Calibri" w:eastAsia="Calibri" w:hAnsi="Calibri"/>
+                <w:b w:val="false"/>
+                <w:bCs w:val="false"/>
+                <w:sz w:val="19"/>
+                <w:szCs w:val="19"/>
+              </w:rPr>
+              <w:t xml:space="preserve">Foreign-exchange earnings from tourism +4.8% (about NPR 87.4bn)</w:t>
+            </w:r>
+          </w:p>
+        </w:tc>
+        <w:tc>
+          <w:tcPr>
+            <w:tcW w:type="dxa" w:w="800"/>
+            <w:tcBorders>
+              <w:top w:val="single" w:color="999999" w:sz="4"/>
+              <w:left w:val="single" w:color="999999" w:sz="4"/>
+              <w:bottom w:val="single" w:color="999999" w:sz="4"/>
+              <w:right w:val="single" w:color="999999" w:sz="4"/>
+            </w:tcBorders>
+            <w:tcMar>
+              <w:top w:type="dxa" w:w="60"/>
+              <w:left w:type="dxa" w:w="90"/>
+              <w:bottom w:type="dxa" w:w="60"/>
+              <w:right w:type="dxa" w:w="90"/>
+            </w:tcMar>
+          </w:tcPr>
+          <w:p>
+            <w:r>
+              <w:rPr>
+                <w:rFonts w:ascii="Calibri" w:cs="Calibri" w:eastAsia="Calibri" w:hAnsi="Calibri"/>
+                <w:b w:val="false"/>
+                <w:bCs w:val="false"/>
+                <w:sz w:val="19"/>
+                <w:szCs w:val="19"/>
+              </w:rPr>
+              <w:t xml:space="preserve">CHECK</w:t>
+            </w:r>
+          </w:p>
+        </w:tc>
+        <w:tc>
+          <w:tcPr>
+            <w:tcW w:type="dxa" w:w="3038"/>
+            <w:tcBorders>
+              <w:top w:val="single" w:color="999999" w:sz="4"/>
+              <w:left w:val="single" w:color="999999" w:sz="4"/>
+              <w:bottom w:val="single" w:color="999999" w:sz="4"/>
+              <w:right w:val="single" w:color="999999" w:sz="4"/>
+            </w:tcBorders>
+            <w:tcMar>
+              <w:top w:type="dxa" w:w="60"/>
+              <w:left w:type="dxa" w:w="90"/>
+              <w:bottom w:type="dxa" w:w="60"/>
+              <w:right w:type="dxa" w:w="90"/>
+            </w:tcMar>
+          </w:tcPr>
+          <w:p>
+            <w:r>
+              <w:rPr>
+                <w:rFonts w:ascii="Calibri" w:cs="Calibri" w:eastAsia="Calibri" w:hAnsi="Calibri"/>
+                <w:b w:val="false"/>
+                <w:bCs w:val="false"/>
+                <w:sz w:val="19"/>
+                <w:szCs w:val="19"/>
+              </w:rPr>
+              <w:t xml:space="preserve">Press report; verify at NRB or NTB</w:t>
+            </w:r>
+          </w:p>
+        </w:tc>
+      </w:tr>
+      <w:tr>
+        <w:trPr>
+          <w:cantSplit/>
+        </w:trPr>
+        <w:tc>
+          <w:tcPr>
+            <w:tcW w:type="dxa" w:w="2000"/>
+            <w:tcBorders>
+              <w:top w:val="single" w:color="999999" w:sz="4"/>
+              <w:left w:val="single" w:color="999999" w:sz="4"/>
+              <w:bottom w:val="single" w:color="999999" w:sz="4"/>
+              <w:right w:val="single" w:color="999999" w:sz="4"/>
+            </w:tcBorders>
+            <w:tcMar>
+              <w:top w:type="dxa" w:w="60"/>
+              <w:left w:type="dxa" w:w="90"/>
+              <w:bottom w:type="dxa" w:w="60"/>
+              <w:right w:type="dxa" w:w="90"/>
+            </w:tcMar>
+          </w:tcPr>
+          <w:p>
+            <w:r>
+              <w:rPr>
+                <w:rFonts w:ascii="Calibri" w:cs="Calibri" w:eastAsia="Calibri" w:hAnsi="Calibri"/>
+                <w:b w:val="false"/>
+                <w:bCs w:val="false"/>
+                <w:sz w:val="19"/>
+                <w:szCs w:val="19"/>
+              </w:rPr>
+              <w:t xml:space="preserve">Air gateway</w:t>
+            </w:r>
+          </w:p>
+        </w:tc>
+        <w:tc>
+          <w:tcPr>
+            <w:tcW w:type="dxa" w:w="3800"/>
+            <w:tcBorders>
+              <w:top w:val="single" w:color="999999" w:sz="4"/>
+              <w:left w:val="single" w:color="999999" w:sz="4"/>
+              <w:bottom w:val="single" w:color="999999" w:sz="4"/>
+              <w:right w:val="single" w:color="999999" w:sz="4"/>
+            </w:tcBorders>
+            <w:tcMar>
+              <w:top w:type="dxa" w:w="60"/>
+              <w:left w:type="dxa" w:w="90"/>
+              <w:bottom w:type="dxa" w:w="60"/>
+              <w:right w:type="dxa" w:w="90"/>
+            </w:tcMar>
+          </w:tcPr>
+          <w:p>
+            <w:r>
+              <w:rPr>
+                <w:rFonts w:ascii="Calibri" w:cs="Calibri" w:eastAsia="Calibri" w:hAnsi="Calibri"/>
+                <w:b w:val="false"/>
+                <w:bCs w:val="false"/>
+                <w:sz w:val="19"/>
+                <w:szCs w:val="19"/>
+              </w:rPr>
+              <w:t xml:space="preserve">Kathmandu airport about 5.25m international and 4.53m domestic passengers in 2025</w:t>
+            </w:r>
+          </w:p>
+        </w:tc>
+        <w:tc>
+          <w:tcPr>
+            <w:tcW w:type="dxa" w:w="800"/>
+            <w:tcBorders>
+              <w:top w:val="single" w:color="999999" w:sz="4"/>
+              <w:left w:val="single" w:color="999999" w:sz="4"/>
+              <w:bottom w:val="single" w:color="999999" w:sz="4"/>
+              <w:right w:val="single" w:color="999999" w:sz="4"/>
+            </w:tcBorders>
+            <w:tcMar>
+              <w:top w:type="dxa" w:w="60"/>
+              <w:left w:type="dxa" w:w="90"/>
+              <w:bottom w:type="dxa" w:w="60"/>
+              <w:right w:type="dxa" w:w="90"/>
+            </w:tcMar>
+          </w:tcPr>
+          <w:p>
+            <w:r>
+              <w:rPr>
+                <w:rFonts w:ascii="Calibri" w:cs="Calibri" w:eastAsia="Calibri" w:hAnsi="Calibri"/>
+                <w:b w:val="false"/>
+                <w:bCs w:val="false"/>
+                <w:sz w:val="19"/>
+                <w:szCs w:val="19"/>
+              </w:rPr>
+              <w:t xml:space="preserve">OK</w:t>
+            </w:r>
+          </w:p>
+        </w:tc>
+        <w:tc>
+          <w:tcPr>
+            <w:tcW w:type="dxa" w:w="3038"/>
+            <w:tcBorders>
+              <w:top w:val="single" w:color="999999" w:sz="4"/>
+              <w:left w:val="single" w:color="999999" w:sz="4"/>
+              <w:bottom w:val="single" w:color="999999" w:sz="4"/>
+              <w:right w:val="single" w:color="999999" w:sz="4"/>
+            </w:tcBorders>
+            <w:tcMar>
+              <w:top w:type="dxa" w:w="60"/>
+              <w:left w:type="dxa" w:w="90"/>
+              <w:bottom w:type="dxa" w:w="60"/>
+              <w:right w:type="dxa" w:w="90"/>
+            </w:tcMar>
+          </w:tcPr>
+          <w:p>
+            <w:r>
+              <w:rPr>
+                <w:rFonts w:ascii="Calibri" w:cs="Calibri" w:eastAsia="Calibri" w:hAnsi="Calibri"/>
+                <w:b w:val="false"/>
+                <w:bCs w:val="false"/>
+                <w:sz w:val="19"/>
+                <w:szCs w:val="19"/>
+              </w:rPr>
+              <w:t xml:space="preserve">Civil Aviation Authority of Nepal via Ekantipur</w:t>
+            </w:r>
+          </w:p>
+        </w:tc>
+      </w:tr>
+      <w:tr>
+        <w:trPr>
+          <w:cantSplit/>
+        </w:trPr>
+        <w:tc>
+          <w:tcPr>
+            <w:tcW w:type="dxa" w:w="2000"/>
+            <w:tcBorders>
+              <w:top w:val="single" w:color="999999" w:sz="4"/>
+              <w:left w:val="single" w:color="999999" w:sz="4"/>
+              <w:bottom w:val="single" w:color="999999" w:sz="4"/>
+              <w:right w:val="single" w:color="999999" w:sz="4"/>
+            </w:tcBorders>
+            <w:tcMar>
+              <w:top w:type="dxa" w:w="60"/>
+              <w:left w:type="dxa" w:w="90"/>
+              <w:bottom w:type="dxa" w:w="60"/>
+              <w:right w:type="dxa" w:w="90"/>
+            </w:tcMar>
+          </w:tcPr>
+          <w:p>
+            <w:r>
+              <w:rPr>
+                <w:rFonts w:ascii="Calibri" w:cs="Calibri" w:eastAsia="Calibri" w:hAnsi="Calibri"/>
+                <w:b w:val="false"/>
+                <w:bCs w:val="false"/>
+                <w:sz w:val="19"/>
+                <w:szCs w:val="19"/>
+              </w:rPr>
+              <w:t xml:space="preserve">Starbucks Laos precedent</w:t>
+            </w:r>
+          </w:p>
+        </w:tc>
+        <w:tc>
+          <w:tcPr>
+            <w:tcW w:type="dxa" w:w="3800"/>
+            <w:tcBorders>
+              <w:top w:val="single" w:color="999999" w:sz="4"/>
+              <w:left w:val="single" w:color="999999" w:sz="4"/>
+              <w:bottom w:val="single" w:color="999999" w:sz="4"/>
+              <w:right w:val="single" w:color="999999" w:sz="4"/>
+            </w:tcBorders>
+            <w:tcMar>
+              <w:top w:type="dxa" w:w="60"/>
+              <w:left w:type="dxa" w:w="90"/>
+              <w:bottom w:type="dxa" w:w="60"/>
+              <w:right w:type="dxa" w:w="90"/>
+            </w:tcMar>
+          </w:tcPr>
+          <w:p>
+            <w:r>
+              <w:rPr>
+                <w:rFonts w:ascii="Calibri" w:cs="Calibri" w:eastAsia="Calibri" w:hAnsi="Calibri"/>
+                <w:b w:val="false"/>
+                <w:bCs w:val="false"/>
+                <w:sz w:val="19"/>
+                <w:szCs w:val="19"/>
+              </w:rPr>
+              <w:t xml:space="preserve">Licensed partner Coffee Concepts (Laos), part of Maxim’s Caterers</w:t>
+            </w:r>
+          </w:p>
+        </w:tc>
+        <w:tc>
+          <w:tcPr>
+            <w:tcW w:type="dxa" w:w="800"/>
+            <w:tcBorders>
+              <w:top w:val="single" w:color="999999" w:sz="4"/>
+              <w:left w:val="single" w:color="999999" w:sz="4"/>
+              <w:bottom w:val="single" w:color="999999" w:sz="4"/>
+              <w:right w:val="single" w:color="999999" w:sz="4"/>
+            </w:tcBorders>
+            <w:tcMar>
+              <w:top w:type="dxa" w:w="60"/>
+              <w:left w:type="dxa" w:w="90"/>
+              <w:bottom w:type="dxa" w:w="60"/>
+              <w:right w:type="dxa" w:w="90"/>
+            </w:tcMar>
+          </w:tcPr>
+          <w:p>
+            <w:r>
+              <w:rPr>
+                <w:rFonts w:ascii="Calibri" w:cs="Calibri" w:eastAsia="Calibri" w:hAnsi="Calibri"/>
+                <w:b w:val="false"/>
+                <w:bCs w:val="false"/>
+                <w:sz w:val="19"/>
+                <w:szCs w:val="19"/>
+              </w:rPr>
+              <w:t xml:space="preserve">CHECK</w:t>
+            </w:r>
+          </w:p>
+        </w:tc>
+        <w:tc>
+          <w:tcPr>
+            <w:tcW w:type="dxa" w:w="3038"/>
+            <w:tcBorders>
+              <w:top w:val="single" w:color="999999" w:sz="4"/>
+              <w:left w:val="single" w:color="999999" w:sz="4"/>
+              <w:bottom w:val="single" w:color="999999" w:sz="4"/>
+              <w:right w:val="single" w:color="999999" w:sz="4"/>
+            </w:tcBorders>
+            <w:tcMar>
+              <w:top w:type="dxa" w:w="60"/>
+              <w:left w:type="dxa" w:w="90"/>
+              <w:bottom w:type="dxa" w:w="60"/>
+              <w:right w:type="dxa" w:w="90"/>
+            </w:tcMar>
+          </w:tcPr>
+          <w:p>
+            <w:r>
+              <w:rPr>
+                <w:rFonts w:ascii="Calibri" w:cs="Calibri" w:eastAsia="Calibri" w:hAnsi="Calibri"/>
+                <w:b w:val="false"/>
+                <w:bCs w:val="false"/>
+                <w:sz w:val="19"/>
+                <w:szCs w:val="19"/>
+              </w:rPr>
+              <w:t xml:space="preserve">Date and details to verify</w:t>
+            </w:r>
+          </w:p>
+        </w:tc>
+      </w:tr>
+      <w:tr>
+        <w:trPr>
+          <w:cantSplit/>
+        </w:trPr>
+        <w:tc>
+          <w:tcPr>
+            <w:tcW w:type="dxa" w:w="2000"/>
+            <w:tcBorders>
+              <w:top w:val="single" w:color="999999" w:sz="4"/>
+              <w:left w:val="single" w:color="999999" w:sz="4"/>
+              <w:bottom w:val="single" w:color="999999" w:sz="4"/>
+              <w:right w:val="single" w:color="999999" w:sz="4"/>
+            </w:tcBorders>
+            <w:tcMar>
+              <w:top w:type="dxa" w:w="60"/>
+              <w:left w:type="dxa" w:w="90"/>
+              <w:bottom w:type="dxa" w:w="60"/>
+              <w:right w:type="dxa" w:w="90"/>
+            </w:tcMar>
+          </w:tcPr>
+          <w:p>
+            <w:r>
+              <w:rPr>
+                <w:rFonts w:ascii="Calibri" w:cs="Calibri" w:eastAsia="Calibri" w:hAnsi="Calibri"/>
+                <w:b w:val="false"/>
+                <w:bCs w:val="false"/>
+                <w:sz w:val="19"/>
+                <w:szCs w:val="19"/>
+              </w:rPr>
+              <w:t xml:space="preserve">Hofstede</w:t>
+            </w:r>
+          </w:p>
+        </w:tc>
+        <w:tc>
+          <w:tcPr>
+            <w:tcW w:type="dxa" w:w="3800"/>
+            <w:tcBorders>
+              <w:top w:val="single" w:color="999999" w:sz="4"/>
+              <w:left w:val="single" w:color="999999" w:sz="4"/>
+              <w:bottom w:val="single" w:color="999999" w:sz="4"/>
+              <w:right w:val="single" w:color="999999" w:sz="4"/>
+            </w:tcBorders>
+            <w:tcMar>
+              <w:top w:type="dxa" w:w="60"/>
+              <w:left w:type="dxa" w:w="90"/>
+              <w:bottom w:type="dxa" w:w="60"/>
+              <w:right w:type="dxa" w:w="90"/>
+            </w:tcMar>
+          </w:tcPr>
+          <w:p>
+            <w:r>
+              <w:rPr>
+                <w:rFonts w:ascii="Calibri" w:cs="Calibri" w:eastAsia="Calibri" w:hAnsi="Calibri"/>
+                <w:b w:val="false"/>
+                <w:bCs w:val="false"/>
+                <w:sz w:val="19"/>
+                <w:szCs w:val="19"/>
+              </w:rPr>
+              <w:t xml:space="preserve">No verified official Nepal scores found; qualitative evidence only</w:t>
+            </w:r>
+          </w:p>
+        </w:tc>
+        <w:tc>
+          <w:tcPr>
+            <w:tcW w:type="dxa" w:w="800"/>
+            <w:tcBorders>
+              <w:top w:val="single" w:color="999999" w:sz="4"/>
+              <w:left w:val="single" w:color="999999" w:sz="4"/>
+              <w:bottom w:val="single" w:color="999999" w:sz="4"/>
+              <w:right w:val="single" w:color="999999" w:sz="4"/>
+            </w:tcBorders>
+            <w:tcMar>
+              <w:top w:type="dxa" w:w="60"/>
+              <w:left w:type="dxa" w:w="90"/>
+              <w:bottom w:type="dxa" w:w="60"/>
+              <w:right w:type="dxa" w:w="90"/>
+            </w:tcMar>
+          </w:tcPr>
+          <w:p>
+            <w:r>
+              <w:rPr>
+                <w:rFonts w:ascii="Calibri" w:cs="Calibri" w:eastAsia="Calibri" w:hAnsi="Calibri"/>
+                <w:b w:val="false"/>
+                <w:bCs w:val="false"/>
+                <w:sz w:val="19"/>
+                <w:szCs w:val="19"/>
+              </w:rPr>
+              <w:t xml:space="preserve">CHECK</w:t>
+            </w:r>
+          </w:p>
+        </w:tc>
+        <w:tc>
+          <w:tcPr>
+            <w:tcW w:type="dxa" w:w="3038"/>
+            <w:tcBorders>
+              <w:top w:val="single" w:color="999999" w:sz="4"/>
+              <w:left w:val="single" w:color="999999" w:sz="4"/>
+              <w:bottom w:val="single" w:color="999999" w:sz="4"/>
+              <w:right w:val="single" w:color="999999" w:sz="4"/>
+            </w:tcBorders>
+            <w:tcMar>
+              <w:top w:type="dxa" w:w="60"/>
+              <w:left w:type="dxa" w:w="90"/>
+              <w:bottom w:type="dxa" w:w="60"/>
+              <w:right w:type="dxa" w:w="90"/>
+            </w:tcMar>
+          </w:tcPr>
+          <w:p>
+            <w:r>
+              <w:rPr>
+                <w:rFonts w:ascii="Calibri" w:cs="Calibri" w:eastAsia="Calibri" w:hAnsi="Calibri"/>
+                <w:b w:val="false"/>
+                <w:bCs w:val="false"/>
+                <w:sz w:val="19"/>
+                <w:szCs w:val="19"/>
+              </w:rPr>
+              <w:t xml:space="preserve">Hofstede Insights; NABIL Bank study</w:t>
+            </w:r>
+          </w:p>
+        </w:tc>
+      </w:tr>
+      <w:tr>
+        <w:trPr>
+          <w:cantSplit/>
+        </w:trPr>
+        <w:tc>
+          <w:tcPr>
+            <w:tcW w:type="dxa" w:w="2000"/>
+            <w:tcBorders>
+              <w:top w:val="single" w:color="999999" w:sz="4"/>
+              <w:left w:val="single" w:color="999999" w:sz="4"/>
+              <w:bottom w:val="single" w:color="999999" w:sz="4"/>
+              <w:right w:val="single" w:color="999999" w:sz="4"/>
+            </w:tcBorders>
+            <w:tcMar>
+              <w:top w:type="dxa" w:w="60"/>
+              <w:left w:type="dxa" w:w="90"/>
+              <w:bottom w:type="dxa" w:w="60"/>
+              <w:right w:type="dxa" w:w="90"/>
+            </w:tcMar>
+          </w:tcPr>
+          <w:p>
+            <w:r>
+              <w:rPr>
+                <w:rFonts w:ascii="Calibri" w:cs="Calibri" w:eastAsia="Calibri" w:hAnsi="Calibri"/>
+                <w:b w:val="false"/>
+                <w:bCs w:val="false"/>
+                <w:sz w:val="19"/>
+                <w:szCs w:val="19"/>
+              </w:rPr>
               <w:t xml:space="preserve">Local competition</w:t>
             </w:r>
           </w:p>
@@ -8410,7 +10802,7 @@
           <w:sz w:val="30"/>
           <w:szCs w:val="30"/>
         </w:rPr>
-        <w:t xml:space="preserve">9. Planned reference set (all to be verified before use)</w:t>
+        <w:t xml:space="preserve">10. Planned reference set (all to be verified before use)</w:t>
       </w:r>
     </w:p>
     <w:p>
@@ -8621,7 +11013,7 @@
           <w:sz w:val="21"/>
           <w:szCs w:val="21"/>
         </w:rPr>
-        <w:t xml:space="preserve">Zaheer, S. (1995) ‘Overcoming the liability of foreignness’, Academy of Management Journal, 38(2).</w:t>
+        <w:t xml:space="preserve">Cohen, E. (1972) ‘Toward a sociology of international tourism’, Social Research, 39(1).</w:t>
       </w:r>
     </w:p>
     <w:p>
@@ -8639,7 +11031,7 @@
           <w:sz w:val="21"/>
           <w:szCs w:val="21"/>
         </w:rPr>
-        <w:t xml:space="preserve">Starbucks Corporation: latest Form 10-K and Global Impact Report.</w:t>
+        <w:t xml:space="preserve">Butler, R.W. (1980) ‘The concept of a tourist area cycle of evolution’, Canadian Geographer, 24(1).</w:t>
       </w:r>
     </w:p>
     <w:p>
@@ -8657,7 +11049,7 @@
           <w:sz w:val="21"/>
           <w:szCs w:val="21"/>
         </w:rPr>
-        <w:t xml:space="preserve">Transparency International (2026) Corruption Perceptions Index 2025.</w:t>
+        <w:t xml:space="preserve">Zaheer, S. (1995) ‘Overcoming the liability of foreignness’, Academy of Management Journal, 38(2).</w:t>
       </w:r>
     </w:p>
     <w:p>
@@ -8675,7 +11067,7 @@
           <w:sz w:val="21"/>
           <w:szCs w:val="21"/>
         </w:rPr>
-        <w:t xml:space="preserve">Nepal Rastra Bank (2026) Current macroeconomic and financial situation (FY2025/26).</w:t>
+        <w:t xml:space="preserve">Starbucks Corporation: latest Form 10-K and Global Impact Report.</w:t>
       </w:r>
     </w:p>
     <w:p>
@@ -8693,7 +11085,7 @@
           <w:sz w:val="21"/>
           <w:szCs w:val="21"/>
         </w:rPr>
-        <w:t xml:space="preserve">Ministry of Finance, Nepal (2026) Economic Survey 2025/26.</w:t>
+        <w:t xml:space="preserve">Transparency International (2026) Corruption Perceptions Index 2025.</w:t>
       </w:r>
     </w:p>
     <w:p>
@@ -8711,7 +11103,7 @@
           <w:sz w:val="21"/>
           <w:szCs w:val="21"/>
         </w:rPr>
-        <w:t xml:space="preserve">Nepal Tourism Board (2026) Tourism Insight / annual arrivals.</w:t>
+        <w:t xml:space="preserve">Nepal Rastra Bank (2026) Current macroeconomic and financial situation (FY2025/26).</w:t>
       </w:r>
     </w:p>
     <w:p>
@@ -8729,7 +11121,7 @@
           <w:sz w:val="21"/>
           <w:szCs w:val="21"/>
         </w:rPr>
-        <w:t xml:space="preserve">Foreign Investment and Technology Transfer Act 2019 (Nepal) and Schedule.</w:t>
+        <w:t xml:space="preserve">Ministry of Finance, Nepal (2026) Economic Survey 2025/26.</w:t>
       </w:r>
     </w:p>
     <w:p>
@@ -8747,40 +11139,7 @@
           <w:sz w:val="21"/>
           <w:szCs w:val="21"/>
         </w:rPr>
-        <w:t xml:space="preserve">Tea and Coffee Development Board (NTCDB) and press reports on coffee trade.</w:t>
-      </w:r>
-    </w:p>
-    <w:p>
-      <w:pPr>
-        <w:pStyle w:val="Heading1"/>
-        <w:spacing w:after="120" w:before="300"/>
-      </w:pPr>
-      <w:r>
-        <w:rPr>
-          <w:rFonts w:ascii="Calibri" w:cs="Calibri" w:eastAsia="Calibri" w:hAnsi="Calibri"/>
-          <w:b/>
-          <w:bCs/>
-          <w:color w:val="1F3864"/>
-          <w:sz w:val="30"/>
-          <w:szCs w:val="30"/>
-        </w:rPr>
-        <w:t xml:space="preserve">10. Harsh-marker checklist</w:t>
-      </w:r>
-    </w:p>
-    <w:p>
-      <w:pPr>
-        <w:pStyle w:val="Heading3"/>
-        <w:spacing w:after="80" w:before="140"/>
-      </w:pPr>
-      <w:r>
-        <w:rPr>
-          <w:rFonts w:ascii="Calibri" w:cs="Calibri" w:eastAsia="Calibri" w:hAnsi="Calibri"/>
-          <w:b/>
-          <w:bCs/>
-          <w:sz w:val="22"/>
-          <w:szCs w:val="22"/>
-        </w:rPr>
-        <w:t xml:space="preserve">Include</w:t>
+        <w:t xml:space="preserve">Nepal Tourism Board (2026) Tourism Insight / annual arrivals.</w:t>
       </w:r>
     </w:p>
     <w:p>
@@ -8798,7 +11157,7 @@
           <w:sz w:val="21"/>
           <w:szCs w:val="21"/>
         </w:rPr>
-        <w:t xml:space="preserve">Thesis and recommendation in the first 30 words.</w:t>
+        <w:t xml:space="preserve">Foreign Investment and Technology Transfer Act 2019 (Nepal) and Schedule.</w:t>
       </w:r>
     </w:p>
     <w:p>
@@ -8816,7 +11175,40 @@
           <w:sz w:val="21"/>
           <w:szCs w:val="21"/>
         </w:rPr>
-        <w:t xml:space="preserve">One integrated argument: RBV → OLI → institutions → distance → culture → stage gates.</w:t>
+        <w:t xml:space="preserve">Tea and Coffee Development Board (NTCDB) and press reports on coffee trade.</w:t>
+      </w:r>
+    </w:p>
+    <w:p>
+      <w:pPr>
+        <w:pStyle w:val="Heading1"/>
+        <w:spacing w:after="120" w:before="300"/>
+      </w:pPr>
+      <w:r>
+        <w:rPr>
+          <w:rFonts w:ascii="Calibri" w:cs="Calibri" w:eastAsia="Calibri" w:hAnsi="Calibri"/>
+          <w:b/>
+          <w:bCs/>
+          <w:color w:val="1F3864"/>
+          <w:sz w:val="30"/>
+          <w:szCs w:val="30"/>
+        </w:rPr>
+        <w:t xml:space="preserve">11. Harsh-marker checklist</w:t>
+      </w:r>
+    </w:p>
+    <w:p>
+      <w:pPr>
+        <w:pStyle w:val="Heading3"/>
+        <w:spacing w:after="80" w:before="140"/>
+      </w:pPr>
+      <w:r>
+        <w:rPr>
+          <w:rFonts w:ascii="Calibri" w:cs="Calibri" w:eastAsia="Calibri" w:hAnsi="Calibri"/>
+          <w:b/>
+          <w:bCs/>
+          <w:sz w:val="22"/>
+          <w:szCs w:val="22"/>
+        </w:rPr>
+        <w:t xml:space="preserve">Include</w:t>
       </w:r>
     </w:p>
     <w:p>
@@ -8834,7 +11226,7 @@
           <w:sz w:val="21"/>
           <w:szCs w:val="21"/>
         </w:rPr>
-        <w:t xml:space="preserve">A stated limit for every theory, and a stated limit for your own data.</w:t>
+        <w:t xml:space="preserve">Thesis and recommendation in the first 30 words.</w:t>
       </w:r>
     </w:p>
     <w:p>
@@ -8852,7 +11244,7 @@
           <w:sz w:val="21"/>
           <w:szCs w:val="21"/>
         </w:rPr>
-        <w:t xml:space="preserve">Conflicting data acknowledged (growth forecasts, coffee-trade years).</w:t>
+        <w:t xml:space="preserve">One integrated argument: RBV → OLI → institutions → distance → culture → stage gates.</w:t>
       </w:r>
     </w:p>
     <w:p>
@@ -8870,7 +11262,7 @@
           <w:sz w:val="21"/>
           <w:szCs w:val="21"/>
         </w:rPr>
-        <w:t xml:space="preserve">Number plus consequence for every statistic.</w:t>
+        <w:t xml:space="preserve">A stated limit for every theory, and a stated limit for your own data.</w:t>
       </w:r>
     </w:p>
     <w:p>
@@ -8888,7 +11280,7 @@
           <w:sz w:val="21"/>
           <w:szCs w:val="21"/>
         </w:rPr>
-        <w:t xml:space="preserve">All six Hofstede dimensions, grouped by management function.</w:t>
+        <w:t xml:space="preserve">Conflicting data acknowledged (growth forecasts, coffee-trade years).</w:t>
       </w:r>
     </w:p>
     <w:p>
@@ -8906,7 +11298,7 @@
           <w:sz w:val="21"/>
           <w:szCs w:val="21"/>
         </w:rPr>
-        <w:t xml:space="preserve">Reverse learning and a clear monitoring line in the conclusion.</w:t>
+        <w:t xml:space="preserve">Number plus consequence for every statistic.</w:t>
       </w:r>
     </w:p>
     <w:p>
@@ -8924,23 +11316,7 @@
           <w:sz w:val="21"/>
           <w:szCs w:val="21"/>
         </w:rPr>
-        <w:t xml:space="preserve">Hedged wording where evidence is weak (“suggests”, “is likely to”).</w:t>
-      </w:r>
-    </w:p>
-    <w:p>
-      <w:pPr>
-        <w:pStyle w:val="Heading3"/>
-        <w:spacing w:after="80" w:before="140"/>
-      </w:pPr>
-      <w:r>
-        <w:rPr>
-          <w:rFonts w:ascii="Calibri" w:cs="Calibri" w:eastAsia="Calibri" w:hAnsi="Calibri"/>
-          <w:b/>
-          <w:bCs/>
-          <w:sz w:val="22"/>
-          <w:szCs w:val="22"/>
-        </w:rPr>
-        <w:t xml:space="preserve">Remove or avoid</w:t>
+        <w:t xml:space="preserve">All six Hofstede dimensions, grouped by management function.</w:t>
       </w:r>
     </w:p>
     <w:p>
@@ -8958,7 +11334,7 @@
           <w:sz w:val="21"/>
           <w:szCs w:val="21"/>
         </w:rPr>
-        <w:t xml:space="preserve">Theory definitions and Starbucks history.</w:t>
+        <w:t xml:space="preserve">Reverse learning and a clear monitoring line in the conclusion.</w:t>
       </w:r>
     </w:p>
     <w:p>
@@ -8976,7 +11352,7 @@
           <w:sz w:val="21"/>
           <w:szCs w:val="21"/>
         </w:rPr>
-        <w:t xml:space="preserve">Invented Hofstede scores or any unsourced number.</w:t>
+        <w:t xml:space="preserve">Tourism treated critically: scale, low spend, seasonality and segment differences, with hypotheses labelled as hypotheses.</w:t>
       </w:r>
     </w:p>
     <w:p>
@@ -8994,7 +11370,23 @@
           <w:sz w:val="21"/>
           <w:szCs w:val="21"/>
         </w:rPr>
-        <w:t xml:space="preserve">Generic claims (“culture is important”).</w:t>
+        <w:t xml:space="preserve">Hedged wording where evidence is weak (“suggests”, “is likely to”).</w:t>
+      </w:r>
+    </w:p>
+    <w:p>
+      <w:pPr>
+        <w:pStyle w:val="Heading3"/>
+        <w:spacing w:after="80" w:before="140"/>
+      </w:pPr>
+      <w:r>
+        <w:rPr>
+          <w:rFonts w:ascii="Calibri" w:cs="Calibri" w:eastAsia="Calibri" w:hAnsi="Calibri"/>
+          <w:b/>
+          <w:bCs/>
+          <w:sz w:val="22"/>
+          <w:szCs w:val="22"/>
+        </w:rPr>
+        <w:t xml:space="preserve">Remove or avoid</w:t>
       </w:r>
     </w:p>
     <w:p>
@@ -9012,7 +11404,7 @@
           <w:sz w:val="21"/>
           <w:szCs w:val="21"/>
         </w:rPr>
-        <w:t xml:space="preserve">More than one internal framework.</w:t>
+        <w:t xml:space="preserve">Theory definitions and Starbucks history.</w:t>
       </w:r>
     </w:p>
     <w:p>
@@ -9030,7 +11422,7 @@
           <w:sz w:val="21"/>
           <w:szCs w:val="21"/>
         </w:rPr>
-        <w:t xml:space="preserve">New evidence in the conclusion.</w:t>
+        <w:t xml:space="preserve">Invented Hofstede scores or any unsourced number.</w:t>
       </w:r>
     </w:p>
     <w:p>
@@ -9048,6 +11440,60 @@
           <w:sz w:val="21"/>
           <w:szCs w:val="21"/>
         </w:rPr>
+        <w:t xml:space="preserve">Generic claims (“culture is important”).</w:t>
+      </w:r>
+    </w:p>
+    <w:p>
+      <w:pPr>
+        <w:pStyle w:val="ListParagraph"/>
+        <w:numPr>
+          <w:ilvl w:val="0"/>
+          <w:numId w:val="2"/>
+        </w:numPr>
+        <w:spacing w:after="60"/>
+      </w:pPr>
+      <w:r>
+        <w:rPr>
+          <w:rFonts w:ascii="Calibri" w:cs="Calibri" w:eastAsia="Calibri" w:hAnsi="Calibri"/>
+          <w:sz w:val="21"/>
+          <w:szCs w:val="21"/>
+        </w:rPr>
+        <w:t xml:space="preserve">More than one internal framework.</w:t>
+      </w:r>
+    </w:p>
+    <w:p>
+      <w:pPr>
+        <w:pStyle w:val="ListParagraph"/>
+        <w:numPr>
+          <w:ilvl w:val="0"/>
+          <w:numId w:val="2"/>
+        </w:numPr>
+        <w:spacing w:after="60"/>
+      </w:pPr>
+      <w:r>
+        <w:rPr>
+          <w:rFonts w:ascii="Calibri" w:cs="Calibri" w:eastAsia="Calibri" w:hAnsi="Calibri"/>
+          <w:sz w:val="21"/>
+          <w:szCs w:val="21"/>
+        </w:rPr>
+        <w:t xml:space="preserve">New evidence in the conclusion.</w:t>
+      </w:r>
+    </w:p>
+    <w:p>
+      <w:pPr>
+        <w:pStyle w:val="ListParagraph"/>
+        <w:numPr>
+          <w:ilvl w:val="0"/>
+          <w:numId w:val="2"/>
+        </w:numPr>
+        <w:spacing w:after="60"/>
+      </w:pPr>
+      <w:r>
+        <w:rPr>
+          <w:rFonts w:ascii="Calibri" w:cs="Calibri" w:eastAsia="Calibri" w:hAnsi="Calibri"/>
+          <w:sz w:val="21"/>
+          <w:szCs w:val="21"/>
+        </w:rPr>
         <w:t xml:space="preserve">Name or contact details (SRN only); anything over 1,000 words.</w:t>
       </w:r>
     </w:p>
@@ -9065,7 +11511,7 @@
           <w:sz w:val="30"/>
           <w:szCs w:val="30"/>
         </w:rPr>
-        <w:t xml:space="preserve">11. Compliance, working order and AI warning</w:t>
+        <w:t xml:space="preserve">12. Compliance, working order and AI warning</w:t>
       </w:r>
     </w:p>
     <w:p>
@@ -9260,7 +11706,7 @@
           <w:sz w:val="30"/>
           <w:szCs w:val="30"/>
         </w:rPr>
-        <w:t xml:space="preserve">12. Sources used for this blueprint</w:t>
+        <w:t xml:space="preserve">13. Sources used for this blueprint</w:t>
       </w:r>
     </w:p>
     <w:p>
@@ -9272,7 +11718,7 @@
         </w:numPr>
         <w:spacing w:after="40"/>
       </w:pPr>
-      <w:hyperlink w:history="1" r:id="rIdaplyseuc0c1zwzgwgcccg">
+      <w:hyperlink w:history="1" r:id="rIdhlrm95mqgyifv7aueej_x">
         <w:r>
           <w:rPr>
             <w:rStyle w:val="Hyperlink"/>
@@ -9293,7 +11739,7 @@
         </w:numPr>
         <w:spacing w:after="40"/>
       </w:pPr>
-      <w:hyperlink w:history="1" r:id="rId7xt9otpyldwkjgmohapfr">
+      <w:hyperlink w:history="1" r:id="rIdmdqdche85y91voay8xeew">
         <w:r>
           <w:rPr>
             <w:rStyle w:val="Hyperlink"/>
@@ -9314,7 +11760,7 @@
         </w:numPr>
         <w:spacing w:after="40"/>
       </w:pPr>
-      <w:hyperlink w:history="1" r:id="rId6eoff4ms-b6slizhjrfre">
+      <w:hyperlink w:history="1" r:id="rIdsjcxnn8k5z99yqtmd-nee">
         <w:r>
           <w:rPr>
             <w:rStyle w:val="Hyperlink"/>
@@ -9335,7 +11781,7 @@
         </w:numPr>
         <w:spacing w:after="40"/>
       </w:pPr>
-      <w:hyperlink w:history="1" r:id="rId3recyiczjdso-laj7hktd">
+      <w:hyperlink w:history="1" r:id="rId8aqh6vcppx1ohtmuvnzqa">
         <w:r>
           <w:rPr>
             <w:rStyle w:val="Hyperlink"/>
@@ -9356,7 +11802,7 @@
         </w:numPr>
         <w:spacing w:after="40"/>
       </w:pPr>
-      <w:hyperlink w:history="1" r:id="rId5otod2bnxvjyh9cdy19rq">
+      <w:hyperlink w:history="1" r:id="rId9_hg4a7xnokh8srm6pdo7">
         <w:r>
           <w:rPr>
             <w:rStyle w:val="Hyperlink"/>
@@ -9377,7 +11823,7 @@
         </w:numPr>
         <w:spacing w:after="40"/>
       </w:pPr>
-      <w:hyperlink w:history="1" r:id="rIdhynqtb50prkt_maqpztiq">
+      <w:hyperlink w:history="1" r:id="rIdhjznuhsqrzbitsq0ewzsg">
         <w:r>
           <w:rPr>
             <w:rStyle w:val="Hyperlink"/>
@@ -9398,7 +11844,7 @@
         </w:numPr>
         <w:spacing w:after="40"/>
       </w:pPr>
-      <w:hyperlink w:history="1" r:id="rIda4efffxqbjg9zmucimovo">
+      <w:hyperlink w:history="1" r:id="rIdehd3cfhoqv1wshjqi1gx7">
         <w:r>
           <w:rPr>
             <w:rStyle w:val="Hyperlink"/>
@@ -9419,7 +11865,7 @@
         </w:numPr>
         <w:spacing w:after="40"/>
       </w:pPr>
-      <w:hyperlink w:history="1" r:id="rIdywu05topsxofj-q5wozyn">
+      <w:hyperlink w:history="1" r:id="rIdgaomok-dvy3n16mvngerh">
         <w:r>
           <w:rPr>
             <w:rStyle w:val="Hyperlink"/>
@@ -9440,7 +11886,7 @@
         </w:numPr>
         <w:spacing w:after="40"/>
       </w:pPr>
-      <w:hyperlink w:history="1" r:id="rIdhb6mqesal3vq_-kcka9ll">
+      <w:hyperlink w:history="1" r:id="rIdnqlqvr2amzrvublabpivb">
         <w:r>
           <w:rPr>
             <w:rStyle w:val="Hyperlink"/>
@@ -9461,7 +11907,7 @@
         </w:numPr>
         <w:spacing w:after="40"/>
       </w:pPr>
-      <w:hyperlink w:history="1" r:id="rId1uldmuj-c4tny82yaidhv">
+      <w:hyperlink w:history="1" r:id="rIdof1ojpmlo8ucozyovvaww">
         <w:r>
           <w:rPr>
             <w:rStyle w:val="Hyperlink"/>
@@ -9482,7 +11928,7 @@
         </w:numPr>
         <w:spacing w:after="40"/>
       </w:pPr>
-      <w:hyperlink w:history="1" r:id="rIdkqhajhlandnvzpxzsbnz9">
+      <w:hyperlink w:history="1" r:id="rIdtztbcejpm9q1d4hj0r94t">
         <w:r>
           <w:rPr>
             <w:rStyle w:val="Hyperlink"/>
@@ -9503,7 +11949,7 @@
         </w:numPr>
         <w:spacing w:after="40"/>
       </w:pPr>
-      <w:hyperlink w:history="1" r:id="rId1zeagq4t95iewfrzhynct">
+      <w:hyperlink w:history="1" r:id="rId646ib_tag6auaihrr6fjm">
         <w:r>
           <w:rPr>
             <w:rStyle w:val="Hyperlink"/>
@@ -9524,7 +11970,7 @@
         </w:numPr>
         <w:spacing w:after="40"/>
       </w:pPr>
-      <w:hyperlink w:history="1" r:id="rIdhjzs2o_w2mdkjf3iz1kpv">
+      <w:hyperlink w:history="1" r:id="rId095dwhc-9br_6vr7zdkob">
         <w:r>
           <w:rPr>
             <w:rStyle w:val="Hyperlink"/>
@@ -9545,7 +11991,70 @@
         </w:numPr>
         <w:spacing w:after="40"/>
       </w:pPr>
-      <w:hyperlink w:history="1" r:id="rIdp6f1x5sa5uot7_6pwnrgf">
+      <w:hyperlink w:history="1" r:id="rIdoqrxqqfxkjkipsur1pqsa">
+        <w:r>
+          <w:rPr>
+            <w:rStyle w:val="Hyperlink"/>
+            <w:rFonts w:ascii="Calibri" w:cs="Calibri" w:eastAsia="Calibri" w:hAnsi="Calibri"/>
+            <w:sz w:val="19"/>
+            <w:szCs w:val="19"/>
+          </w:rPr>
+          <w:t xml:space="preserve">Kathmandu Post – tourists staying longer, spending less</w:t>
+        </w:r>
+      </w:hyperlink>
+    </w:p>
+    <w:p>
+      <w:pPr>
+        <w:pStyle w:val="ListParagraph"/>
+        <w:numPr>
+          <w:ilvl w:val="0"/>
+          <w:numId w:val="2"/>
+        </w:numPr>
+        <w:spacing w:after="40"/>
+      </w:pPr>
+      <w:hyperlink w:history="1" r:id="rIdtmzb353snrlhtnc2r9dv2">
+        <w:r>
+          <w:rPr>
+            <w:rStyle w:val="Hyperlink"/>
+            <w:rFonts w:ascii="Calibri" w:cs="Calibri" w:eastAsia="Calibri" w:hAnsi="Calibri"/>
+            <w:sz w:val="19"/>
+            <w:szCs w:val="19"/>
+          </w:rPr>
+          <w:t xml:space="preserve">Ekantipur – Kathmandu airport 2025 passenger numbers</w:t>
+        </w:r>
+      </w:hyperlink>
+    </w:p>
+    <w:p>
+      <w:pPr>
+        <w:pStyle w:val="ListParagraph"/>
+        <w:numPr>
+          <w:ilvl w:val="0"/>
+          <w:numId w:val="2"/>
+        </w:numPr>
+        <w:spacing w:after="40"/>
+      </w:pPr>
+      <w:hyperlink w:history="1" r:id="rIdodeopcy-xd_pr_xigq36y">
+        <w:r>
+          <w:rPr>
+            <w:rStyle w:val="Hyperlink"/>
+            <w:rFonts w:ascii="Calibri" w:cs="Calibri" w:eastAsia="Calibri" w:hAnsi="Calibri"/>
+            <w:sz w:val="19"/>
+            <w:szCs w:val="19"/>
+          </w:rPr>
+          <w:t xml:space="preserve">Sharesansar – September 2025 arrivals</w:t>
+        </w:r>
+      </w:hyperlink>
+    </w:p>
+    <w:p>
+      <w:pPr>
+        <w:pStyle w:val="ListParagraph"/>
+        <w:numPr>
+          <w:ilvl w:val="0"/>
+          <w:numId w:val="2"/>
+        </w:numPr>
+        <w:spacing w:after="40"/>
+      </w:pPr>
+      <w:hyperlink w:history="1" r:id="rIdbze6csssbbgus0dfchwq3">
         <w:r>
           <w:rPr>
             <w:rStyle w:val="Hyperlink"/>
@@ -9566,7 +12075,7 @@
         </w:numPr>
         <w:spacing w:after="40"/>
       </w:pPr>
-      <w:hyperlink w:history="1" r:id="rIdivu-81dryfy6sktmzsax0">
+      <w:hyperlink w:history="1" r:id="rIdzqviof7augysewhipowib">
         <w:r>
           <w:rPr>
             <w:rStyle w:val="Hyperlink"/>
@@ -9587,7 +12096,7 @@
         </w:numPr>
         <w:spacing w:after="40"/>
       </w:pPr>
-      <w:hyperlink w:history="1" r:id="rIdzfghivvkaqpugqhnscgiw">
+      <w:hyperlink w:history="1" r:id="rIdj9uwa8vbcq9x7a1m-dxbp">
         <w:r>
           <w:rPr>
             <w:rStyle w:val="Hyperlink"/>
@@ -9608,7 +12117,7 @@
         </w:numPr>
         <w:spacing w:after="40"/>
       </w:pPr>
-      <w:hyperlink w:history="1" r:id="rIdg4sjaphism4qpqcjhuklr">
+      <w:hyperlink w:history="1" r:id="rIdz-dvnpnrurbj4v6hs89oa">
         <w:r>
           <w:rPr>
             <w:rStyle w:val="Hyperlink"/>

--- a/Starbucks_Nepal_Blueprint.docx
+++ b/Starbucks_Nepal_Blueprint.docx
@@ -15,7 +15,7 @@
           <w:sz w:val="40"/>
           <w:szCs w:val="40"/>
         </w:rPr>
-        <w:t xml:space="preserve">Blueprint v3: Starbucks Expansion into Nepal (with tourism perspective)</w:t>
+        <w:t xml:space="preserve">Blueprint: Starbucks Expansion into Nepal</w:t>
       </w:r>
     </w:p>
     <w:p>
@@ -77,1152 +77,7 @@
           <w:sz w:val="30"/>
           <w:szCs w:val="30"/>
         </w:rPr>
-        <w:t xml:space="preserve">1. How this differs from the Nigeria blueprint</w:t>
-      </w:r>
-    </w:p>
-    <w:tbl>
-      <w:tblPr>
-        <w:tblW w:type="dxa" w:w="9638"/>
-        <w:tblBorders>
-          <w:top w:val="single" w:color="auto" w:sz="4"/>
-          <w:left w:val="single" w:color="auto" w:sz="4"/>
-          <w:bottom w:val="single" w:color="auto" w:sz="4"/>
-          <w:right w:val="single" w:color="auto" w:sz="4"/>
-          <w:insideH w:val="single" w:color="auto" w:sz="4"/>
-          <w:insideV w:val="single" w:color="auto" w:sz="4"/>
-        </w:tblBorders>
-      </w:tblPr>
-      <w:tblGrid>
-        <w:gridCol w:w="2000"/>
-        <w:gridCol w:w="3500"/>
-        <w:gridCol w:w="4138"/>
-      </w:tblGrid>
-      <w:tr>
-        <w:trPr>
-          <w:tblHeader/>
-        </w:trPr>
-        <w:tc>
-          <w:tcPr>
-            <w:tcW w:type="dxa" w:w="2000"/>
-            <w:tcBorders>
-              <w:top w:val="single" w:color="999999" w:sz="4"/>
-              <w:left w:val="single" w:color="999999" w:sz="4"/>
-              <w:bottom w:val="single" w:color="999999" w:sz="4"/>
-              <w:right w:val="single" w:color="999999" w:sz="4"/>
-            </w:tcBorders>
-            <w:shd w:fill="1F3864" w:color="auto" w:val="clear"/>
-            <w:tcMar>
-              <w:top w:type="dxa" w:w="60"/>
-              <w:left w:type="dxa" w:w="90"/>
-              <w:bottom w:type="dxa" w:w="60"/>
-              <w:right w:type="dxa" w:w="90"/>
-            </w:tcMar>
-          </w:tcPr>
-          <w:p>
-            <w:r>
-              <w:rPr>
-                <w:rFonts w:ascii="Calibri" w:cs="Calibri" w:eastAsia="Calibri" w:hAnsi="Calibri"/>
-                <w:b/>
-                <w:bCs/>
-                <w:color w:val="FFFFFF"/>
-                <w:sz w:val="19"/>
-                <w:szCs w:val="19"/>
-              </w:rPr>
-              <w:t xml:space="preserve">Element</w:t>
-            </w:r>
-          </w:p>
-        </w:tc>
-        <w:tc>
-          <w:tcPr>
-            <w:tcW w:type="dxa" w:w="3500"/>
-            <w:tcBorders>
-              <w:top w:val="single" w:color="999999" w:sz="4"/>
-              <w:left w:val="single" w:color="999999" w:sz="4"/>
-              <w:bottom w:val="single" w:color="999999" w:sz="4"/>
-              <w:right w:val="single" w:color="999999" w:sz="4"/>
-            </w:tcBorders>
-            <w:shd w:fill="1F3864" w:color="auto" w:val="clear"/>
-            <w:tcMar>
-              <w:top w:type="dxa" w:w="60"/>
-              <w:left w:type="dxa" w:w="90"/>
-              <w:bottom w:type="dxa" w:w="60"/>
-              <w:right w:type="dxa" w:w="90"/>
-            </w:tcMar>
-          </w:tcPr>
-          <w:p>
-            <w:r>
-              <w:rPr>
-                <w:rFonts w:ascii="Calibri" w:cs="Calibri" w:eastAsia="Calibri" w:hAnsi="Calibri"/>
-                <w:b/>
-                <w:bCs/>
-                <w:color w:val="FFFFFF"/>
-                <w:sz w:val="19"/>
-                <w:szCs w:val="19"/>
-              </w:rPr>
-              <w:t xml:space="preserve">Nigeria version</w:t>
-            </w:r>
-          </w:p>
-        </w:tc>
-        <w:tc>
-          <w:tcPr>
-            <w:tcW w:type="dxa" w:w="4138"/>
-            <w:tcBorders>
-              <w:top w:val="single" w:color="999999" w:sz="4"/>
-              <w:left w:val="single" w:color="999999" w:sz="4"/>
-              <w:bottom w:val="single" w:color="999999" w:sz="4"/>
-              <w:right w:val="single" w:color="999999" w:sz="4"/>
-            </w:tcBorders>
-            <w:shd w:fill="1F3864" w:color="auto" w:val="clear"/>
-            <w:tcMar>
-              <w:top w:type="dxa" w:w="60"/>
-              <w:left w:type="dxa" w:w="90"/>
-              <w:bottom w:type="dxa" w:w="60"/>
-              <w:right w:type="dxa" w:w="90"/>
-            </w:tcMar>
-          </w:tcPr>
-          <w:p>
-            <w:r>
-              <w:rPr>
-                <w:rFonts w:ascii="Calibri" w:cs="Calibri" w:eastAsia="Calibri" w:hAnsi="Calibri"/>
-                <w:b/>
-                <w:bCs/>
-                <w:color w:val="FFFFFF"/>
-                <w:sz w:val="19"/>
-                <w:szCs w:val="19"/>
-              </w:rPr>
-              <w:t xml:space="preserve">Nepal version (this one)</w:t>
-            </w:r>
-          </w:p>
-        </w:tc>
-      </w:tr>
-      <w:tr>
-        <w:trPr>
-          <w:cantSplit/>
-        </w:trPr>
-        <w:tc>
-          <w:tcPr>
-            <w:tcW w:type="dxa" w:w="2000"/>
-            <w:tcBorders>
-              <w:top w:val="single" w:color="999999" w:sz="4"/>
-              <w:left w:val="single" w:color="999999" w:sz="4"/>
-              <w:bottom w:val="single" w:color="999999" w:sz="4"/>
-              <w:right w:val="single" w:color="999999" w:sz="4"/>
-            </w:tcBorders>
-            <w:tcMar>
-              <w:top w:type="dxa" w:w="60"/>
-              <w:left w:type="dxa" w:w="90"/>
-              <w:bottom w:type="dxa" w:w="60"/>
-              <w:right w:type="dxa" w:w="90"/>
-            </w:tcMar>
-          </w:tcPr>
-          <w:p>
-            <w:r>
-              <w:rPr>
-                <w:rFonts w:ascii="Calibri" w:cs="Calibri" w:eastAsia="Calibri" w:hAnsi="Calibri"/>
-                <w:b w:val="false"/>
-                <w:bCs w:val="false"/>
-                <w:sz w:val="19"/>
-                <w:szCs w:val="19"/>
-              </w:rPr>
-              <w:t xml:space="preserve">Core framing</w:t>
-            </w:r>
-          </w:p>
-        </w:tc>
-        <w:tc>
-          <w:tcPr>
-            <w:tcW w:type="dxa" w:w="3500"/>
-            <w:tcBorders>
-              <w:top w:val="single" w:color="999999" w:sz="4"/>
-              <w:left w:val="single" w:color="999999" w:sz="4"/>
-              <w:bottom w:val="single" w:color="999999" w:sz="4"/>
-              <w:right w:val="single" w:color="999999" w:sz="4"/>
-            </w:tcBorders>
-            <w:tcMar>
-              <w:top w:type="dxa" w:w="60"/>
-              <w:left w:type="dxa" w:w="90"/>
-              <w:bottom w:type="dxa" w:w="60"/>
-              <w:right w:type="dxa" w:w="90"/>
-            </w:tcMar>
-          </w:tcPr>
-          <w:p>
-            <w:r>
-              <w:rPr>
-                <w:rFonts w:ascii="Calibri" w:cs="Calibri" w:eastAsia="Calibri" w:hAnsi="Calibri"/>
-                <w:b w:val="false"/>
-                <w:bCs w:val="false"/>
-                <w:sz w:val="19"/>
-                <w:szCs w:val="19"/>
-              </w:rPr>
-              <w:t xml:space="preserve">Brand-led entry; partner model manages risk</w:t>
-            </w:r>
-          </w:p>
-        </w:tc>
-        <w:tc>
-          <w:tcPr>
-            <w:tcW w:type="dxa" w:w="4138"/>
-            <w:tcBorders>
-              <w:top w:val="single" w:color="999999" w:sz="4"/>
-              <w:left w:val="single" w:color="999999" w:sz="4"/>
-              <w:bottom w:val="single" w:color="999999" w:sz="4"/>
-              <w:right w:val="single" w:color="999999" w:sz="4"/>
-            </w:tcBorders>
-            <w:tcMar>
-              <w:top w:type="dxa" w:w="60"/>
-              <w:left w:type="dxa" w:w="90"/>
-              <w:bottom w:type="dxa" w:w="60"/>
-              <w:right w:type="dxa" w:w="90"/>
-            </w:tcMar>
-          </w:tcPr>
-          <w:p>
-            <w:r>
-              <w:rPr>
-                <w:rFonts w:ascii="Calibri" w:cs="Calibri" w:eastAsia="Calibri" w:hAnsi="Calibri"/>
-                <w:b w:val="false"/>
-                <w:bCs w:val="false"/>
-                <w:sz w:val="19"/>
-                <w:szCs w:val="19"/>
-              </w:rPr>
-              <w:t xml:space="preserve">“Buyer before seller”: a sourcing-led, staged, real-options entry. Nepal is a strategic option, not a volume market.</w:t>
-            </w:r>
-          </w:p>
-        </w:tc>
-      </w:tr>
-      <w:tr>
-        <w:trPr>
-          <w:cantSplit/>
-        </w:trPr>
-        <w:tc>
-          <w:tcPr>
-            <w:tcW w:type="dxa" w:w="2000"/>
-            <w:tcBorders>
-              <w:top w:val="single" w:color="999999" w:sz="4"/>
-              <w:left w:val="single" w:color="999999" w:sz="4"/>
-              <w:bottom w:val="single" w:color="999999" w:sz="4"/>
-              <w:right w:val="single" w:color="999999" w:sz="4"/>
-            </w:tcBorders>
-            <w:tcMar>
-              <w:top w:type="dxa" w:w="60"/>
-              <w:left w:type="dxa" w:w="90"/>
-              <w:bottom w:type="dxa" w:w="60"/>
-              <w:right w:type="dxa" w:w="90"/>
-            </w:tcMar>
-          </w:tcPr>
-          <w:p>
-            <w:r>
-              <w:rPr>
-                <w:rFonts w:ascii="Calibri" w:cs="Calibri" w:eastAsia="Calibri" w:hAnsi="Calibri"/>
-                <w:b w:val="false"/>
-                <w:bCs w:val="false"/>
-                <w:sz w:val="19"/>
-                <w:szCs w:val="19"/>
-              </w:rPr>
-              <w:t xml:space="preserve">Demand logic</w:t>
-            </w:r>
-          </w:p>
-        </w:tc>
-        <w:tc>
-          <w:tcPr>
-            <w:tcW w:type="dxa" w:w="3500"/>
-            <w:tcBorders>
-              <w:top w:val="single" w:color="999999" w:sz="4"/>
-              <w:left w:val="single" w:color="999999" w:sz="4"/>
-              <w:bottom w:val="single" w:color="999999" w:sz="4"/>
-              <w:right w:val="single" w:color="999999" w:sz="4"/>
-            </w:tcBorders>
-            <w:tcMar>
-              <w:top w:type="dxa" w:w="60"/>
-              <w:left w:type="dxa" w:w="90"/>
-              <w:bottom w:type="dxa" w:w="60"/>
-              <w:right w:type="dxa" w:w="90"/>
-            </w:tcMar>
-          </w:tcPr>
-          <w:p>
-            <w:r>
-              <w:rPr>
-                <w:rFonts w:ascii="Calibri" w:cs="Calibri" w:eastAsia="Calibri" w:hAnsi="Calibri"/>
-                <w:b w:val="false"/>
-                <w:bCs w:val="false"/>
-                <w:sz w:val="19"/>
-                <w:szCs w:val="19"/>
-              </w:rPr>
-              <w:t xml:space="preserve">Young urban middle class</w:t>
-            </w:r>
-          </w:p>
-        </w:tc>
-        <w:tc>
-          <w:tcPr>
-            <w:tcW w:type="dxa" w:w="4138"/>
-            <w:tcBorders>
-              <w:top w:val="single" w:color="999999" w:sz="4"/>
-              <w:left w:val="single" w:color="999999" w:sz="4"/>
-              <w:bottom w:val="single" w:color="999999" w:sz="4"/>
-              <w:right w:val="single" w:color="999999" w:sz="4"/>
-            </w:tcBorders>
-            <w:tcMar>
-              <w:top w:type="dxa" w:w="60"/>
-              <w:left w:type="dxa" w:w="90"/>
-              <w:bottom w:type="dxa" w:w="60"/>
-              <w:right w:type="dxa" w:w="90"/>
-            </w:tcMar>
-          </w:tcPr>
-          <w:p>
-            <w:r>
-              <w:rPr>
-                <w:rFonts w:ascii="Calibri" w:cs="Calibri" w:eastAsia="Calibri" w:hAnsi="Calibri"/>
-                <w:b w:val="false"/>
-                <w:bCs w:val="false"/>
-                <w:sz w:val="19"/>
-                <w:szCs w:val="19"/>
-              </w:rPr>
-              <w:t xml:space="preserve">Dual demand base: inbound tourists plus remittance-supported urban households; tourism treated as its own perspective (Section 7)</w:t>
-            </w:r>
-          </w:p>
-        </w:tc>
-      </w:tr>
-      <w:tr>
-        <w:trPr>
-          <w:cantSplit/>
-        </w:trPr>
-        <w:tc>
-          <w:tcPr>
-            <w:tcW w:type="dxa" w:w="2000"/>
-            <w:tcBorders>
-              <w:top w:val="single" w:color="999999" w:sz="4"/>
-              <w:left w:val="single" w:color="999999" w:sz="4"/>
-              <w:bottom w:val="single" w:color="999999" w:sz="4"/>
-              <w:right w:val="single" w:color="999999" w:sz="4"/>
-            </w:tcBorders>
-            <w:tcMar>
-              <w:top w:type="dxa" w:w="60"/>
-              <w:left w:type="dxa" w:w="90"/>
-              <w:bottom w:type="dxa" w:w="60"/>
-              <w:right w:type="dxa" w:w="90"/>
-            </w:tcMar>
-          </w:tcPr>
-          <w:p>
-            <w:r>
-              <w:rPr>
-                <w:rFonts w:ascii="Calibri" w:cs="Calibri" w:eastAsia="Calibri" w:hAnsi="Calibri"/>
-                <w:b w:val="false"/>
-                <w:bCs w:val="false"/>
-                <w:sz w:val="19"/>
-                <w:szCs w:val="19"/>
-              </w:rPr>
-              <w:t xml:space="preserve">Thesis type</w:t>
-            </w:r>
-          </w:p>
-        </w:tc>
-        <w:tc>
-          <w:tcPr>
-            <w:tcW w:type="dxa" w:w="3500"/>
-            <w:tcBorders>
-              <w:top w:val="single" w:color="999999" w:sz="4"/>
-              <w:left w:val="single" w:color="999999" w:sz="4"/>
-              <w:bottom w:val="single" w:color="999999" w:sz="4"/>
-              <w:right w:val="single" w:color="999999" w:sz="4"/>
-            </w:tcBorders>
-            <w:tcMar>
-              <w:top w:type="dxa" w:w="60"/>
-              <w:left w:type="dxa" w:w="90"/>
-              <w:bottom w:type="dxa" w:w="60"/>
-              <w:right w:type="dxa" w:w="90"/>
-            </w:tcMar>
-          </w:tcPr>
-          <w:p>
-            <w:r>
-              <w:rPr>
-                <w:rFonts w:ascii="Calibri" w:cs="Calibri" w:eastAsia="Calibri" w:hAnsi="Calibri"/>
-                <w:b w:val="false"/>
-                <w:bCs w:val="false"/>
-                <w:sz w:val="19"/>
-                <w:szCs w:val="19"/>
-              </w:rPr>
-              <w:t xml:space="preserve">Recommend entry + partner model</w:t>
-            </w:r>
-          </w:p>
-        </w:tc>
-        <w:tc>
-          <w:tcPr>
-            <w:tcW w:type="dxa" w:w="4138"/>
-            <w:tcBorders>
-              <w:top w:val="single" w:color="999999" w:sz="4"/>
-              <w:left w:val="single" w:color="999999" w:sz="4"/>
-              <w:bottom w:val="single" w:color="999999" w:sz="4"/>
-              <w:right w:val="single" w:color="999999" w:sz="4"/>
-            </w:tcBorders>
-            <w:tcMar>
-              <w:top w:type="dxa" w:w="60"/>
-              <w:left w:type="dxa" w:w="90"/>
-              <w:bottom w:type="dxa" w:w="60"/>
-              <w:right w:type="dxa" w:w="90"/>
-            </w:tcMar>
-          </w:tcPr>
-          <w:p>
-            <w:r>
-              <w:rPr>
-                <w:rFonts w:ascii="Calibri" w:cs="Calibri" w:eastAsia="Calibri" w:hAnsi="Calibri"/>
-                <w:b w:val="false"/>
-                <w:bCs w:val="false"/>
-                <w:sz w:val="19"/>
-                <w:szCs w:val="19"/>
-              </w:rPr>
-              <w:t xml:space="preserve">Conditional recommendation with stage gates and kill criteria</w:t>
-            </w:r>
-          </w:p>
-        </w:tc>
-      </w:tr>
-      <w:tr>
-        <w:trPr>
-          <w:cantSplit/>
-        </w:trPr>
-        <w:tc>
-          <w:tcPr>
-            <w:tcW w:type="dxa" w:w="2000"/>
-            <w:tcBorders>
-              <w:top w:val="single" w:color="999999" w:sz="4"/>
-              <w:left w:val="single" w:color="999999" w:sz="4"/>
-              <w:bottom w:val="single" w:color="999999" w:sz="4"/>
-              <w:right w:val="single" w:color="999999" w:sz="4"/>
-            </w:tcBorders>
-            <w:tcMar>
-              <w:top w:type="dxa" w:w="60"/>
-              <w:left w:type="dxa" w:w="90"/>
-              <w:bottom w:type="dxa" w:w="60"/>
-              <w:right w:type="dxa" w:w="90"/>
-            </w:tcMar>
-          </w:tcPr>
-          <w:p>
-            <w:r>
-              <w:rPr>
-                <w:rFonts w:ascii="Calibri" w:cs="Calibri" w:eastAsia="Calibri" w:hAnsi="Calibri"/>
-                <w:b w:val="false"/>
-                <w:bCs w:val="false"/>
-                <w:sz w:val="19"/>
-                <w:szCs w:val="19"/>
-              </w:rPr>
-              <w:t xml:space="preserve">AC1 organisation</w:t>
-            </w:r>
-          </w:p>
-        </w:tc>
-        <w:tc>
-          <w:tcPr>
-            <w:tcW w:type="dxa" w:w="3500"/>
-            <w:tcBorders>
-              <w:top w:val="single" w:color="999999" w:sz="4"/>
-              <w:left w:val="single" w:color="999999" w:sz="4"/>
-              <w:bottom w:val="single" w:color="999999" w:sz="4"/>
-              <w:right w:val="single" w:color="999999" w:sz="4"/>
-            </w:tcBorders>
-            <w:tcMar>
-              <w:top w:type="dxa" w:w="60"/>
-              <w:left w:type="dxa" w:w="90"/>
-              <w:bottom w:type="dxa" w:w="60"/>
-              <w:right w:type="dxa" w:w="90"/>
-            </w:tcMar>
-          </w:tcPr>
-          <w:p>
-            <w:r>
-              <w:rPr>
-                <w:rFonts w:ascii="Calibri" w:cs="Calibri" w:eastAsia="Calibri" w:hAnsi="Calibri"/>
-                <w:b w:val="false"/>
-                <w:bCs w:val="false"/>
-                <w:sz w:val="19"/>
-                <w:szCs w:val="19"/>
-              </w:rPr>
-              <w:t xml:space="preserve">Theory-led (1a, 1b VRIO table, 1c OLI + IT)</w:t>
-            </w:r>
-          </w:p>
-        </w:tc>
-        <w:tc>
-          <w:tcPr>
-            <w:tcW w:type="dxa" w:w="4138"/>
-            <w:tcBorders>
-              <w:top w:val="single" w:color="999999" w:sz="4"/>
-              <w:left w:val="single" w:color="999999" w:sz="4"/>
-              <w:bottom w:val="single" w:color="999999" w:sz="4"/>
-              <w:right w:val="single" w:color="999999" w:sz="4"/>
-            </w:tcBorders>
-            <w:tcMar>
-              <w:top w:type="dxa" w:w="60"/>
-              <w:left w:type="dxa" w:w="90"/>
-              <w:bottom w:type="dxa" w:w="60"/>
-              <w:right w:type="dxa" w:w="90"/>
-            </w:tcMar>
-          </w:tcPr>
-          <w:p>
-            <w:r>
-              <w:rPr>
-                <w:rFonts w:ascii="Calibri" w:cs="Calibri" w:eastAsia="Calibri" w:hAnsi="Calibri"/>
-                <w:b w:val="false"/>
-                <w:bCs w:val="false"/>
-                <w:sz w:val="19"/>
-                <w:szCs w:val="19"/>
-              </w:rPr>
-              <w:t xml:space="preserve">Question-led: why this move, which advantages travel, why this entry route</w:t>
-            </w:r>
-          </w:p>
-        </w:tc>
-      </w:tr>
-      <w:tr>
-        <w:trPr>
-          <w:cantSplit/>
-        </w:trPr>
-        <w:tc>
-          <w:tcPr>
-            <w:tcW w:type="dxa" w:w="2000"/>
-            <w:tcBorders>
-              <w:top w:val="single" w:color="999999" w:sz="4"/>
-              <w:left w:val="single" w:color="999999" w:sz="4"/>
-              <w:bottom w:val="single" w:color="999999" w:sz="4"/>
-              <w:right w:val="single" w:color="999999" w:sz="4"/>
-            </w:tcBorders>
-            <w:tcMar>
-              <w:top w:type="dxa" w:w="60"/>
-              <w:left w:type="dxa" w:w="90"/>
-              <w:bottom w:type="dxa" w:w="60"/>
-              <w:right w:type="dxa" w:w="90"/>
-            </w:tcMar>
-          </w:tcPr>
-          <w:p>
-            <w:r>
-              <w:rPr>
-                <w:rFonts w:ascii="Calibri" w:cs="Calibri" w:eastAsia="Calibri" w:hAnsi="Calibri"/>
-                <w:b w:val="false"/>
-                <w:bCs w:val="false"/>
-                <w:sz w:val="19"/>
-                <w:szCs w:val="19"/>
-              </w:rPr>
-              <w:t xml:space="preserve">Internal framework (ONE)</w:t>
-            </w:r>
-          </w:p>
-        </w:tc>
-        <w:tc>
-          <w:tcPr>
-            <w:tcW w:type="dxa" w:w="3500"/>
-            <w:tcBorders>
-              <w:top w:val="single" w:color="999999" w:sz="4"/>
-              <w:left w:val="single" w:color="999999" w:sz="4"/>
-              <w:bottom w:val="single" w:color="999999" w:sz="4"/>
-              <w:right w:val="single" w:color="999999" w:sz="4"/>
-            </w:tcBorders>
-            <w:tcMar>
-              <w:top w:type="dxa" w:w="60"/>
-              <w:left w:type="dxa" w:w="90"/>
-              <w:bottom w:type="dxa" w:w="60"/>
-              <w:right w:type="dxa" w:w="90"/>
-            </w:tcMar>
-          </w:tcPr>
-          <w:p>
-            <w:r>
-              <w:rPr>
-                <w:rFonts w:ascii="Calibri" w:cs="Calibri" w:eastAsia="Calibri" w:hAnsi="Calibri"/>
-                <w:b w:val="false"/>
-                <w:bCs w:val="false"/>
-                <w:sz w:val="19"/>
-                <w:szCs w:val="19"/>
-              </w:rPr>
-              <w:t xml:space="preserve">RBV/VRIO table</w:t>
-            </w:r>
-          </w:p>
-        </w:tc>
-        <w:tc>
-          <w:tcPr>
-            <w:tcW w:type="dxa" w:w="4138"/>
-            <w:tcBorders>
-              <w:top w:val="single" w:color="999999" w:sz="4"/>
-              <w:left w:val="single" w:color="999999" w:sz="4"/>
-              <w:bottom w:val="single" w:color="999999" w:sz="4"/>
-              <w:right w:val="single" w:color="999999" w:sz="4"/>
-            </w:tcBorders>
-            <w:tcMar>
-              <w:top w:type="dxa" w:w="60"/>
-              <w:left w:type="dxa" w:w="90"/>
-              <w:bottom w:type="dxa" w:w="60"/>
-              <w:right w:type="dxa" w:w="90"/>
-            </w:tcMar>
-          </w:tcPr>
-          <w:p>
-            <w:r>
-              <w:rPr>
-                <w:rFonts w:ascii="Calibri" w:cs="Calibri" w:eastAsia="Calibri" w:hAnsi="Calibri"/>
-                <w:b w:val="false"/>
-                <w:bCs w:val="false"/>
-                <w:sz w:val="19"/>
-                <w:szCs w:val="19"/>
-              </w:rPr>
-              <w:t xml:space="preserve">RBV tested for transferability: location-bound vs non-location-bound resources (Rugman and Verbeke, 2004)</w:t>
-            </w:r>
-          </w:p>
-        </w:tc>
-      </w:tr>
-      <w:tr>
-        <w:trPr>
-          <w:cantSplit/>
-        </w:trPr>
-        <w:tc>
-          <w:tcPr>
-            <w:tcW w:type="dxa" w:w="2000"/>
-            <w:tcBorders>
-              <w:top w:val="single" w:color="999999" w:sz="4"/>
-              <w:left w:val="single" w:color="999999" w:sz="4"/>
-              <w:bottom w:val="single" w:color="999999" w:sz="4"/>
-              <w:right w:val="single" w:color="999999" w:sz="4"/>
-            </w:tcBorders>
-            <w:tcMar>
-              <w:top w:type="dxa" w:w="60"/>
-              <w:left w:type="dxa" w:w="90"/>
-              <w:bottom w:type="dxa" w:w="60"/>
-              <w:right w:type="dxa" w:w="90"/>
-            </w:tcMar>
-          </w:tcPr>
-          <w:p>
-            <w:r>
-              <w:rPr>
-                <w:rFonts w:ascii="Calibri" w:cs="Calibri" w:eastAsia="Calibri" w:hAnsi="Calibri"/>
-                <w:b w:val="false"/>
-                <w:bCs w:val="false"/>
-                <w:sz w:val="19"/>
-                <w:szCs w:val="19"/>
-              </w:rPr>
-              <w:t xml:space="preserve">Entry logic</w:t>
-            </w:r>
-          </w:p>
-        </w:tc>
-        <w:tc>
-          <w:tcPr>
-            <w:tcW w:type="dxa" w:w="3500"/>
-            <w:tcBorders>
-              <w:top w:val="single" w:color="999999" w:sz="4"/>
-              <w:left w:val="single" w:color="999999" w:sz="4"/>
-              <w:bottom w:val="single" w:color="999999" w:sz="4"/>
-              <w:right w:val="single" w:color="999999" w:sz="4"/>
-            </w:tcBorders>
-            <w:tcMar>
-              <w:top w:type="dxa" w:w="60"/>
-              <w:left w:type="dxa" w:w="90"/>
-              <w:bottom w:type="dxa" w:w="60"/>
-              <w:right w:type="dxa" w:w="90"/>
-            </w:tcMar>
-          </w:tcPr>
-          <w:p>
-            <w:r>
-              <w:rPr>
-                <w:rFonts w:ascii="Calibri" w:cs="Calibri" w:eastAsia="Calibri" w:hAnsi="Calibri"/>
-                <w:b w:val="false"/>
-                <w:bCs w:val="false"/>
-                <w:sz w:val="19"/>
-                <w:szCs w:val="19"/>
-              </w:rPr>
-              <w:t xml:space="preserve">OLI + Scott/Kostova</w:t>
-            </w:r>
-          </w:p>
-        </w:tc>
-        <w:tc>
-          <w:tcPr>
-            <w:tcW w:type="dxa" w:w="4138"/>
-            <w:tcBorders>
-              <w:top w:val="single" w:color="999999" w:sz="4"/>
-              <w:left w:val="single" w:color="999999" w:sz="4"/>
-              <w:bottom w:val="single" w:color="999999" w:sz="4"/>
-              <w:right w:val="single" w:color="999999" w:sz="4"/>
-            </w:tcBorders>
-            <w:tcMar>
-              <w:top w:type="dxa" w:w="60"/>
-              <w:left w:type="dxa" w:w="90"/>
-              <w:bottom w:type="dxa" w:w="60"/>
-              <w:right w:type="dxa" w:w="90"/>
-            </w:tcMar>
-          </w:tcPr>
-          <w:p>
-            <w:r>
-              <w:rPr>
-                <w:rFonts w:ascii="Calibri" w:cs="Calibri" w:eastAsia="Calibri" w:hAnsi="Calibri"/>
-                <w:b w:val="false"/>
-                <w:bCs w:val="false"/>
-                <w:sz w:val="19"/>
-                <w:szCs w:val="19"/>
-              </w:rPr>
-              <w:t xml:space="preserve">OLI re-read as resource-seeking, plus Peng et al. (2008) institution-based view; legal form (FITTA “industrial activity” test) as a driver</w:t>
-            </w:r>
-          </w:p>
-        </w:tc>
-      </w:tr>
-      <w:tr>
-        <w:trPr>
-          <w:cantSplit/>
-        </w:trPr>
-        <w:tc>
-          <w:tcPr>
-            <w:tcW w:type="dxa" w:w="2000"/>
-            <w:tcBorders>
-              <w:top w:val="single" w:color="999999" w:sz="4"/>
-              <w:left w:val="single" w:color="999999" w:sz="4"/>
-              <w:bottom w:val="single" w:color="999999" w:sz="4"/>
-              <w:right w:val="single" w:color="999999" w:sz="4"/>
-            </w:tcBorders>
-            <w:tcMar>
-              <w:top w:type="dxa" w:w="60"/>
-              <w:left w:type="dxa" w:w="90"/>
-              <w:bottom w:type="dxa" w:w="60"/>
-              <w:right w:type="dxa" w:w="90"/>
-            </w:tcMar>
-          </w:tcPr>
-          <w:p>
-            <w:r>
-              <w:rPr>
-                <w:rFonts w:ascii="Calibri" w:cs="Calibri" w:eastAsia="Calibri" w:hAnsi="Calibri"/>
-                <w:b w:val="false"/>
-                <w:bCs w:val="false"/>
-                <w:sz w:val="19"/>
-                <w:szCs w:val="19"/>
-              </w:rPr>
-              <w:t xml:space="preserve">AC2 organisation</w:t>
-            </w:r>
-          </w:p>
-        </w:tc>
-        <w:tc>
-          <w:tcPr>
-            <w:tcW w:type="dxa" w:w="3500"/>
-            <w:tcBorders>
-              <w:top w:val="single" w:color="999999" w:sz="4"/>
-              <w:left w:val="single" w:color="999999" w:sz="4"/>
-              <w:bottom w:val="single" w:color="999999" w:sz="4"/>
-              <w:right w:val="single" w:color="999999" w:sz="4"/>
-            </w:tcBorders>
-            <w:tcMar>
-              <w:top w:type="dxa" w:w="60"/>
-              <w:left w:type="dxa" w:w="90"/>
-              <w:bottom w:type="dxa" w:w="60"/>
-              <w:right w:type="dxa" w:w="90"/>
-            </w:tcMar>
-          </w:tcPr>
-          <w:p>
-            <w:r>
-              <w:rPr>
-                <w:rFonts w:ascii="Calibri" w:cs="Calibri" w:eastAsia="Calibri" w:hAnsi="Calibri"/>
-                <w:b w:val="false"/>
-                <w:bCs w:val="false"/>
-                <w:sz w:val="19"/>
-                <w:szCs w:val="19"/>
-              </w:rPr>
-              <w:t xml:space="preserve">Political/economic/legal → Hofstede table → opportunities</w:t>
-            </w:r>
-          </w:p>
-        </w:tc>
-        <w:tc>
-          <w:tcPr>
-            <w:tcW w:type="dxa" w:w="4138"/>
-            <w:tcBorders>
-              <w:top w:val="single" w:color="999999" w:sz="4"/>
-              <w:left w:val="single" w:color="999999" w:sz="4"/>
-              <w:bottom w:val="single" w:color="999999" w:sz="4"/>
-              <w:right w:val="single" w:color="999999" w:sz="4"/>
-            </w:tcBorders>
-            <w:tcMar>
-              <w:top w:type="dxa" w:w="60"/>
-              <w:left w:type="dxa" w:w="90"/>
-              <w:bottom w:type="dxa" w:w="60"/>
-              <w:right w:type="dxa" w:w="90"/>
-            </w:tcMar>
-          </w:tcPr>
-          <w:p>
-            <w:r>
-              <w:rPr>
-                <w:rFonts w:ascii="Calibri" w:cs="Calibri" w:eastAsia="Calibri" w:hAnsi="Calibri"/>
-                <w:b w:val="false"/>
-                <w:bCs w:val="false"/>
-                <w:sz w:val="19"/>
-                <w:szCs w:val="19"/>
-              </w:rPr>
-              <w:t xml:space="preserve">Organised by distance (Ghemawat’s CAGE): administrative, economic and geographic, cultural; then learning</w:t>
-            </w:r>
-          </w:p>
-        </w:tc>
-      </w:tr>
-      <w:tr>
-        <w:trPr>
-          <w:cantSplit/>
-        </w:trPr>
-        <w:tc>
-          <w:tcPr>
-            <w:tcW w:type="dxa" w:w="2000"/>
-            <w:tcBorders>
-              <w:top w:val="single" w:color="999999" w:sz="4"/>
-              <w:left w:val="single" w:color="999999" w:sz="4"/>
-              <w:bottom w:val="single" w:color="999999" w:sz="4"/>
-              <w:right w:val="single" w:color="999999" w:sz="4"/>
-            </w:tcBorders>
-            <w:tcMar>
-              <w:top w:type="dxa" w:w="60"/>
-              <w:left w:type="dxa" w:w="90"/>
-              <w:bottom w:type="dxa" w:w="60"/>
-              <w:right w:type="dxa" w:w="90"/>
-            </w:tcMar>
-          </w:tcPr>
-          <w:p>
-            <w:r>
-              <w:rPr>
-                <w:rFonts w:ascii="Calibri" w:cs="Calibri" w:eastAsia="Calibri" w:hAnsi="Calibri"/>
-                <w:b w:val="false"/>
-                <w:bCs w:val="false"/>
-                <w:sz w:val="19"/>
-                <w:szCs w:val="19"/>
-              </w:rPr>
-              <w:t xml:space="preserve">Culture handling</w:t>
-            </w:r>
-          </w:p>
-        </w:tc>
-        <w:tc>
-          <w:tcPr>
-            <w:tcW w:type="dxa" w:w="3500"/>
-            <w:tcBorders>
-              <w:top w:val="single" w:color="999999" w:sz="4"/>
-              <w:left w:val="single" w:color="999999" w:sz="4"/>
-              <w:bottom w:val="single" w:color="999999" w:sz="4"/>
-              <w:right w:val="single" w:color="999999" w:sz="4"/>
-            </w:tcBorders>
-            <w:tcMar>
-              <w:top w:type="dxa" w:w="60"/>
-              <w:left w:type="dxa" w:w="90"/>
-              <w:bottom w:type="dxa" w:w="60"/>
-              <w:right w:type="dxa" w:w="90"/>
-            </w:tcMar>
-          </w:tcPr>
-          <w:p>
-            <w:r>
-              <w:rPr>
-                <w:rFonts w:ascii="Calibri" w:cs="Calibri" w:eastAsia="Calibri" w:hAnsi="Calibri"/>
-                <w:b w:val="false"/>
-                <w:bCs w:val="false"/>
-                <w:sz w:val="19"/>
-                <w:szCs w:val="19"/>
-              </w:rPr>
-              <w:t xml:space="preserve">Six scores with consequences</w:t>
-            </w:r>
-          </w:p>
-        </w:tc>
-        <w:tc>
-          <w:tcPr>
-            <w:tcW w:type="dxa" w:w="4138"/>
-            <w:tcBorders>
-              <w:top w:val="single" w:color="999999" w:sz="4"/>
-              <w:left w:val="single" w:color="999999" w:sz="4"/>
-              <w:bottom w:val="single" w:color="999999" w:sz="4"/>
-              <w:right w:val="single" w:color="999999" w:sz="4"/>
-            </w:tcBorders>
-            <w:tcMar>
-              <w:top w:type="dxa" w:w="60"/>
-              <w:left w:type="dxa" w:w="90"/>
-              <w:bottom w:type="dxa" w:w="60"/>
-              <w:right w:type="dxa" w:w="90"/>
-            </w:tcMar>
-          </w:tcPr>
-          <w:p>
-            <w:r>
-              <w:rPr>
-                <w:rFonts w:ascii="Calibri" w:cs="Calibri" w:eastAsia="Calibri" w:hAnsi="Calibri"/>
-                <w:b w:val="false"/>
-                <w:bCs w:val="false"/>
-                <w:sz w:val="19"/>
-                <w:szCs w:val="19"/>
-              </w:rPr>
-              <w:t xml:space="preserve">All six dimensions grouped by management function, with an explicit data-limitation critique (no verified official Nepal scores found)</w:t>
-            </w:r>
-          </w:p>
-        </w:tc>
-      </w:tr>
-      <w:tr>
-        <w:trPr>
-          <w:cantSplit/>
-        </w:trPr>
-        <w:tc>
-          <w:tcPr>
-            <w:tcW w:type="dxa" w:w="2000"/>
-            <w:tcBorders>
-              <w:top w:val="single" w:color="999999" w:sz="4"/>
-              <w:left w:val="single" w:color="999999" w:sz="4"/>
-              <w:bottom w:val="single" w:color="999999" w:sz="4"/>
-              <w:right w:val="single" w:color="999999" w:sz="4"/>
-            </w:tcBorders>
-            <w:tcMar>
-              <w:top w:type="dxa" w:w="60"/>
-              <w:left w:type="dxa" w:w="90"/>
-              <w:bottom w:type="dxa" w:w="60"/>
-              <w:right w:type="dxa" w:w="90"/>
-            </w:tcMar>
-          </w:tcPr>
-          <w:p>
-            <w:r>
-              <w:rPr>
-                <w:rFonts w:ascii="Calibri" w:cs="Calibri" w:eastAsia="Calibri" w:hAnsi="Calibri"/>
-                <w:b w:val="false"/>
-                <w:bCs w:val="false"/>
-                <w:sz w:val="19"/>
-                <w:szCs w:val="19"/>
-              </w:rPr>
-              <w:t xml:space="preserve">Evidence set</w:t>
-            </w:r>
-          </w:p>
-        </w:tc>
-        <w:tc>
-          <w:tcPr>
-            <w:tcW w:type="dxa" w:w="3500"/>
-            <w:tcBorders>
-              <w:top w:val="single" w:color="999999" w:sz="4"/>
-              <w:left w:val="single" w:color="999999" w:sz="4"/>
-              <w:bottom w:val="single" w:color="999999" w:sz="4"/>
-              <w:right w:val="single" w:color="999999" w:sz="4"/>
-            </w:tcBorders>
-            <w:tcMar>
-              <w:top w:type="dxa" w:w="60"/>
-              <w:left w:type="dxa" w:w="90"/>
-              <w:bottom w:type="dxa" w:w="60"/>
-              <w:right w:type="dxa" w:w="90"/>
-            </w:tcMar>
-          </w:tcPr>
-          <w:p>
-            <w:r>
-              <w:rPr>
-                <w:rFonts w:ascii="Calibri" w:cs="Calibri" w:eastAsia="Calibri" w:hAnsi="Calibri"/>
-                <w:b w:val="false"/>
-                <w:bCs w:val="false"/>
-                <w:sz w:val="19"/>
-                <w:szCs w:val="19"/>
-              </w:rPr>
-              <w:t xml:space="preserve">Nigeria CPI, FX, repatriation, Café Neo</w:t>
-            </w:r>
-          </w:p>
-        </w:tc>
-        <w:tc>
-          <w:tcPr>
-            <w:tcW w:type="dxa" w:w="4138"/>
-            <w:tcBorders>
-              <w:top w:val="single" w:color="999999" w:sz="4"/>
-              <w:left w:val="single" w:color="999999" w:sz="4"/>
-              <w:bottom w:val="single" w:color="999999" w:sz="4"/>
-              <w:right w:val="single" w:color="999999" w:sz="4"/>
-            </w:tcBorders>
-            <w:tcMar>
-              <w:top w:type="dxa" w:w="60"/>
-              <w:left w:type="dxa" w:w="90"/>
-              <w:bottom w:type="dxa" w:w="60"/>
-              <w:right w:type="dxa" w:w="90"/>
-            </w:tcMar>
-          </w:tcPr>
-          <w:p>
-            <w:r>
-              <w:rPr>
-                <w:rFonts w:ascii="Calibri" w:cs="Calibri" w:eastAsia="Calibri" w:hAnsi="Calibri"/>
-                <w:b w:val="false"/>
-                <w:bCs w:val="false"/>
-                <w:sz w:val="19"/>
-                <w:szCs w:val="19"/>
-              </w:rPr>
-              <w:t xml:space="preserve">Nepal CPI, 2025–26 political shock, remittances, FITTA, coffee paradox, tourism, Laos licensing precedent</w:t>
-            </w:r>
-          </w:p>
-        </w:tc>
-      </w:tr>
-      <w:tr>
-        <w:trPr>
-          <w:cantSplit/>
-        </w:trPr>
-        <w:tc>
-          <w:tcPr>
-            <w:tcW w:type="dxa" w:w="2000"/>
-            <w:tcBorders>
-              <w:top w:val="single" w:color="999999" w:sz="4"/>
-              <w:left w:val="single" w:color="999999" w:sz="4"/>
-              <w:bottom w:val="single" w:color="999999" w:sz="4"/>
-              <w:right w:val="single" w:color="999999" w:sz="4"/>
-            </w:tcBorders>
-            <w:tcMar>
-              <w:top w:type="dxa" w:w="60"/>
-              <w:left w:type="dxa" w:w="90"/>
-              <w:bottom w:type="dxa" w:w="60"/>
-              <w:right w:type="dxa" w:w="90"/>
-            </w:tcMar>
-          </w:tcPr>
-          <w:p>
-            <w:r>
-              <w:rPr>
-                <w:rFonts w:ascii="Calibri" w:cs="Calibri" w:eastAsia="Calibri" w:hAnsi="Calibri"/>
-                <w:b w:val="false"/>
-                <w:bCs w:val="false"/>
-                <w:sz w:val="19"/>
-                <w:szCs w:val="19"/>
-              </w:rPr>
-              <w:t xml:space="preserve">Reference set</w:t>
-            </w:r>
-          </w:p>
-        </w:tc>
-        <w:tc>
-          <w:tcPr>
-            <w:tcW w:type="dxa" w:w="3500"/>
-            <w:tcBorders>
-              <w:top w:val="single" w:color="999999" w:sz="4"/>
-              <w:left w:val="single" w:color="999999" w:sz="4"/>
-              <w:bottom w:val="single" w:color="999999" w:sz="4"/>
-              <w:right w:val="single" w:color="999999" w:sz="4"/>
-            </w:tcBorders>
-            <w:tcMar>
-              <w:top w:type="dxa" w:w="60"/>
-              <w:left w:type="dxa" w:w="90"/>
-              <w:bottom w:type="dxa" w:w="60"/>
-              <w:right w:type="dxa" w:w="90"/>
-            </w:tcMar>
-          </w:tcPr>
-          <w:p>
-            <w:r>
-              <w:rPr>
-                <w:rFonts w:ascii="Calibri" w:cs="Calibri" w:eastAsia="Calibri" w:hAnsi="Calibri"/>
-                <w:b w:val="false"/>
-                <w:bCs w:val="false"/>
-                <w:sz w:val="19"/>
-                <w:szCs w:val="19"/>
-              </w:rPr>
-              <w:t xml:space="preserve">Barney, Dunning, Scott, Kostova, House, Teece</w:t>
-            </w:r>
-          </w:p>
-        </w:tc>
-        <w:tc>
-          <w:tcPr>
-            <w:tcW w:type="dxa" w:w="4138"/>
-            <w:tcBorders>
-              <w:top w:val="single" w:color="999999" w:sz="4"/>
-              <w:left w:val="single" w:color="999999" w:sz="4"/>
-              <w:bottom w:val="single" w:color="999999" w:sz="4"/>
-              <w:right w:val="single" w:color="999999" w:sz="4"/>
-            </w:tcBorders>
-            <w:tcMar>
-              <w:top w:type="dxa" w:w="60"/>
-              <w:left w:type="dxa" w:w="90"/>
-              <w:bottom w:type="dxa" w:w="60"/>
-              <w:right w:type="dxa" w:w="90"/>
-            </w:tcMar>
-          </w:tcPr>
-          <w:p>
-            <w:r>
-              <w:rPr>
-                <w:rFonts w:ascii="Calibri" w:cs="Calibri" w:eastAsia="Calibri" w:hAnsi="Calibri"/>
-                <w:b w:val="false"/>
-                <w:bCs w:val="false"/>
-                <w:sz w:val="19"/>
-                <w:szCs w:val="19"/>
-              </w:rPr>
-              <w:t xml:space="preserve">North, Peng et al., Rugman and Verbeke, Ghemawat, Kogut, Johanson and Vahlne, Zaheer, Teece, Hofstede et al., plus Nepal sources</w:t>
-            </w:r>
-          </w:p>
-        </w:tc>
-      </w:tr>
-      <w:tr>
-        <w:trPr>
-          <w:cantSplit/>
-        </w:trPr>
-        <w:tc>
-          <w:tcPr>
-            <w:tcW w:type="dxa" w:w="2000"/>
-            <w:tcBorders>
-              <w:top w:val="single" w:color="999999" w:sz="4"/>
-              <w:left w:val="single" w:color="999999" w:sz="4"/>
-              <w:bottom w:val="single" w:color="999999" w:sz="4"/>
-              <w:right w:val="single" w:color="999999" w:sz="4"/>
-            </w:tcBorders>
-            <w:tcMar>
-              <w:top w:type="dxa" w:w="60"/>
-              <w:left w:type="dxa" w:w="90"/>
-              <w:bottom w:type="dxa" w:w="60"/>
-              <w:right w:type="dxa" w:w="90"/>
-            </w:tcMar>
-          </w:tcPr>
-          <w:p>
-            <w:r>
-              <w:rPr>
-                <w:rFonts w:ascii="Calibri" w:cs="Calibri" w:eastAsia="Calibri" w:hAnsi="Calibri"/>
-                <w:b w:val="false"/>
-                <w:bCs w:val="false"/>
-                <w:sz w:val="19"/>
-                <w:szCs w:val="19"/>
-              </w:rPr>
-              <w:t xml:space="preserve">Visuals</w:t>
-            </w:r>
-          </w:p>
-        </w:tc>
-        <w:tc>
-          <w:tcPr>
-            <w:tcW w:type="dxa" w:w="3500"/>
-            <w:tcBorders>
-              <w:top w:val="single" w:color="999999" w:sz="4"/>
-              <w:left w:val="single" w:color="999999" w:sz="4"/>
-              <w:bottom w:val="single" w:color="999999" w:sz="4"/>
-              <w:right w:val="single" w:color="999999" w:sz="4"/>
-            </w:tcBorders>
-            <w:tcMar>
-              <w:top w:type="dxa" w:w="60"/>
-              <w:left w:type="dxa" w:w="90"/>
-              <w:bottom w:type="dxa" w:w="60"/>
-              <w:right w:type="dxa" w:w="90"/>
-            </w:tcMar>
-          </w:tcPr>
-          <w:p>
-            <w:r>
-              <w:rPr>
-                <w:rFonts w:ascii="Calibri" w:cs="Calibri" w:eastAsia="Calibri" w:hAnsi="Calibri"/>
-                <w:b w:val="false"/>
-                <w:bCs w:val="false"/>
-                <w:sz w:val="19"/>
-                <w:szCs w:val="19"/>
-              </w:rPr>
-              <w:t xml:space="preserve">Hofstede bar chart</w:t>
-            </w:r>
-          </w:p>
-        </w:tc>
-        <w:tc>
-          <w:tcPr>
-            <w:tcW w:type="dxa" w:w="4138"/>
-            <w:tcBorders>
-              <w:top w:val="single" w:color="999999" w:sz="4"/>
-              <w:left w:val="single" w:color="999999" w:sz="4"/>
-              <w:bottom w:val="single" w:color="999999" w:sz="4"/>
-              <w:right w:val="single" w:color="999999" w:sz="4"/>
-            </w:tcBorders>
-            <w:tcMar>
-              <w:top w:type="dxa" w:w="60"/>
-              <w:left w:type="dxa" w:w="90"/>
-              <w:bottom w:type="dxa" w:w="60"/>
-              <w:right w:type="dxa" w:w="90"/>
-            </w:tcMar>
-          </w:tcPr>
-          <w:p>
-            <w:r>
-              <w:rPr>
-                <w:rFonts w:ascii="Calibri" w:cs="Calibri" w:eastAsia="Calibri" w:hAnsi="Calibri"/>
-                <w:b w:val="false"/>
-                <w:bCs w:val="false"/>
-                <w:sz w:val="19"/>
-                <w:szCs w:val="19"/>
-              </w:rPr>
-              <w:t xml:space="preserve">Figure 1: Nepal coffee paradox chart; Appendix: stage-gate roadmap (Gantt) with trigger metrics</w:t>
-            </w:r>
-          </w:p>
-        </w:tc>
-      </w:tr>
-    </w:tbl>
-    <w:p>
-      <w:pPr>
-        <w:pStyle w:val="Heading1"/>
-        <w:spacing w:after="120" w:before="300"/>
-      </w:pPr>
-      <w:r>
-        <w:rPr>
-          <w:rFonts w:ascii="Calibri" w:cs="Calibri" w:eastAsia="Calibri" w:hAnsi="Calibri"/>
-          <w:b/>
-          <w:bCs/>
-          <w:color w:val="1F3864"/>
-          <w:sz w:val="30"/>
-          <w:szCs w:val="30"/>
-        </w:rPr>
-        <w:t xml:space="preserve">2. What the rubric rewards (and how this design answers it)</w:t>
+        <w:t xml:space="preserve">1. What the rubric rewards (and how this design answers it)</w:t>
       </w:r>
     </w:p>
     <w:tbl>
@@ -1812,7 +667,7 @@
           <w:sz w:val="30"/>
           <w:szCs w:val="30"/>
         </w:rPr>
-        <w:t xml:space="preserve">3. Country decision and verification</w:t>
+        <w:t xml:space="preserve">2. Country decision and verification</w:t>
       </w:r>
     </w:p>
     <w:p>
@@ -1921,7 +776,7 @@
           <w:sz w:val="30"/>
           <w:szCs w:val="30"/>
         </w:rPr>
-        <w:t xml:space="preserve">4. Thesis and argument architecture</w:t>
+        <w:t xml:space="preserve">3. Thesis and argument architecture</w:t>
       </w:r>
     </w:p>
     <w:p>
@@ -2798,7 +1653,7 @@
                 <w:sz w:val="19"/>
                 <w:szCs w:val="19"/>
               </w:rPr>
-              <w:t xml:space="preserve">Fair; the claim is that a segment (first-time and short-stay visitors, long-haul visitors, airport and hotel-linked trade) values familiarity. Test it with segment evidence (Section 7) and keep the pilot to two stores.</w:t>
+              <w:t xml:space="preserve">Fair; the claim is that a segment (first-time and short-stay visitors, long-haul visitors, airport and hotel-linked trade) values familiarity. Test it with segment evidence (Section 6) and keep the pilot to two stores.</w:t>
             </w:r>
           </w:p>
         </w:tc>
@@ -2881,7 +1736,7 @@
           <w:sz w:val="30"/>
           <w:szCs w:val="30"/>
         </w:rPr>
-        <w:t xml:space="preserve">5. Theory architecture (who does what, and its limit)</w:t>
+        <w:t xml:space="preserve">4. Theory architecture (who does what, and its limit)</w:t>
       </w:r>
     </w:p>
     <w:tbl>
@@ -3769,7 +2624,7 @@
           <w:sz w:val="30"/>
           <w:szCs w:val="30"/>
         </w:rPr>
-        <w:t xml:space="preserve">6. Section plan and word budget (960 + 40 buffer)</w:t>
+        <w:t xml:space="preserve">5. Section plan and word budget (960 + 40 buffer)</w:t>
       </w:r>
     </w:p>
     <w:tbl>
@@ -4648,7 +3503,7 @@
           <w:sz w:val="21"/>
           <w:szCs w:val="21"/>
         </w:rPr>
-        <w:t xml:space="preserve">Tourism perspective (see Section 7): the tourist is a ready-made customer who already knows the brand, which reduces the liability of foreignness (Zaheer, 1995) and lowers marketing cost. Critical limits: average spend is only about $33 a day (down from $40.84), well below regional levels; arrivals are seasonal and volatile (September 2025 fell 18.3% during the protests); and Indian visitors, the largest group, already have access to Starbucks at home (verify).</w:t>
+        <w:t xml:space="preserve">Tourism perspective (see Section 6): the tourist is a ready-made customer who already knows the brand, which reduces the liability of foreignness (Zaheer, 1995) and lowers marketing cost. Critical limits: average spend is only about $33 a day (down from $40.84), well below regional levels; arrivals are seasonal and volatile (September 2025 fell 18.3% during the protests); and Indian visitors, the largest group, already have access to Starbucks at home (verify).</w:t>
       </w:r>
     </w:p>
     <w:p>
@@ -5538,7 +4393,7 @@
           <w:sz w:val="30"/>
           <w:szCs w:val="30"/>
         </w:rPr>
-        <w:t xml:space="preserve">7. Tourism perspective (new integrated pillar)</w:t>
+        <w:t xml:space="preserve">6. Tourism perspective</w:t>
       </w:r>
     </w:p>
     <w:p>
@@ -6997,7 +5852,7 @@
           <w:sz w:val="30"/>
           <w:szCs w:val="30"/>
         </w:rPr>
-        <w:t xml:space="preserve">8. Visuals and appendices</w:t>
+        <w:t xml:space="preserve">7. Visuals and appendices</w:t>
       </w:r>
     </w:p>
     <w:tbl>
@@ -8325,7 +7180,7 @@
           <w:sz w:val="30"/>
           <w:szCs w:val="30"/>
         </w:rPr>
-        <w:t xml:space="preserve">9. Data pack</w:t>
+        <w:t xml:space="preserve">8. Data pack</w:t>
       </w:r>
     </w:p>
     <w:p>
@@ -10802,7 +9657,7 @@
           <w:sz w:val="30"/>
           <w:szCs w:val="30"/>
         </w:rPr>
-        <w:t xml:space="preserve">10. Planned reference set (all to be verified before use)</w:t>
+        <w:t xml:space="preserve">9. Planned reference set (all to be verified before use)</w:t>
       </w:r>
     </w:p>
     <w:p>
@@ -11192,7 +10047,7 @@
           <w:sz w:val="30"/>
           <w:szCs w:val="30"/>
         </w:rPr>
-        <w:t xml:space="preserve">11. Harsh-marker checklist</w:t>
+        <w:t xml:space="preserve">10. Harsh-marker checklist</w:t>
       </w:r>
     </w:p>
     <w:p>
@@ -11511,7 +10366,7 @@
           <w:sz w:val="30"/>
           <w:szCs w:val="30"/>
         </w:rPr>
-        <w:t xml:space="preserve">12. Compliance, working order and AI warning</w:t>
+        <w:t xml:space="preserve">11. Compliance, working order and AI warning</w:t>
       </w:r>
     </w:p>
     <w:p>
@@ -11706,7 +10561,7 @@
           <w:sz w:val="30"/>
           <w:szCs w:val="30"/>
         </w:rPr>
-        <w:t xml:space="preserve">13. Sources used for this blueprint</w:t>
+        <w:t xml:space="preserve">12. Sources used for this blueprint</w:t>
       </w:r>
     </w:p>
     <w:p>
@@ -11718,7 +10573,7 @@
         </w:numPr>
         <w:spacing w:after="40"/>
       </w:pPr>
-      <w:hyperlink w:history="1" r:id="rIdhlrm95mqgyifv7aueej_x">
+      <w:hyperlink w:history="1" r:id="rId7tu2u9auvdtebgq1kwgkx">
         <w:r>
           <w:rPr>
             <w:rStyle w:val="Hyperlink"/>
@@ -11739,7 +10594,7 @@
         </w:numPr>
         <w:spacing w:after="40"/>
       </w:pPr>
-      <w:hyperlink w:history="1" r:id="rIdmdqdche85y91voay8xeew">
+      <w:hyperlink w:history="1" r:id="rIdghhymuux1usanuylte6e4">
         <w:r>
           <w:rPr>
             <w:rStyle w:val="Hyperlink"/>
@@ -11760,7 +10615,7 @@
         </w:numPr>
         <w:spacing w:after="40"/>
       </w:pPr>
-      <w:hyperlink w:history="1" r:id="rIdsjcxnn8k5z99yqtmd-nee">
+      <w:hyperlink w:history="1" r:id="rIdny87tcj9peh8hrdynnzmf">
         <w:r>
           <w:rPr>
             <w:rStyle w:val="Hyperlink"/>
@@ -11781,7 +10636,7 @@
         </w:numPr>
         <w:spacing w:after="40"/>
       </w:pPr>
-      <w:hyperlink w:history="1" r:id="rId8aqh6vcppx1ohtmuvnzqa">
+      <w:hyperlink w:history="1" r:id="rIdxznlgazcoh6vcr_3rbnyw">
         <w:r>
           <w:rPr>
             <w:rStyle w:val="Hyperlink"/>
@@ -11802,7 +10657,7 @@
         </w:numPr>
         <w:spacing w:after="40"/>
       </w:pPr>
-      <w:hyperlink w:history="1" r:id="rId9_hg4a7xnokh8srm6pdo7">
+      <w:hyperlink w:history="1" r:id="rIdipyvobalsnktkpokwplb8">
         <w:r>
           <w:rPr>
             <w:rStyle w:val="Hyperlink"/>
@@ -11823,7 +10678,7 @@
         </w:numPr>
         <w:spacing w:after="40"/>
       </w:pPr>
-      <w:hyperlink w:history="1" r:id="rIdhjznuhsqrzbitsq0ewzsg">
+      <w:hyperlink w:history="1" r:id="rIddemmfakmkokvmaupbfqzw">
         <w:r>
           <w:rPr>
             <w:rStyle w:val="Hyperlink"/>
@@ -11844,7 +10699,7 @@
         </w:numPr>
         <w:spacing w:after="40"/>
       </w:pPr>
-      <w:hyperlink w:history="1" r:id="rIdehd3cfhoqv1wshjqi1gx7">
+      <w:hyperlink w:history="1" r:id="rIdd-1dz44ct71flurq-ogcc">
         <w:r>
           <w:rPr>
             <w:rStyle w:val="Hyperlink"/>
@@ -11865,7 +10720,7 @@
         </w:numPr>
         <w:spacing w:after="40"/>
       </w:pPr>
-      <w:hyperlink w:history="1" r:id="rIdgaomok-dvy3n16mvngerh">
+      <w:hyperlink w:history="1" r:id="rIdsui7dob3i0cuj4xcse4l2">
         <w:r>
           <w:rPr>
             <w:rStyle w:val="Hyperlink"/>
@@ -11886,7 +10741,7 @@
         </w:numPr>
         <w:spacing w:after="40"/>
       </w:pPr>
-      <w:hyperlink w:history="1" r:id="rIdnqlqvr2amzrvublabpivb">
+      <w:hyperlink w:history="1" r:id="rIdvqoqhczemo5mx_e7i7c1t">
         <w:r>
           <w:rPr>
             <w:rStyle w:val="Hyperlink"/>
@@ -11907,7 +10762,7 @@
         </w:numPr>
         <w:spacing w:after="40"/>
       </w:pPr>
-      <w:hyperlink w:history="1" r:id="rIdof1ojpmlo8ucozyovvaww">
+      <w:hyperlink w:history="1" r:id="rIdgkw46hkgg-zlfdo0wtt53">
         <w:r>
           <w:rPr>
             <w:rStyle w:val="Hyperlink"/>
@@ -11928,7 +10783,7 @@
         </w:numPr>
         <w:spacing w:after="40"/>
       </w:pPr>
-      <w:hyperlink w:history="1" r:id="rIdtztbcejpm9q1d4hj0r94t">
+      <w:hyperlink w:history="1" r:id="rId8az0beyra_gu1ocfa27lq">
         <w:r>
           <w:rPr>
             <w:rStyle w:val="Hyperlink"/>
@@ -11949,7 +10804,7 @@
         </w:numPr>
         <w:spacing w:after="40"/>
       </w:pPr>
-      <w:hyperlink w:history="1" r:id="rId646ib_tag6auaihrr6fjm">
+      <w:hyperlink w:history="1" r:id="rIduhpnm0dofecjp7-c0hagh">
         <w:r>
           <w:rPr>
             <w:rStyle w:val="Hyperlink"/>
@@ -11970,7 +10825,7 @@
         </w:numPr>
         <w:spacing w:after="40"/>
       </w:pPr>
-      <w:hyperlink w:history="1" r:id="rId095dwhc-9br_6vr7zdkob">
+      <w:hyperlink w:history="1" r:id="rIdjxmooyzpuuuyvxkkls4xj">
         <w:r>
           <w:rPr>
             <w:rStyle w:val="Hyperlink"/>
@@ -11991,7 +10846,7 @@
         </w:numPr>
         <w:spacing w:after="40"/>
       </w:pPr>
-      <w:hyperlink w:history="1" r:id="rIdoqrxqqfxkjkipsur1pqsa">
+      <w:hyperlink w:history="1" r:id="rIdrqnkohmx6_s9aoxzaovdj">
         <w:r>
           <w:rPr>
             <w:rStyle w:val="Hyperlink"/>
@@ -12012,7 +10867,7 @@
         </w:numPr>
         <w:spacing w:after="40"/>
       </w:pPr>
-      <w:hyperlink w:history="1" r:id="rIdtmzb353snrlhtnc2r9dv2">
+      <w:hyperlink w:history="1" r:id="rIduamqqo7azxiwl7adidre5">
         <w:r>
           <w:rPr>
             <w:rStyle w:val="Hyperlink"/>
@@ -12033,7 +10888,7 @@
         </w:numPr>
         <w:spacing w:after="40"/>
       </w:pPr>
-      <w:hyperlink w:history="1" r:id="rIdodeopcy-xd_pr_xigq36y">
+      <w:hyperlink w:history="1" r:id="rId63pdjpmpsp129wecqvxrm">
         <w:r>
           <w:rPr>
             <w:rStyle w:val="Hyperlink"/>
@@ -12054,7 +10909,7 @@
         </w:numPr>
         <w:spacing w:after="40"/>
       </w:pPr>
-      <w:hyperlink w:history="1" r:id="rIdbze6csssbbgus0dfchwq3">
+      <w:hyperlink w:history="1" r:id="rIdc5udk1xk9fsgg_s9aqtde">
         <w:r>
           <w:rPr>
             <w:rStyle w:val="Hyperlink"/>
@@ -12075,7 +10930,7 @@
         </w:numPr>
         <w:spacing w:after="40"/>
       </w:pPr>
-      <w:hyperlink w:history="1" r:id="rIdzqviof7augysewhipowib">
+      <w:hyperlink w:history="1" r:id="rId8py_vglikipygji1hc5vf">
         <w:r>
           <w:rPr>
             <w:rStyle w:val="Hyperlink"/>
@@ -12096,7 +10951,7 @@
         </w:numPr>
         <w:spacing w:after="40"/>
       </w:pPr>
-      <w:hyperlink w:history="1" r:id="rIdj9uwa8vbcq9x7a1m-dxbp">
+      <w:hyperlink w:history="1" r:id="rId-4lxsfkdevlhfjzbkf2ip">
         <w:r>
           <w:rPr>
             <w:rStyle w:val="Hyperlink"/>
@@ -12117,7 +10972,7 @@
         </w:numPr>
         <w:spacing w:after="40"/>
       </w:pPr>
-      <w:hyperlink w:history="1" r:id="rIdz-dvnpnrurbj4v6hs89oa">
+      <w:hyperlink w:history="1" r:id="rId-y-2ye2-bczbeezk9t_1n">
         <w:r>
           <w:rPr>
             <w:rStyle w:val="Hyperlink"/>

--- a/Starbucks_Nepal_Blueprint.docx
+++ b/Starbucks_Nepal_Blueprint.docx
@@ -1112,7 +1112,7 @@
                 <w:sz w:val="19"/>
                 <w:szCs w:val="19"/>
               </w:rPr>
-              <w:t xml:space="preserve">RBV transferability test using Rugman and Verbeke (2004); Starbucks’ South Africa licensee pause as a counter-example if verified.</w:t>
+              <w:t xml:space="preserve">Core-competence transferability test (Prahalad and Hamel, 1990; Rugman and Verbeke, 2004); a verified example of a licensed Starbucks market that underperformed, if one exists.</w:t>
             </w:r>
           </w:p>
         </w:tc>
@@ -1561,7 +1561,7 @@
                 <w:sz w:val="19"/>
                 <w:szCs w:val="19"/>
               </w:rPr>
-              <w:t xml:space="preserve">A licensee model gives up control and brand quality (see South Africa).</w:t>
+              <w:t xml:space="preserve">A licensee model gives up control and brand quality (a standing risk in any licence).</w:t>
             </w:r>
           </w:p>
         </w:tc>
@@ -1883,7 +1883,7 @@
                 <w:sz w:val="19"/>
                 <w:szCs w:val="19"/>
               </w:rPr>
-              <w:t xml:space="preserve">RBV (Barney, 1991), extended with location-bound vs non-location-bound resources (Rugman and Verbeke, 2004). The ONE internal framework.</w:t>
+              <w:t xml:space="preserve">Resource-based view (Wernerfelt, 1984), applied through core competence (Prahalad and Hamel, 1990) and location-bound vs non-location-bound advantages (Rugman and Verbeke, 2004). The ONE internal framework.</w:t>
             </w:r>
           </w:p>
         </w:tc>
@@ -2067,7 +2067,7 @@
                 <w:sz w:val="19"/>
                 <w:szCs w:val="19"/>
               </w:rPr>
-              <w:t xml:space="preserve">Institution-based view (North, 1990; Peng et al., 2008)</w:t>
+              <w:t xml:space="preserve">Institution-based view (Peng et al., 2008)</w:t>
             </w:r>
           </w:p>
         </w:tc>
@@ -2343,7 +2343,7 @@
                 <w:sz w:val="19"/>
                 <w:szCs w:val="19"/>
               </w:rPr>
-              <w:t xml:space="preserve">Hofstede et al. (2010)</w:t>
+              <w:t xml:space="preserve">Hofstede (2011) dimensions</w:t>
             </w:r>
           </w:p>
         </w:tc>
@@ -2527,7 +2527,7 @@
                 <w:sz w:val="19"/>
                 <w:szCs w:val="19"/>
               </w:rPr>
-              <w:t xml:space="preserve">Dynamic capabilities (Teece et al., 1997)</w:t>
+              <w:t xml:space="preserve">Absorptive capacity (Cohen and Levinthal, 1990)</w:t>
             </w:r>
           </w:p>
         </w:tc>
@@ -2624,7 +2624,7 @@
           <w:sz w:val="30"/>
           <w:szCs w:val="30"/>
         </w:rPr>
-        <w:t xml:space="preserve">5. Section plan and word budget (960 + 40 buffer)</w:t>
+        <w:t xml:space="preserve">5. Section plan and word budget (965 + 35 buffer)</w:t>
       </w:r>
     </w:p>
     <w:tbl>
@@ -2892,7 +2892,7 @@
                 <w:sz w:val="19"/>
                 <w:szCs w:val="19"/>
               </w:rPr>
-              <w:t xml:space="preserve">430</w:t>
+              <w:t xml:space="preserve">465</w:t>
             </w:r>
           </w:p>
         </w:tc>
@@ -2921,7 +2921,7 @@
                 <w:sz w:val="19"/>
                 <w:szCs w:val="19"/>
               </w:rPr>
-              <w:t xml:space="preserve">1a 60 + 1b 150 + 1c 220</w:t>
+              <w:t xml:space="preserve">1a 65 + 1b 170 + 1c 230</w:t>
             </w:r>
           </w:p>
         </w:tc>
@@ -2984,7 +2984,7 @@
                 <w:sz w:val="19"/>
                 <w:szCs w:val="19"/>
               </w:rPr>
-              <w:t xml:space="preserve">430</w:t>
+              <w:t xml:space="preserve">400</w:t>
             </w:r>
           </w:p>
         </w:tc>
@@ -3013,7 +3013,7 @@
                 <w:sz w:val="19"/>
                 <w:szCs w:val="19"/>
               </w:rPr>
-              <w:t xml:space="preserve">2a 100 + 2b 110 + 2c 160 + 2d 60</w:t>
+              <w:t xml:space="preserve">2a 95 + 2b 100 + 2c 150 + 2d 55</w:t>
             </w:r>
           </w:p>
         </w:tc>
@@ -3168,7 +3168,7 @@
                 <w:sz w:val="19"/>
                 <w:szCs w:val="19"/>
               </w:rPr>
-              <w:t xml:space="preserve">960</w:t>
+              <w:t xml:space="preserve">965</w:t>
             </w:r>
           </w:p>
         </w:tc>
@@ -3197,7 +3197,7 @@
                 <w:sz w:val="19"/>
                 <w:szCs w:val="19"/>
               </w:rPr>
-              <w:t xml:space="preserve">40-word margin. Check whether tables, captions and citations count under your programme’s word-count guidelines.</w:t>
+              <w:t xml:space="preserve">35-word margin. Check whether tables, captions and citations count under your programme’s word-count guidelines.</w:t>
             </w:r>
           </w:p>
         </w:tc>
@@ -3293,7 +3293,7 @@
           <w:sz w:val="24"/>
           <w:szCs w:val="24"/>
         </w:rPr>
-        <w:t xml:space="preserve">AC1: Competitive Advantage (430 words)</w:t>
+        <w:t xml:space="preserve">AC1: Competitive Advantage (465 words)</w:t>
       </w:r>
     </w:p>
     <w:p>
@@ -3309,7 +3309,7 @@
           <w:sz w:val="22"/>
           <w:szCs w:val="22"/>
         </w:rPr>
-        <w:t xml:space="preserve">1a. The strategic case: why this move (60 words)</w:t>
+        <w:t xml:space="preserve">1a. The strategic case: why this move (65 words)</w:t>
       </w:r>
     </w:p>
     <w:p>
@@ -3379,7 +3379,7 @@
           <w:sz w:val="22"/>
           <w:szCs w:val="22"/>
         </w:rPr>
-        <w:t xml:space="preserve">1b. Which advantages travel: RBV tested (150 words)</w:t>
+        <w:t xml:space="preserve">1b. Which advantages travel: RBV tested (170 words)</w:t>
       </w:r>
     </w:p>
     <w:p>
@@ -3451,7 +3451,7 @@
           <w:sz w:val="21"/>
           <w:szCs w:val="21"/>
         </w:rPr>
-        <w:t xml:space="preserve">Critique (mandatory): RBV assumes resources are portable. Nepal tests that. Cite the South Africa licensee pause only if you can verify it, as evidence that brand does not guarantee unit economics.</w:t>
+        <w:t xml:space="preserve">Critique (mandatory): RBV assumes resources are portable. Nepal tests that. Use a verified example of a licensed Starbucks market that struggled, if you can find one; otherwise argue from the rival and price evidence.</w:t>
       </w:r>
     </w:p>
     <w:p>
@@ -3467,7 +3467,7 @@
           <w:sz w:val="22"/>
           <w:szCs w:val="22"/>
         </w:rPr>
-        <w:t xml:space="preserve">1c. Why Nepal, and why this route: OLI plus institutions (220 words)</w:t>
+        <w:t xml:space="preserve">1c. Why Nepal, and why this route: OLI plus institutions (230 words)</w:t>
       </w:r>
     </w:p>
     <w:p>
@@ -3503,7 +3503,7 @@
           <w:sz w:val="21"/>
           <w:szCs w:val="21"/>
         </w:rPr>
-        <w:t xml:space="preserve">Tourism perspective (see Section 6): the tourist is a ready-made customer who already knows the brand, which reduces the liability of foreignness (Zaheer, 1995) and lowers marketing cost. Critical limits: average spend is only about $33 a day (down from $40.84), well below regional levels; arrivals are seasonal and volatile (September 2025 fell 18.3% during the protests); and Indian visitors, the largest group, already have access to Starbucks at home (verify).</w:t>
+        <w:t xml:space="preserve">Tourism perspective (see Section 6): the tourist is a ready-made customer who already knows the brand, which reduces the liability of foreignness (Hymer, 1976) and lowers marketing cost. Critical limits: average spend is only about $33 a day (down from $40.84), well below regional levels; arrivals are seasonal and volatile (September 2025 fell 18.3% during the protests); and Indian visitors, the largest group, already have access to Starbucks at home (verify).</w:t>
       </w:r>
     </w:p>
     <w:p>
@@ -3574,7 +3574,7 @@
           <w:sz w:val="24"/>
           <w:szCs w:val="24"/>
         </w:rPr>
-        <w:t xml:space="preserve">AC2: Complexities and Diversities (430 words), organised by distance</w:t>
+        <w:t xml:space="preserve">AC2: Complexities and Diversities (400 words), organised by distance</w:t>
       </w:r>
     </w:p>
     <w:p>
@@ -3590,7 +3590,7 @@
           <w:sz w:val="22"/>
           <w:szCs w:val="22"/>
         </w:rPr>
-        <w:t xml:space="preserve">2a. Administrative distance: politics, law and governance (100 words)</w:t>
+        <w:t xml:space="preserve">2a. Administrative distance: politics, law and governance (95 words)</w:t>
       </w:r>
     </w:p>
     <w:p>
@@ -3678,7 +3678,7 @@
           <w:sz w:val="22"/>
           <w:szCs w:val="22"/>
         </w:rPr>
-        <w:t xml:space="preserve">2b. Economic and geographic distance (110 words)</w:t>
+        <w:t xml:space="preserve">2b. Economic and geographic distance (100 words)</w:t>
       </w:r>
     </w:p>
     <w:p>
@@ -3784,7 +3784,7 @@
           <w:sz w:val="22"/>
           <w:szCs w:val="22"/>
         </w:rPr>
-        <w:t xml:space="preserve">2c. Cultural distance: Hofstede by management function (160 words)</w:t>
+        <w:t xml:space="preserve">2c. Cultural distance: Hofstede by management function (150 words)</w:t>
       </w:r>
     </w:p>
     <w:tbl>
@@ -4233,7 +4233,7 @@
           <w:sz w:val="22"/>
           <w:szCs w:val="22"/>
         </w:rPr>
-        <w:t xml:space="preserve">2d. Opportunities, challenges and reverse learning (60 words)</w:t>
+        <w:t xml:space="preserve">2d. Opportunities, challenges and reverse learning (55 words)</w:t>
       </w:r>
     </w:p>
     <w:p>
@@ -4287,7 +4287,7 @@
           <w:sz w:val="21"/>
           <w:szCs w:val="21"/>
         </w:rPr>
-        <w:t xml:space="preserve">Reverse learning: a small-farmer sourcing model for mountainous origins, a destination-store format for other tourist-dependent markets, and a licensing-plus-stage-gate playbook for small LDC markets (Laos, Nepal). One sentence linking to dynamic capabilities (Teece et al., 1997).</w:t>
+        <w:t xml:space="preserve">Reverse learning: a small-farmer sourcing model for mountainous origins, a destination-store format for other tourist-dependent markets, and a licensing-plus-stage-gate playbook for small LDC markets (Laos, Nepal). One sentence linking to absorptive capacity (Cohen and Levinthal, 1990).</w:t>
       </w:r>
     </w:p>
     <w:p>
@@ -9688,7 +9688,7 @@
           <w:sz w:val="21"/>
           <w:szCs w:val="21"/>
         </w:rPr>
-        <w:t xml:space="preserve">Barney, J. (1991) ‘Firm resources and sustained competitive advantage’, Journal of Management, 17(1).</w:t>
+        <w:t xml:space="preserve">Dunning, J.H. and Lundan, S.M. (2008) Multinational Enterprises and the Global Economy. 2nd edn.</w:t>
       </w:r>
     </w:p>
     <w:p>
@@ -9706,7 +9706,7 @@
           <w:sz w:val="21"/>
           <w:szCs w:val="21"/>
         </w:rPr>
-        <w:t xml:space="preserve">Dunning, J.H. and Lundan, S.M. (2008) Multinational Enterprises and the Global Economy. 2nd edn.</w:t>
+        <w:t xml:space="preserve">Ghemawat, P. (2001) ‘Distance still matters’, Harvard Business Review, 79(8).</w:t>
       </w:r>
     </w:p>
     <w:p>
@@ -9724,7 +9724,7 @@
           <w:sz w:val="21"/>
           <w:szCs w:val="21"/>
         </w:rPr>
-        <w:t xml:space="preserve">Ghemawat, P. (2001) ‘Distance still matters’, Harvard Business Review, 79(8).</w:t>
+        <w:t xml:space="preserve">Hofstede, G. (2011) ‘Dimensionalizing cultures: the Hofstede model in context’, Online Readings in Psychology and Culture, 2(1).</w:t>
       </w:r>
     </w:p>
     <w:p>
@@ -9742,7 +9742,7 @@
           <w:sz w:val="21"/>
           <w:szCs w:val="21"/>
         </w:rPr>
-        <w:t xml:space="preserve">Hofstede, G., Hofstede, G.J. and Minkov, M. (2010) Cultures and Organizations: Software of the Mind. 3rd edn.</w:t>
+        <w:t xml:space="preserve">Wernerfelt, B. (1984) ‘A resource-based view of the firm’, Strategic Management Journal, 5(2).</w:t>
       </w:r>
     </w:p>
     <w:p>
@@ -9760,7 +9760,7 @@
           <w:sz w:val="21"/>
           <w:szCs w:val="21"/>
         </w:rPr>
-        <w:t xml:space="preserve">Johanson, J. and Vahlne, J-E. (1977) ‘The internationalization process of the firm’, Journal of International Business Studies, 8(1).</w:t>
+        <w:t xml:space="preserve">Prahalad, C.K. and Hamel, G. (1990) ‘The core competence of the corporation’, Harvard Business Review, 68(3).</w:t>
       </w:r>
     </w:p>
     <w:p>
@@ -9778,7 +9778,7 @@
           <w:sz w:val="21"/>
           <w:szCs w:val="21"/>
         </w:rPr>
-        <w:t xml:space="preserve">Kogut, B. (1991) ‘Joint ventures and the option to expand and acquire’, Management Science, 37(1).</w:t>
+        <w:t xml:space="preserve">Hymer, S.H. (1976) The International Operations of National Firms. MIT Press.</w:t>
       </w:r>
     </w:p>
     <w:p>
@@ -9796,7 +9796,7 @@
           <w:sz w:val="21"/>
           <w:szCs w:val="21"/>
         </w:rPr>
-        <w:t xml:space="preserve">North, D.C. (1990) Institutions, Institutional Change and Economic Performance.</w:t>
+        <w:t xml:space="preserve">Cohen, W.M. and Levinthal, D.A. (1990) ‘Absorptive capacity: a new perspective on learning and innovation’, Administrative Science Quarterly, 35(1).</w:t>
       </w:r>
     </w:p>
     <w:p>
@@ -9814,7 +9814,7 @@
           <w:sz w:val="21"/>
           <w:szCs w:val="21"/>
         </w:rPr>
-        <w:t xml:space="preserve">Peng, M.W., Wang, D.Y.L. and Jiang, Y. (2008) ‘An institution-based view of international business strategy’, Journal of International Business Studies, 39(5).</w:t>
+        <w:t xml:space="preserve">Johanson, J. and Vahlne, J-E. (1977) ‘The internationalization process of the firm’, Journal of International Business Studies, 8(1).</w:t>
       </w:r>
     </w:p>
     <w:p>
@@ -9832,7 +9832,7 @@
           <w:sz w:val="21"/>
           <w:szCs w:val="21"/>
         </w:rPr>
-        <w:t xml:space="preserve">Rugman, A.M. and Verbeke, A. (2004) ‘A perspective on regional and global strategies of multinational enterprises’, Journal of International Business Studies, 35(1).</w:t>
+        <w:t xml:space="preserve">Kogut, B. (1991) ‘Joint ventures and the option to expand and acquire’, Management Science, 37(1).</w:t>
       </w:r>
     </w:p>
     <w:p>
@@ -9850,7 +9850,7 @@
           <w:sz w:val="21"/>
           <w:szCs w:val="21"/>
         </w:rPr>
-        <w:t xml:space="preserve">Teece, D.J., Pisano, G. and Shuen, A. (1997) ‘Dynamic capabilities and strategic management’, Strategic Management Journal, 18(7).</w:t>
+        <w:t xml:space="preserve">Peng, M.W., Wang, D.Y.L. and Jiang, Y. (2008) ‘An institution-based view of international business strategy’, Journal of International Business Studies, 39(5).</w:t>
       </w:r>
     </w:p>
     <w:p>
@@ -9868,7 +9868,7 @@
           <w:sz w:val="21"/>
           <w:szCs w:val="21"/>
         </w:rPr>
-        <w:t xml:space="preserve">Cohen, E. (1972) ‘Toward a sociology of international tourism’, Social Research, 39(1).</w:t>
+        <w:t xml:space="preserve">Rugman, A.M. and Verbeke, A. (2004) ‘A perspective on regional and global strategies of multinational enterprises’, Journal of International Business Studies, 35(1).</w:t>
       </w:r>
     </w:p>
     <w:p>
@@ -9886,7 +9886,7 @@
           <w:sz w:val="21"/>
           <w:szCs w:val="21"/>
         </w:rPr>
-        <w:t xml:space="preserve">Butler, R.W. (1980) ‘The concept of a tourist area cycle of evolution’, Canadian Geographer, 24(1).</w:t>
+        <w:t xml:space="preserve">Cohen, E. (1972) ‘Toward a sociology of international tourism’, Social Research, 39(1).</w:t>
       </w:r>
     </w:p>
     <w:p>
@@ -9904,7 +9904,7 @@
           <w:sz w:val="21"/>
           <w:szCs w:val="21"/>
         </w:rPr>
-        <w:t xml:space="preserve">Zaheer, S. (1995) ‘Overcoming the liability of foreignness’, Academy of Management Journal, 38(2).</w:t>
+        <w:t xml:space="preserve">Butler, R.W. (1980) ‘The concept of a tourist area cycle of evolution’, Canadian Geographer, 24(1).</w:t>
       </w:r>
     </w:p>
     <w:p>
@@ -10573,7 +10573,7 @@
         </w:numPr>
         <w:spacing w:after="40"/>
       </w:pPr>
-      <w:hyperlink w:history="1" r:id="rId7tu2u9auvdtebgq1kwgkx">
+      <w:hyperlink w:history="1" r:id="rIdscvjromujsmndywlstw-u">
         <w:r>
           <w:rPr>
             <w:rStyle w:val="Hyperlink"/>
@@ -10594,7 +10594,7 @@
         </w:numPr>
         <w:spacing w:after="40"/>
       </w:pPr>
-      <w:hyperlink w:history="1" r:id="rIdghhymuux1usanuylte6e4">
+      <w:hyperlink w:history="1" r:id="rIdzvaa-9ubctay-daow66po">
         <w:r>
           <w:rPr>
             <w:rStyle w:val="Hyperlink"/>
@@ -10615,7 +10615,7 @@
         </w:numPr>
         <w:spacing w:after="40"/>
       </w:pPr>
-      <w:hyperlink w:history="1" r:id="rIdny87tcj9peh8hrdynnzmf">
+      <w:hyperlink w:history="1" r:id="rIdrn9ynvliee8_az93renxj">
         <w:r>
           <w:rPr>
             <w:rStyle w:val="Hyperlink"/>
@@ -10636,7 +10636,7 @@
         </w:numPr>
         <w:spacing w:after="40"/>
       </w:pPr>
-      <w:hyperlink w:history="1" r:id="rIdxznlgazcoh6vcr_3rbnyw">
+      <w:hyperlink w:history="1" r:id="rId6uk6cmctlvj2gwokm9bgw">
         <w:r>
           <w:rPr>
             <w:rStyle w:val="Hyperlink"/>
@@ -10657,7 +10657,7 @@
         </w:numPr>
         <w:spacing w:after="40"/>
       </w:pPr>
-      <w:hyperlink w:history="1" r:id="rIdipyvobalsnktkpokwplb8">
+      <w:hyperlink w:history="1" r:id="rIdvv6o1ge5rczoi7xkwq_tg">
         <w:r>
           <w:rPr>
             <w:rStyle w:val="Hyperlink"/>
@@ -10678,7 +10678,7 @@
         </w:numPr>
         <w:spacing w:after="40"/>
       </w:pPr>
-      <w:hyperlink w:history="1" r:id="rIddemmfakmkokvmaupbfqzw">
+      <w:hyperlink w:history="1" r:id="rIdwfpp57hmi7kyobumz0y97">
         <w:r>
           <w:rPr>
             <w:rStyle w:val="Hyperlink"/>
@@ -10699,7 +10699,7 @@
         </w:numPr>
         <w:spacing w:after="40"/>
       </w:pPr>
-      <w:hyperlink w:history="1" r:id="rIdd-1dz44ct71flurq-ogcc">
+      <w:hyperlink w:history="1" r:id="rIdisd7eevquqwcnyf24ziff">
         <w:r>
           <w:rPr>
             <w:rStyle w:val="Hyperlink"/>
@@ -10720,7 +10720,7 @@
         </w:numPr>
         <w:spacing w:after="40"/>
       </w:pPr>
-      <w:hyperlink w:history="1" r:id="rIdsui7dob3i0cuj4xcse4l2">
+      <w:hyperlink w:history="1" r:id="rIdulvdmxroyvavqvsf1q-rw">
         <w:r>
           <w:rPr>
             <w:rStyle w:val="Hyperlink"/>
@@ -10741,7 +10741,7 @@
         </w:numPr>
         <w:spacing w:after="40"/>
       </w:pPr>
-      <w:hyperlink w:history="1" r:id="rIdvqoqhczemo5mx_e7i7c1t">
+      <w:hyperlink w:history="1" r:id="rIdd6nercsxddfn4t72ntqdz">
         <w:r>
           <w:rPr>
             <w:rStyle w:val="Hyperlink"/>
@@ -10762,7 +10762,7 @@
         </w:numPr>
         <w:spacing w:after="40"/>
       </w:pPr>
-      <w:hyperlink w:history="1" r:id="rIdgkw46hkgg-zlfdo0wtt53">
+      <w:hyperlink w:history="1" r:id="rIddffrmo-795ty18zvkvujz">
         <w:r>
           <w:rPr>
             <w:rStyle w:val="Hyperlink"/>
@@ -10783,7 +10783,7 @@
         </w:numPr>
         <w:spacing w:after="40"/>
       </w:pPr>
-      <w:hyperlink w:history="1" r:id="rId8az0beyra_gu1ocfa27lq">
+      <w:hyperlink w:history="1" r:id="rIdwdvsxfvybw86tgczmqb2p">
         <w:r>
           <w:rPr>
             <w:rStyle w:val="Hyperlink"/>
@@ -10804,7 +10804,7 @@
         </w:numPr>
         <w:spacing w:after="40"/>
       </w:pPr>
-      <w:hyperlink w:history="1" r:id="rIduhpnm0dofecjp7-c0hagh">
+      <w:hyperlink w:history="1" r:id="rIddaobssdxkscc_zzea38ct">
         <w:r>
           <w:rPr>
             <w:rStyle w:val="Hyperlink"/>
@@ -10825,7 +10825,7 @@
         </w:numPr>
         <w:spacing w:after="40"/>
       </w:pPr>
-      <w:hyperlink w:history="1" r:id="rIdjxmooyzpuuuyvxkkls4xj">
+      <w:hyperlink w:history="1" r:id="rIdfsovoeukukfxyxgjqvjaa">
         <w:r>
           <w:rPr>
             <w:rStyle w:val="Hyperlink"/>
@@ -10846,7 +10846,7 @@
         </w:numPr>
         <w:spacing w:after="40"/>
       </w:pPr>
-      <w:hyperlink w:history="1" r:id="rIdrqnkohmx6_s9aoxzaovdj">
+      <w:hyperlink w:history="1" r:id="rIdma19sotcyazohy_api7vc">
         <w:r>
           <w:rPr>
             <w:rStyle w:val="Hyperlink"/>
@@ -10867,7 +10867,7 @@
         </w:numPr>
         <w:spacing w:after="40"/>
       </w:pPr>
-      <w:hyperlink w:history="1" r:id="rIduamqqo7azxiwl7adidre5">
+      <w:hyperlink w:history="1" r:id="rIdgxnwngvsxu9kfnx5aespp">
         <w:r>
           <w:rPr>
             <w:rStyle w:val="Hyperlink"/>
@@ -10888,7 +10888,7 @@
         </w:numPr>
         <w:spacing w:after="40"/>
       </w:pPr>
-      <w:hyperlink w:history="1" r:id="rId63pdjpmpsp129wecqvxrm">
+      <w:hyperlink w:history="1" r:id="rIdydj34jf3akug0pjixyrn3">
         <w:r>
           <w:rPr>
             <w:rStyle w:val="Hyperlink"/>
@@ -10909,7 +10909,7 @@
         </w:numPr>
         <w:spacing w:after="40"/>
       </w:pPr>
-      <w:hyperlink w:history="1" r:id="rIdc5udk1xk9fsgg_s9aqtde">
+      <w:hyperlink w:history="1" r:id="rIdseenswhag4k7wcfwd6lbr">
         <w:r>
           <w:rPr>
             <w:rStyle w:val="Hyperlink"/>
@@ -10930,7 +10930,7 @@
         </w:numPr>
         <w:spacing w:after="40"/>
       </w:pPr>
-      <w:hyperlink w:history="1" r:id="rId8py_vglikipygji1hc5vf">
+      <w:hyperlink w:history="1" r:id="rIdq9aeyyksm_pmxpzh6n_jq">
         <w:r>
           <w:rPr>
             <w:rStyle w:val="Hyperlink"/>
@@ -10951,7 +10951,7 @@
         </w:numPr>
         <w:spacing w:after="40"/>
       </w:pPr>
-      <w:hyperlink w:history="1" r:id="rId-4lxsfkdevlhfjzbkf2ip">
+      <w:hyperlink w:history="1" r:id="rIdd47tcic-f1o7vrq0ja_sf">
         <w:r>
           <w:rPr>
             <w:rStyle w:val="Hyperlink"/>
@@ -10972,7 +10972,7 @@
         </w:numPr>
         <w:spacing w:after="40"/>
       </w:pPr>
-      <w:hyperlink w:history="1" r:id="rId-y-2ye2-bczbeezk9t_1n">
+      <w:hyperlink w:history="1" r:id="rIdggh7vqmahvomlsqzzvood">
         <w:r>
           <w:rPr>
             <w:rStyle w:val="Hyperlink"/>
